--- a/docs/E-Testing Services.docx
+++ b/docs/E-Testing Services.docx
@@ -127,27 +127,7 @@
           <w:lang w:val="en-US"/>
         </w:rPr>
         <w:t xml:space="preserve">COMSATS University Islamabad, </w:t>
-      </w:r>
-      <w:r>
-        <w:rPr>
-          <w:rFonts w:asciiTheme="majorBidi" w:eastAsia="Times New Roman" w:hAnsiTheme="majorBidi" w:cstheme="majorBidi"/>
-          <w:b/>
-          <w:color w:val="000000"/>
-          <w:sz w:val="36"/>
-          <w:szCs w:val="36"/>
-          <w:lang w:val="en-US"/>
-        </w:rPr>
         <w:br/>
-      </w:r>
-      <w:r>
-        <w:rPr>
-          <w:rFonts w:asciiTheme="majorBidi" w:eastAsia="Times New Roman" w:hAnsiTheme="majorBidi" w:cstheme="majorBidi"/>
-          <w:b/>
-          <w:color w:val="000000"/>
-          <w:sz w:val="36"/>
-          <w:szCs w:val="36"/>
-          <w:lang w:val="en-US"/>
-        </w:rPr>
         <w:t>Abbottabad Campus</w:t>
       </w:r>
     </w:p>
@@ -191,8 +171,13 @@
           <w:lang w:val="en-US"/>
         </w:rPr>
         <w:t>Scope Document</w:t>
-      </w:r>
-      <w:r>
+        <w:br/>
+      </w:r>
+    </w:p>
+    <w:p>
+      <w:pPr>
+        <w:spacing w:before="240" w:after="0" w:line="240" w:lineRule="auto"/>
+        <w:jc w:val="center"/>
         <w:rPr>
           <w:rFonts w:asciiTheme="majorBidi" w:eastAsia="Times New Roman" w:hAnsiTheme="majorBidi" w:cstheme="majorBidi"/>
           <w:b/>
@@ -202,13 +187,20 @@
           <w:szCs w:val="20"/>
           <w:lang w:val="en-US"/>
         </w:rPr>
-        <w:br/>
-      </w:r>
-    </w:p>
-    <w:p>
-      <w:pPr>
-        <w:spacing w:before="240" w:after="0" w:line="240" w:lineRule="auto"/>
-        <w:jc w:val="center"/>
+      </w:pPr>
+      <w:r>
+        <w:rPr>
+          <w:rFonts w:asciiTheme="majorBidi" w:eastAsia="Times New Roman" w:hAnsiTheme="majorBidi" w:cstheme="majorBidi"/>
+          <w:b/>
+          <w:color w:val="000000"/>
+          <w:kern w:val="28"/>
+          <w:sz w:val="56"/>
+          <w:szCs w:val="20"/>
+          <w:lang w:val="en-US"/>
+        </w:rPr>
+        <w:t>for</w:t>
+      </w:r>
+      <w:r>
         <w:rPr>
           <w:rFonts w:asciiTheme="majorBidi" w:eastAsia="Times New Roman" w:hAnsiTheme="majorBidi" w:cstheme="majorBidi"/>
           <w:b/>
@@ -218,29 +210,6 @@
           <w:szCs w:val="20"/>
           <w:lang w:val="en-US"/>
         </w:rPr>
-      </w:pPr>
-      <w:r>
-        <w:rPr>
-          <w:rFonts w:asciiTheme="majorBidi" w:eastAsia="Times New Roman" w:hAnsiTheme="majorBidi" w:cstheme="majorBidi"/>
-          <w:b/>
-          <w:color w:val="000000"/>
-          <w:kern w:val="28"/>
-          <w:sz w:val="56"/>
-          <w:szCs w:val="20"/>
-          <w:lang w:val="en-US"/>
-        </w:rPr>
-        <w:t>for</w:t>
-      </w:r>
-      <w:r>
-        <w:rPr>
-          <w:rFonts w:asciiTheme="majorBidi" w:eastAsia="Times New Roman" w:hAnsiTheme="majorBidi" w:cstheme="majorBidi"/>
-          <w:b/>
-          <w:color w:val="000000"/>
-          <w:kern w:val="28"/>
-          <w:sz w:val="64"/>
-          <w:szCs w:val="20"/>
-          <w:lang w:val="en-US"/>
-        </w:rPr>
         <w:br/>
       </w:r>
     </w:p>
@@ -269,18 +238,7 @@
           <w:szCs w:val="24"/>
           <w:lang w:val="en-US"/>
         </w:rPr>
-        <w:t>e</w:t>
-      </w:r>
-      <w:r>
-        <w:rPr>
-          <w:rFonts w:asciiTheme="majorBidi" w:eastAsia="Times New Roman" w:hAnsiTheme="majorBidi" w:cstheme="majorBidi"/>
-          <w:b/>
-          <w:color w:val="000000"/>
-          <w:sz w:val="42"/>
-          <w:szCs w:val="24"/>
-          <w:lang w:val="en-US"/>
-        </w:rPr>
-        <w:t xml:space="preserve"> – Testing Services</w:t>
+        <w:t xml:space="preserve">e – Testing Services</w:t>
       </w:r>
       <w:r>
         <w:rPr>
@@ -352,18 +310,7 @@
           <w:szCs w:val="32"/>
           <w:lang w:val="en-US"/>
         </w:rPr>
-        <w:t xml:space="preserve">Mujahid Khan </w:t>
-      </w:r>
-      <w:r>
-        <w:rPr>
-          <w:rFonts w:asciiTheme="majorBidi" w:eastAsia="Times New Roman" w:hAnsiTheme="majorBidi" w:cstheme="majorBidi"/>
-          <w:b/>
-          <w:color w:val="000000"/>
-          <w:sz w:val="32"/>
-          <w:szCs w:val="32"/>
-          <w:lang w:val="en-US"/>
-        </w:rPr>
-        <w:t xml:space="preserve">      </w:t>
+        <w:t xml:space="preserve">Mujahid Khan       </w:t>
       </w:r>
       <w:r>
         <w:rPr>
@@ -386,51 +333,7 @@
           <w:szCs w:val="28"/>
           <w:lang w:val="en-US"/>
         </w:rPr>
-        <w:t>FA22</w:t>
-      </w:r>
-      <w:r>
-        <w:rPr>
-          <w:rFonts w:asciiTheme="majorBidi" w:eastAsia="Times New Roman" w:hAnsiTheme="majorBidi" w:cstheme="majorBidi"/>
-          <w:b/>
-          <w:color w:val="000000"/>
-          <w:sz w:val="28"/>
-          <w:szCs w:val="28"/>
-          <w:lang w:val="en-US"/>
-        </w:rPr>
-        <w:t>-BCS-</w:t>
-      </w:r>
-      <w:r>
-        <w:rPr>
-          <w:rFonts w:asciiTheme="majorBidi" w:eastAsia="Times New Roman" w:hAnsiTheme="majorBidi" w:cstheme="majorBidi"/>
-          <w:b/>
-          <w:color w:val="000000"/>
-          <w:sz w:val="28"/>
-          <w:szCs w:val="28"/>
-          <w:lang w:val="en-US"/>
-        </w:rPr>
-        <w:t>037</w:t>
-      </w:r>
-      <w:r>
-        <w:rPr>
-          <w:rFonts w:asciiTheme="majorBidi" w:eastAsia="Times New Roman" w:hAnsiTheme="majorBidi" w:cstheme="majorBidi"/>
-          <w:b/>
-          <w:color w:val="000000"/>
-          <w:sz w:val="28"/>
-          <w:szCs w:val="28"/>
-          <w:lang w:val="en-US"/>
-        </w:rPr>
-        <w:t>/</w:t>
-      </w:r>
-      <w:r>
-        <w:rPr>
-          <w:rFonts w:asciiTheme="majorBidi" w:eastAsia="Times New Roman" w:hAnsiTheme="majorBidi" w:cstheme="majorBidi"/>
-          <w:b/>
-          <w:color w:val="000000"/>
-          <w:sz w:val="28"/>
-          <w:szCs w:val="28"/>
-          <w:lang w:val="en-US"/>
-        </w:rPr>
-        <w:t>ATD</w:t>
+        <w:t>FA22-BCS-037/ATD</w:t>
       </w:r>
     </w:p>
     <w:p>
@@ -458,18 +361,7 @@
           <w:szCs w:val="32"/>
           <w:lang w:val="en-US"/>
         </w:rPr>
-        <w:t>Jibran Ali</w:t>
-      </w:r>
-      <w:r>
-        <w:rPr>
-          <w:rFonts w:asciiTheme="majorBidi" w:eastAsia="Times New Roman" w:hAnsiTheme="majorBidi" w:cstheme="majorBidi"/>
-          <w:b/>
-          <w:color w:val="000000"/>
-          <w:sz w:val="32"/>
-          <w:szCs w:val="32"/>
-          <w:lang w:val="en-US"/>
-        </w:rPr>
-        <w:t xml:space="preserve">      </w:t>
+        <w:t xml:space="preserve">Jibran Ali      </w:t>
       </w:r>
       <w:r>
         <w:rPr>
@@ -492,51 +384,7 @@
           <w:szCs w:val="28"/>
           <w:lang w:val="en-US"/>
         </w:rPr>
-        <w:t>FA22</w:t>
-      </w:r>
-      <w:r>
-        <w:rPr>
-          <w:rFonts w:asciiTheme="majorBidi" w:eastAsia="Times New Roman" w:hAnsiTheme="majorBidi" w:cstheme="majorBidi"/>
-          <w:b/>
-          <w:color w:val="000000"/>
-          <w:sz w:val="28"/>
-          <w:szCs w:val="28"/>
-          <w:lang w:val="en-US"/>
-        </w:rPr>
-        <w:t>-BCS-</w:t>
-      </w:r>
-      <w:r>
-        <w:rPr>
-          <w:rFonts w:asciiTheme="majorBidi" w:eastAsia="Times New Roman" w:hAnsiTheme="majorBidi" w:cstheme="majorBidi"/>
-          <w:b/>
-          <w:color w:val="000000"/>
-          <w:sz w:val="28"/>
-          <w:szCs w:val="28"/>
-          <w:lang w:val="en-US"/>
-        </w:rPr>
-        <w:t>142</w:t>
-      </w:r>
-      <w:r>
-        <w:rPr>
-          <w:rFonts w:asciiTheme="majorBidi" w:eastAsia="Times New Roman" w:hAnsiTheme="majorBidi" w:cstheme="majorBidi"/>
-          <w:b/>
-          <w:color w:val="000000"/>
-          <w:sz w:val="28"/>
-          <w:szCs w:val="28"/>
-          <w:lang w:val="en-US"/>
-        </w:rPr>
-        <w:t>/</w:t>
-      </w:r>
-      <w:r>
-        <w:rPr>
-          <w:rFonts w:asciiTheme="majorBidi" w:eastAsia="Times New Roman" w:hAnsiTheme="majorBidi" w:cstheme="majorBidi"/>
-          <w:b/>
-          <w:color w:val="000000"/>
-          <w:sz w:val="28"/>
-          <w:szCs w:val="28"/>
-          <w:lang w:val="en-US"/>
-        </w:rPr>
-        <w:t>ATD</w:t>
+        <w:t>FA22-BCS-142/ATD</w:t>
       </w:r>
     </w:p>
     <w:p>
@@ -607,18 +455,7 @@
           <w:szCs w:val="32"/>
           <w:lang w:val="en-US"/>
         </w:rPr>
-        <w:t>Mr.</w:t>
-      </w:r>
-      <w:r>
-        <w:rPr>
-          <w:rFonts w:asciiTheme="majorBidi" w:eastAsia="Times New Roman" w:hAnsiTheme="majorBidi" w:cstheme="majorBidi"/>
-          <w:b/>
-          <w:color w:val="000000"/>
-          <w:sz w:val="32"/>
-          <w:szCs w:val="32"/>
-          <w:lang w:val="en-US"/>
-        </w:rPr>
-        <w:t xml:space="preserve"> </w:t>
+        <w:t xml:space="preserve">Mr. </w:t>
       </w:r>
     </w:p>
     <w:p>
@@ -689,63 +526,7 @@
           <w:szCs w:val="36"/>
           <w:lang w:val="en-US"/>
         </w:rPr>
-        <w:t>Bachelor of Science in Computer Science (20</w:t>
-      </w:r>
-      <w:r>
-        <w:rPr>
-          <w:rFonts w:asciiTheme="majorBidi" w:eastAsia="Times New Roman" w:hAnsiTheme="majorBidi" w:cstheme="majorBidi"/>
-          <w:b/>
-          <w:bCs/>
-          <w:i/>
-          <w:iCs/>
-          <w:color w:val="000000"/>
-          <w:sz w:val="36"/>
-          <w:szCs w:val="36"/>
-          <w:lang w:val="en-US"/>
-        </w:rPr>
-        <w:t>22</w:t>
-      </w:r>
-      <w:r>
-        <w:rPr>
-          <w:rFonts w:asciiTheme="majorBidi" w:eastAsia="Times New Roman" w:hAnsiTheme="majorBidi" w:cstheme="majorBidi"/>
-          <w:b/>
-          <w:bCs/>
-          <w:i/>
-          <w:iCs/>
-          <w:color w:val="000000"/>
-          <w:sz w:val="36"/>
-          <w:szCs w:val="36"/>
-          <w:lang w:val="en-US"/>
-        </w:rPr>
-        <w:t>-20</w:t>
-      </w:r>
-      <w:r>
-        <w:rPr>
-          <w:rFonts w:asciiTheme="majorBidi" w:eastAsia="Times New Roman" w:hAnsiTheme="majorBidi" w:cstheme="majorBidi"/>
-          <w:b/>
-          <w:bCs/>
-          <w:i/>
-          <w:iCs/>
-          <w:color w:val="000000"/>
-          <w:sz w:val="36"/>
-          <w:szCs w:val="36"/>
-          <w:lang w:val="en-US"/>
-        </w:rPr>
-        <w:t>26</w:t>
-      </w:r>
-      <w:r>
-        <w:rPr>
-          <w:rFonts w:asciiTheme="majorBidi" w:eastAsia="Times New Roman" w:hAnsiTheme="majorBidi" w:cstheme="majorBidi"/>
-          <w:b/>
-          <w:bCs/>
-          <w:i/>
-          <w:iCs/>
-          <w:color w:val="000000"/>
-          <w:sz w:val="36"/>
-          <w:szCs w:val="36"/>
-          <w:lang w:val="en-US"/>
-        </w:rPr>
-        <w:t>)</w:t>
+        <w:t>Bachelor of Science in Computer Science (2022-2026)</w:t>
       </w:r>
     </w:p>
     <w:tbl>
@@ -1288,14 +1069,6 @@
           <w:lang w:val="en-US"/>
         </w:rPr>
         <w:t>Supervisor Signature</w:t>
-      </w:r>
-      <w:r>
-        <w:rPr>
-          <w:rFonts w:asciiTheme="majorBidi" w:eastAsia="Times New Roman" w:hAnsiTheme="majorBidi" w:cstheme="majorBidi"/>
-          <w:b/>
-          <w:szCs w:val="20"/>
-          <w:lang w:val="en-US"/>
-        </w:rPr>
         <w:br/>
       </w:r>
     </w:p>
@@ -1409,11 +1182,7 @@
           </w:pPr>
           <w:r>
             <w:fldChar w:fldCharType="begin"/>
-          </w:r>
-          <w:r>
             <w:instrText xml:space="preserve"> TOC \o "1-3" \h \z \u </w:instrText>
-          </w:r>
-          <w:r>
             <w:fldChar w:fldCharType="separate"/>
           </w:r>
           <w:hyperlink w:anchor="_Toc229321353" w:history="1">
@@ -1434,46 +1203,10 @@
                 <w:webHidden/>
               </w:rPr>
               <w:tab/>
-            </w:r>
-            <w:r>
-              <w:rPr>
-                <w:noProof/>
-                <w:webHidden/>
-              </w:rPr>
               <w:fldChar w:fldCharType="begin"/>
-            </w:r>
-            <w:r>
-              <w:rPr>
-                <w:noProof/>
-                <w:webHidden/>
-              </w:rPr>
               <w:instrText xml:space="preserve"> PAGEREF _Toc229321353 \h </w:instrText>
-            </w:r>
-            <w:r>
-              <w:rPr>
-                <w:noProof/>
-                <w:webHidden/>
-              </w:rPr>
-            </w:r>
-            <w:r>
-              <w:rPr>
-                <w:noProof/>
-                <w:webHidden/>
-              </w:rPr>
               <w:fldChar w:fldCharType="separate"/>
-            </w:r>
-            <w:r>
-              <w:rPr>
-                <w:noProof/>
-                <w:webHidden/>
-              </w:rPr>
               <w:t>7</w:t>
-            </w:r>
-            <w:r>
-              <w:rPr>
-                <w:noProof/>
-                <w:webHidden/>
-              </w:rPr>
               <w:fldChar w:fldCharType="end"/>
             </w:r>
           </w:hyperlink>
@@ -1529,46 +1262,10 @@
                 <w:webHidden/>
               </w:rPr>
               <w:tab/>
-            </w:r>
-            <w:r>
-              <w:rPr>
-                <w:noProof/>
-                <w:webHidden/>
-              </w:rPr>
               <w:fldChar w:fldCharType="begin"/>
-            </w:r>
-            <w:r>
-              <w:rPr>
-                <w:noProof/>
-                <w:webHidden/>
-              </w:rPr>
               <w:instrText xml:space="preserve"> PAGEREF _Toc229321354 \h </w:instrText>
-            </w:r>
-            <w:r>
-              <w:rPr>
-                <w:noProof/>
-                <w:webHidden/>
-              </w:rPr>
-            </w:r>
-            <w:r>
-              <w:rPr>
-                <w:noProof/>
-                <w:webHidden/>
-              </w:rPr>
               <w:fldChar w:fldCharType="separate"/>
-            </w:r>
-            <w:r>
-              <w:rPr>
-                <w:noProof/>
-                <w:webHidden/>
-              </w:rPr>
               <w:t>8</w:t>
-            </w:r>
-            <w:r>
-              <w:rPr>
-                <w:noProof/>
-                <w:webHidden/>
-              </w:rPr>
               <w:fldChar w:fldCharType="end"/>
             </w:r>
           </w:hyperlink>
@@ -1621,46 +1318,10 @@
                 <w:webHidden/>
               </w:rPr>
               <w:tab/>
-            </w:r>
-            <w:r>
-              <w:rPr>
-                <w:noProof/>
-                <w:webHidden/>
-              </w:rPr>
               <w:fldChar w:fldCharType="begin"/>
-            </w:r>
-            <w:r>
-              <w:rPr>
-                <w:noProof/>
-                <w:webHidden/>
-              </w:rPr>
               <w:instrText xml:space="preserve"> PAGEREF _Toc229321355 \h </w:instrText>
-            </w:r>
-            <w:r>
-              <w:rPr>
-                <w:noProof/>
-                <w:webHidden/>
-              </w:rPr>
-            </w:r>
-            <w:r>
-              <w:rPr>
-                <w:noProof/>
-                <w:webHidden/>
-              </w:rPr>
               <w:fldChar w:fldCharType="separate"/>
-            </w:r>
-            <w:r>
-              <w:rPr>
-                <w:noProof/>
-                <w:webHidden/>
-              </w:rPr>
               <w:t>8</w:t>
-            </w:r>
-            <w:r>
-              <w:rPr>
-                <w:noProof/>
-                <w:webHidden/>
-              </w:rPr>
               <w:fldChar w:fldCharType="end"/>
             </w:r>
           </w:hyperlink>
@@ -1713,46 +1374,10 @@
                 <w:webHidden/>
               </w:rPr>
               <w:tab/>
-            </w:r>
-            <w:r>
-              <w:rPr>
-                <w:noProof/>
-                <w:webHidden/>
-              </w:rPr>
               <w:fldChar w:fldCharType="begin"/>
-            </w:r>
-            <w:r>
-              <w:rPr>
-                <w:noProof/>
-                <w:webHidden/>
-              </w:rPr>
               <w:instrText xml:space="preserve"> PAGEREF _Toc229321356 \h </w:instrText>
-            </w:r>
-            <w:r>
-              <w:rPr>
-                <w:noProof/>
-                <w:webHidden/>
-              </w:rPr>
-            </w:r>
-            <w:r>
-              <w:rPr>
-                <w:noProof/>
-                <w:webHidden/>
-              </w:rPr>
               <w:fldChar w:fldCharType="separate"/>
-            </w:r>
-            <w:r>
-              <w:rPr>
-                <w:noProof/>
-                <w:webHidden/>
-              </w:rPr>
               <w:t>8</w:t>
-            </w:r>
-            <w:r>
-              <w:rPr>
-                <w:noProof/>
-                <w:webHidden/>
-              </w:rPr>
               <w:fldChar w:fldCharType="end"/>
             </w:r>
           </w:hyperlink>
@@ -1805,46 +1430,10 @@
                 <w:webHidden/>
               </w:rPr>
               <w:tab/>
-            </w:r>
-            <w:r>
-              <w:rPr>
-                <w:noProof/>
-                <w:webHidden/>
-              </w:rPr>
               <w:fldChar w:fldCharType="begin"/>
-            </w:r>
-            <w:r>
-              <w:rPr>
-                <w:noProof/>
-                <w:webHidden/>
-              </w:rPr>
               <w:instrText xml:space="preserve"> PAGEREF _Toc229321357 \h </w:instrText>
-            </w:r>
-            <w:r>
-              <w:rPr>
-                <w:noProof/>
-                <w:webHidden/>
-              </w:rPr>
-            </w:r>
-            <w:r>
-              <w:rPr>
-                <w:noProof/>
-                <w:webHidden/>
-              </w:rPr>
               <w:fldChar w:fldCharType="separate"/>
-            </w:r>
-            <w:r>
-              <w:rPr>
-                <w:noProof/>
-                <w:webHidden/>
-              </w:rPr>
               <w:t>9</w:t>
-            </w:r>
-            <w:r>
-              <w:rPr>
-                <w:noProof/>
-                <w:webHidden/>
-              </w:rPr>
               <w:fldChar w:fldCharType="end"/>
             </w:r>
           </w:hyperlink>
@@ -1900,46 +1489,10 @@
                 <w:webHidden/>
               </w:rPr>
               <w:tab/>
-            </w:r>
-            <w:r>
-              <w:rPr>
-                <w:noProof/>
-                <w:webHidden/>
-              </w:rPr>
               <w:fldChar w:fldCharType="begin"/>
-            </w:r>
-            <w:r>
-              <w:rPr>
-                <w:noProof/>
-                <w:webHidden/>
-              </w:rPr>
               <w:instrText xml:space="preserve"> PAGEREF _Toc229321358 \h </w:instrText>
-            </w:r>
-            <w:r>
-              <w:rPr>
-                <w:noProof/>
-                <w:webHidden/>
-              </w:rPr>
-            </w:r>
-            <w:r>
-              <w:rPr>
-                <w:noProof/>
-                <w:webHidden/>
-              </w:rPr>
               <w:fldChar w:fldCharType="separate"/>
-            </w:r>
-            <w:r>
-              <w:rPr>
-                <w:noProof/>
-                <w:webHidden/>
-              </w:rPr>
               <w:t>9</w:t>
-            </w:r>
-            <w:r>
-              <w:rPr>
-                <w:noProof/>
-                <w:webHidden/>
-              </w:rPr>
               <w:fldChar w:fldCharType="end"/>
             </w:r>
           </w:hyperlink>
@@ -1992,46 +1545,10 @@
                 <w:webHidden/>
               </w:rPr>
               <w:tab/>
-            </w:r>
-            <w:r>
-              <w:rPr>
-                <w:noProof/>
-                <w:webHidden/>
-              </w:rPr>
               <w:fldChar w:fldCharType="begin"/>
-            </w:r>
-            <w:r>
-              <w:rPr>
-                <w:noProof/>
-                <w:webHidden/>
-              </w:rPr>
               <w:instrText xml:space="preserve"> PAGEREF _Toc229321361 \h </w:instrText>
-            </w:r>
-            <w:r>
-              <w:rPr>
-                <w:noProof/>
-                <w:webHidden/>
-              </w:rPr>
-            </w:r>
-            <w:r>
-              <w:rPr>
-                <w:noProof/>
-                <w:webHidden/>
-              </w:rPr>
               <w:fldChar w:fldCharType="separate"/>
-            </w:r>
-            <w:r>
-              <w:rPr>
-                <w:noProof/>
-                <w:webHidden/>
-              </w:rPr>
               <w:t>9</w:t>
-            </w:r>
-            <w:r>
-              <w:rPr>
-                <w:noProof/>
-                <w:webHidden/>
-              </w:rPr>
               <w:fldChar w:fldCharType="end"/>
             </w:r>
           </w:hyperlink>
@@ -2084,46 +1601,10 @@
                 <w:webHidden/>
               </w:rPr>
               <w:tab/>
-            </w:r>
-            <w:r>
-              <w:rPr>
-                <w:noProof/>
-                <w:webHidden/>
-              </w:rPr>
               <w:fldChar w:fldCharType="begin"/>
-            </w:r>
-            <w:r>
-              <w:rPr>
-                <w:noProof/>
-                <w:webHidden/>
-              </w:rPr>
               <w:instrText xml:space="preserve"> PAGEREF _Toc229321362 \h </w:instrText>
-            </w:r>
-            <w:r>
-              <w:rPr>
-                <w:noProof/>
-                <w:webHidden/>
-              </w:rPr>
-            </w:r>
-            <w:r>
-              <w:rPr>
-                <w:noProof/>
-                <w:webHidden/>
-              </w:rPr>
               <w:fldChar w:fldCharType="separate"/>
-            </w:r>
-            <w:r>
-              <w:rPr>
-                <w:noProof/>
-                <w:webHidden/>
-              </w:rPr>
               <w:t>9</w:t>
-            </w:r>
-            <w:r>
-              <w:rPr>
-                <w:noProof/>
-                <w:webHidden/>
-              </w:rPr>
               <w:fldChar w:fldCharType="end"/>
             </w:r>
           </w:hyperlink>
@@ -2179,46 +1660,10 @@
                 <w:webHidden/>
               </w:rPr>
               <w:tab/>
-            </w:r>
-            <w:r>
-              <w:rPr>
-                <w:noProof/>
-                <w:webHidden/>
-              </w:rPr>
               <w:fldChar w:fldCharType="begin"/>
-            </w:r>
-            <w:r>
-              <w:rPr>
-                <w:noProof/>
-                <w:webHidden/>
-              </w:rPr>
               <w:instrText xml:space="preserve"> PAGEREF _Toc229321363 \h </w:instrText>
-            </w:r>
-            <w:r>
-              <w:rPr>
-                <w:noProof/>
-                <w:webHidden/>
-              </w:rPr>
-            </w:r>
-            <w:r>
-              <w:rPr>
-                <w:noProof/>
-                <w:webHidden/>
-              </w:rPr>
               <w:fldChar w:fldCharType="separate"/>
-            </w:r>
-            <w:r>
-              <w:rPr>
-                <w:noProof/>
-                <w:webHidden/>
-              </w:rPr>
               <w:t>10</w:t>
-            </w:r>
-            <w:r>
-              <w:rPr>
-                <w:noProof/>
-                <w:webHidden/>
-              </w:rPr>
               <w:fldChar w:fldCharType="end"/>
             </w:r>
           </w:hyperlink>
@@ -2271,46 +1716,10 @@
                 <w:webHidden/>
               </w:rPr>
               <w:tab/>
-            </w:r>
-            <w:r>
-              <w:rPr>
-                <w:noProof/>
-                <w:webHidden/>
-              </w:rPr>
               <w:fldChar w:fldCharType="begin"/>
-            </w:r>
-            <w:r>
-              <w:rPr>
-                <w:noProof/>
-                <w:webHidden/>
-              </w:rPr>
               <w:instrText xml:space="preserve"> PAGEREF _Toc229321365 \h </w:instrText>
-            </w:r>
-            <w:r>
-              <w:rPr>
-                <w:noProof/>
-                <w:webHidden/>
-              </w:rPr>
-            </w:r>
-            <w:r>
-              <w:rPr>
-                <w:noProof/>
-                <w:webHidden/>
-              </w:rPr>
               <w:fldChar w:fldCharType="separate"/>
-            </w:r>
-            <w:r>
-              <w:rPr>
-                <w:noProof/>
-                <w:webHidden/>
-              </w:rPr>
               <w:t>10</w:t>
-            </w:r>
-            <w:r>
-              <w:rPr>
-                <w:noProof/>
-                <w:webHidden/>
-              </w:rPr>
               <w:fldChar w:fldCharType="end"/>
             </w:r>
           </w:hyperlink>
@@ -2363,46 +1772,10 @@
                 <w:webHidden/>
               </w:rPr>
               <w:tab/>
-            </w:r>
-            <w:r>
-              <w:rPr>
-                <w:noProof/>
-                <w:webHidden/>
-              </w:rPr>
               <w:fldChar w:fldCharType="begin"/>
-            </w:r>
-            <w:r>
-              <w:rPr>
-                <w:noProof/>
-                <w:webHidden/>
-              </w:rPr>
               <w:instrText xml:space="preserve"> PAGEREF _Toc229321366 \h </w:instrText>
-            </w:r>
-            <w:r>
-              <w:rPr>
-                <w:noProof/>
-                <w:webHidden/>
-              </w:rPr>
-            </w:r>
-            <w:r>
-              <w:rPr>
-                <w:noProof/>
-                <w:webHidden/>
-              </w:rPr>
               <w:fldChar w:fldCharType="separate"/>
-            </w:r>
-            <w:r>
-              <w:rPr>
-                <w:noProof/>
-                <w:webHidden/>
-              </w:rPr>
               <w:t>10</w:t>
-            </w:r>
-            <w:r>
-              <w:rPr>
-                <w:noProof/>
-                <w:webHidden/>
-              </w:rPr>
               <w:fldChar w:fldCharType="end"/>
             </w:r>
           </w:hyperlink>
@@ -2455,46 +1828,10 @@
                 <w:webHidden/>
               </w:rPr>
               <w:tab/>
-            </w:r>
-            <w:r>
-              <w:rPr>
-                <w:noProof/>
-                <w:webHidden/>
-              </w:rPr>
               <w:fldChar w:fldCharType="begin"/>
-            </w:r>
-            <w:r>
-              <w:rPr>
-                <w:noProof/>
-                <w:webHidden/>
-              </w:rPr>
               <w:instrText xml:space="preserve"> PAGEREF _Toc229321367 \h </w:instrText>
-            </w:r>
-            <w:r>
-              <w:rPr>
-                <w:noProof/>
-                <w:webHidden/>
-              </w:rPr>
-            </w:r>
-            <w:r>
-              <w:rPr>
-                <w:noProof/>
-                <w:webHidden/>
-              </w:rPr>
               <w:fldChar w:fldCharType="separate"/>
-            </w:r>
-            <w:r>
-              <w:rPr>
-                <w:noProof/>
-                <w:webHidden/>
-              </w:rPr>
               <w:t>11</w:t>
-            </w:r>
-            <w:r>
-              <w:rPr>
-                <w:noProof/>
-                <w:webHidden/>
-              </w:rPr>
               <w:fldChar w:fldCharType="end"/>
             </w:r>
           </w:hyperlink>
@@ -2550,46 +1887,10 @@
                 <w:webHidden/>
               </w:rPr>
               <w:tab/>
-            </w:r>
-            <w:r>
-              <w:rPr>
-                <w:noProof/>
-                <w:webHidden/>
-              </w:rPr>
               <w:fldChar w:fldCharType="begin"/>
-            </w:r>
-            <w:r>
-              <w:rPr>
-                <w:noProof/>
-                <w:webHidden/>
-              </w:rPr>
               <w:instrText xml:space="preserve"> PAGEREF _Toc229321368 \h </w:instrText>
-            </w:r>
-            <w:r>
-              <w:rPr>
-                <w:noProof/>
-                <w:webHidden/>
-              </w:rPr>
-            </w:r>
-            <w:r>
-              <w:rPr>
-                <w:noProof/>
-                <w:webHidden/>
-              </w:rPr>
               <w:fldChar w:fldCharType="separate"/>
-            </w:r>
-            <w:r>
-              <w:rPr>
-                <w:noProof/>
-                <w:webHidden/>
-              </w:rPr>
               <w:t>11</w:t>
-            </w:r>
-            <w:r>
-              <w:rPr>
-                <w:noProof/>
-                <w:webHidden/>
-              </w:rPr>
               <w:fldChar w:fldCharType="end"/>
             </w:r>
           </w:hyperlink>
@@ -2643,46 +1944,10 @@
                 <w:webHidden/>
               </w:rPr>
               <w:tab/>
-            </w:r>
-            <w:r>
-              <w:rPr>
-                <w:noProof/>
-                <w:webHidden/>
-              </w:rPr>
               <w:fldChar w:fldCharType="begin"/>
-            </w:r>
-            <w:r>
-              <w:rPr>
-                <w:noProof/>
-                <w:webHidden/>
-              </w:rPr>
               <w:instrText xml:space="preserve"> PAGEREF _Toc229321370 \h </w:instrText>
-            </w:r>
-            <w:r>
-              <w:rPr>
-                <w:noProof/>
-                <w:webHidden/>
-              </w:rPr>
-            </w:r>
-            <w:r>
-              <w:rPr>
-                <w:noProof/>
-                <w:webHidden/>
-              </w:rPr>
               <w:fldChar w:fldCharType="separate"/>
-            </w:r>
-            <w:r>
-              <w:rPr>
-                <w:noProof/>
-                <w:webHidden/>
-              </w:rPr>
               <w:t>12</w:t>
-            </w:r>
-            <w:r>
-              <w:rPr>
-                <w:noProof/>
-                <w:webHidden/>
-              </w:rPr>
               <w:fldChar w:fldCharType="end"/>
             </w:r>
           </w:hyperlink>
@@ -2735,46 +2000,10 @@
                 <w:webHidden/>
               </w:rPr>
               <w:tab/>
-            </w:r>
-            <w:r>
-              <w:rPr>
-                <w:noProof/>
-                <w:webHidden/>
-              </w:rPr>
               <w:fldChar w:fldCharType="begin"/>
-            </w:r>
-            <w:r>
-              <w:rPr>
-                <w:noProof/>
-                <w:webHidden/>
-              </w:rPr>
               <w:instrText xml:space="preserve"> PAGEREF _Toc229321371 \h </w:instrText>
-            </w:r>
-            <w:r>
-              <w:rPr>
-                <w:noProof/>
-                <w:webHidden/>
-              </w:rPr>
-            </w:r>
-            <w:r>
-              <w:rPr>
-                <w:noProof/>
-                <w:webHidden/>
-              </w:rPr>
               <w:fldChar w:fldCharType="separate"/>
-            </w:r>
-            <w:r>
-              <w:rPr>
-                <w:noProof/>
-                <w:webHidden/>
-              </w:rPr>
               <w:t>12</w:t>
-            </w:r>
-            <w:r>
-              <w:rPr>
-                <w:noProof/>
-                <w:webHidden/>
-              </w:rPr>
               <w:fldChar w:fldCharType="end"/>
             </w:r>
           </w:hyperlink>
@@ -2827,46 +2056,10 @@
                 <w:webHidden/>
               </w:rPr>
               <w:tab/>
-            </w:r>
-            <w:r>
-              <w:rPr>
-                <w:noProof/>
-                <w:webHidden/>
-              </w:rPr>
               <w:fldChar w:fldCharType="begin"/>
-            </w:r>
-            <w:r>
-              <w:rPr>
-                <w:noProof/>
-                <w:webHidden/>
-              </w:rPr>
               <w:instrText xml:space="preserve"> PAGEREF _Toc229321372 \h </w:instrText>
-            </w:r>
-            <w:r>
-              <w:rPr>
-                <w:noProof/>
-                <w:webHidden/>
-              </w:rPr>
-            </w:r>
-            <w:r>
-              <w:rPr>
-                <w:noProof/>
-                <w:webHidden/>
-              </w:rPr>
               <w:fldChar w:fldCharType="separate"/>
-            </w:r>
-            <w:r>
-              <w:rPr>
-                <w:noProof/>
-                <w:webHidden/>
-              </w:rPr>
               <w:t>12</w:t>
-            </w:r>
-            <w:r>
-              <w:rPr>
-                <w:noProof/>
-                <w:webHidden/>
-              </w:rPr>
               <w:fldChar w:fldCharType="end"/>
             </w:r>
           </w:hyperlink>
@@ -2919,46 +2112,10 @@
                 <w:webHidden/>
               </w:rPr>
               <w:tab/>
-            </w:r>
-            <w:r>
-              <w:rPr>
-                <w:noProof/>
-                <w:webHidden/>
-              </w:rPr>
               <w:fldChar w:fldCharType="begin"/>
-            </w:r>
-            <w:r>
-              <w:rPr>
-                <w:noProof/>
-                <w:webHidden/>
-              </w:rPr>
               <w:instrText xml:space="preserve"> PAGEREF _Toc229321373 \h </w:instrText>
-            </w:r>
-            <w:r>
-              <w:rPr>
-                <w:noProof/>
-                <w:webHidden/>
-              </w:rPr>
-            </w:r>
-            <w:r>
-              <w:rPr>
-                <w:noProof/>
-                <w:webHidden/>
-              </w:rPr>
               <w:fldChar w:fldCharType="separate"/>
-            </w:r>
-            <w:r>
-              <w:rPr>
-                <w:noProof/>
-                <w:webHidden/>
-              </w:rPr>
               <w:t>12</w:t>
-            </w:r>
-            <w:r>
-              <w:rPr>
-                <w:noProof/>
-                <w:webHidden/>
-              </w:rPr>
               <w:fldChar w:fldCharType="end"/>
             </w:r>
           </w:hyperlink>
@@ -3011,46 +2168,10 @@
                 <w:webHidden/>
               </w:rPr>
               <w:tab/>
-            </w:r>
-            <w:r>
-              <w:rPr>
-                <w:noProof/>
-                <w:webHidden/>
-              </w:rPr>
               <w:fldChar w:fldCharType="begin"/>
-            </w:r>
-            <w:r>
-              <w:rPr>
-                <w:noProof/>
-                <w:webHidden/>
-              </w:rPr>
               <w:instrText xml:space="preserve"> PAGEREF _Toc229321374 \h </w:instrText>
-            </w:r>
-            <w:r>
-              <w:rPr>
-                <w:noProof/>
-                <w:webHidden/>
-              </w:rPr>
-            </w:r>
-            <w:r>
-              <w:rPr>
-                <w:noProof/>
-                <w:webHidden/>
-              </w:rPr>
               <w:fldChar w:fldCharType="separate"/>
-            </w:r>
-            <w:r>
-              <w:rPr>
-                <w:noProof/>
-                <w:webHidden/>
-              </w:rPr>
               <w:t>12</w:t>
-            </w:r>
-            <w:r>
-              <w:rPr>
-                <w:noProof/>
-                <w:webHidden/>
-              </w:rPr>
               <w:fldChar w:fldCharType="end"/>
             </w:r>
           </w:hyperlink>
@@ -3104,46 +2225,10 @@
                 <w:webHidden/>
               </w:rPr>
               <w:tab/>
-            </w:r>
-            <w:r>
-              <w:rPr>
-                <w:noProof/>
-                <w:webHidden/>
-              </w:rPr>
               <w:fldChar w:fldCharType="begin"/>
-            </w:r>
-            <w:r>
-              <w:rPr>
-                <w:noProof/>
-                <w:webHidden/>
-              </w:rPr>
               <w:instrText xml:space="preserve"> PAGEREF _Toc229321375 \h </w:instrText>
-            </w:r>
-            <w:r>
-              <w:rPr>
-                <w:noProof/>
-                <w:webHidden/>
-              </w:rPr>
-            </w:r>
-            <w:r>
-              <w:rPr>
-                <w:noProof/>
-                <w:webHidden/>
-              </w:rPr>
               <w:fldChar w:fldCharType="separate"/>
-            </w:r>
-            <w:r>
-              <w:rPr>
-                <w:noProof/>
-                <w:webHidden/>
-              </w:rPr>
               <w:t>13</w:t>
-            </w:r>
-            <w:r>
-              <w:rPr>
-                <w:noProof/>
-                <w:webHidden/>
-              </w:rPr>
               <w:fldChar w:fldCharType="end"/>
             </w:r>
           </w:hyperlink>
@@ -3196,46 +2281,10 @@
                 <w:webHidden/>
               </w:rPr>
               <w:tab/>
-            </w:r>
-            <w:r>
-              <w:rPr>
-                <w:noProof/>
-                <w:webHidden/>
-              </w:rPr>
               <w:fldChar w:fldCharType="begin"/>
-            </w:r>
-            <w:r>
-              <w:rPr>
-                <w:noProof/>
-                <w:webHidden/>
-              </w:rPr>
               <w:instrText xml:space="preserve"> PAGEREF _Toc229321377 \h </w:instrText>
-            </w:r>
-            <w:r>
-              <w:rPr>
-                <w:noProof/>
-                <w:webHidden/>
-              </w:rPr>
-            </w:r>
-            <w:r>
-              <w:rPr>
-                <w:noProof/>
-                <w:webHidden/>
-              </w:rPr>
               <w:fldChar w:fldCharType="separate"/>
-            </w:r>
-            <w:r>
-              <w:rPr>
-                <w:noProof/>
-                <w:webHidden/>
-              </w:rPr>
               <w:t>13</w:t>
-            </w:r>
-            <w:r>
-              <w:rPr>
-                <w:noProof/>
-                <w:webHidden/>
-              </w:rPr>
               <w:fldChar w:fldCharType="end"/>
             </w:r>
           </w:hyperlink>
@@ -3288,46 +2337,10 @@
                 <w:webHidden/>
               </w:rPr>
               <w:tab/>
-            </w:r>
-            <w:r>
-              <w:rPr>
-                <w:noProof/>
-                <w:webHidden/>
-              </w:rPr>
               <w:fldChar w:fldCharType="begin"/>
-            </w:r>
-            <w:r>
-              <w:rPr>
-                <w:noProof/>
-                <w:webHidden/>
-              </w:rPr>
               <w:instrText xml:space="preserve"> PAGEREF _Toc229321378 \h </w:instrText>
-            </w:r>
-            <w:r>
-              <w:rPr>
-                <w:noProof/>
-                <w:webHidden/>
-              </w:rPr>
-            </w:r>
-            <w:r>
-              <w:rPr>
-                <w:noProof/>
-                <w:webHidden/>
-              </w:rPr>
               <w:fldChar w:fldCharType="separate"/>
-            </w:r>
-            <w:r>
-              <w:rPr>
-                <w:noProof/>
-                <w:webHidden/>
-              </w:rPr>
               <w:t>13</w:t>
-            </w:r>
-            <w:r>
-              <w:rPr>
-                <w:noProof/>
-                <w:webHidden/>
-              </w:rPr>
               <w:fldChar w:fldCharType="end"/>
             </w:r>
           </w:hyperlink>
@@ -3380,46 +2393,10 @@
                 <w:webHidden/>
               </w:rPr>
               <w:tab/>
-            </w:r>
-            <w:r>
-              <w:rPr>
-                <w:noProof/>
-                <w:webHidden/>
-              </w:rPr>
               <w:fldChar w:fldCharType="begin"/>
-            </w:r>
-            <w:r>
-              <w:rPr>
-                <w:noProof/>
-                <w:webHidden/>
-              </w:rPr>
               <w:instrText xml:space="preserve"> PAGEREF _Toc229321379 \h </w:instrText>
-            </w:r>
-            <w:r>
-              <w:rPr>
-                <w:noProof/>
-                <w:webHidden/>
-              </w:rPr>
-            </w:r>
-            <w:r>
-              <w:rPr>
-                <w:noProof/>
-                <w:webHidden/>
-              </w:rPr>
               <w:fldChar w:fldCharType="separate"/>
-            </w:r>
-            <w:r>
-              <w:rPr>
-                <w:noProof/>
-                <w:webHidden/>
-              </w:rPr>
               <w:t>13</w:t>
-            </w:r>
-            <w:r>
-              <w:rPr>
-                <w:noProof/>
-                <w:webHidden/>
-              </w:rPr>
               <w:fldChar w:fldCharType="end"/>
             </w:r>
           </w:hyperlink>
@@ -3472,46 +2449,10 @@
                 <w:webHidden/>
               </w:rPr>
               <w:tab/>
-            </w:r>
-            <w:r>
-              <w:rPr>
-                <w:noProof/>
-                <w:webHidden/>
-              </w:rPr>
               <w:fldChar w:fldCharType="begin"/>
-            </w:r>
-            <w:r>
-              <w:rPr>
-                <w:noProof/>
-                <w:webHidden/>
-              </w:rPr>
               <w:instrText xml:space="preserve"> PAGEREF _Toc229321380 \h </w:instrText>
-            </w:r>
-            <w:r>
-              <w:rPr>
-                <w:noProof/>
-                <w:webHidden/>
-              </w:rPr>
-            </w:r>
-            <w:r>
-              <w:rPr>
-                <w:noProof/>
-                <w:webHidden/>
-              </w:rPr>
               <w:fldChar w:fldCharType="separate"/>
-            </w:r>
-            <w:r>
-              <w:rPr>
-                <w:noProof/>
-                <w:webHidden/>
-              </w:rPr>
               <w:t>13</w:t>
-            </w:r>
-            <w:r>
-              <w:rPr>
-                <w:noProof/>
-                <w:webHidden/>
-              </w:rPr>
               <w:fldChar w:fldCharType="end"/>
             </w:r>
           </w:hyperlink>
@@ -3564,46 +2505,10 @@
                 <w:webHidden/>
               </w:rPr>
               <w:tab/>
-            </w:r>
-            <w:r>
-              <w:rPr>
-                <w:noProof/>
-                <w:webHidden/>
-              </w:rPr>
               <w:fldChar w:fldCharType="begin"/>
-            </w:r>
-            <w:r>
-              <w:rPr>
-                <w:noProof/>
-                <w:webHidden/>
-              </w:rPr>
               <w:instrText xml:space="preserve"> PAGEREF _Toc229321381 \h </w:instrText>
-            </w:r>
-            <w:r>
-              <w:rPr>
-                <w:noProof/>
-                <w:webHidden/>
-              </w:rPr>
-            </w:r>
-            <w:r>
-              <w:rPr>
-                <w:noProof/>
-                <w:webHidden/>
-              </w:rPr>
               <w:fldChar w:fldCharType="separate"/>
-            </w:r>
-            <w:r>
-              <w:rPr>
-                <w:noProof/>
-                <w:webHidden/>
-              </w:rPr>
               <w:t>13</w:t>
-            </w:r>
-            <w:r>
-              <w:rPr>
-                <w:noProof/>
-                <w:webHidden/>
-              </w:rPr>
               <w:fldChar w:fldCharType="end"/>
             </w:r>
           </w:hyperlink>
@@ -3656,46 +2561,10 @@
                 <w:webHidden/>
               </w:rPr>
               <w:tab/>
-            </w:r>
-            <w:r>
-              <w:rPr>
-                <w:noProof/>
-                <w:webHidden/>
-              </w:rPr>
               <w:fldChar w:fldCharType="begin"/>
-            </w:r>
-            <w:r>
-              <w:rPr>
-                <w:noProof/>
-                <w:webHidden/>
-              </w:rPr>
               <w:instrText xml:space="preserve"> PAGEREF _Toc229321382 \h </w:instrText>
-            </w:r>
-            <w:r>
-              <w:rPr>
-                <w:noProof/>
-                <w:webHidden/>
-              </w:rPr>
-            </w:r>
-            <w:r>
-              <w:rPr>
-                <w:noProof/>
-                <w:webHidden/>
-              </w:rPr>
               <w:fldChar w:fldCharType="separate"/>
-            </w:r>
-            <w:r>
-              <w:rPr>
-                <w:noProof/>
-                <w:webHidden/>
-              </w:rPr>
               <w:t>14</w:t>
-            </w:r>
-            <w:r>
-              <w:rPr>
-                <w:noProof/>
-                <w:webHidden/>
-              </w:rPr>
               <w:fldChar w:fldCharType="end"/>
             </w:r>
           </w:hyperlink>
@@ -3748,46 +2617,10 @@
                 <w:webHidden/>
               </w:rPr>
               <w:tab/>
-            </w:r>
-            <w:r>
-              <w:rPr>
-                <w:noProof/>
-                <w:webHidden/>
-              </w:rPr>
               <w:fldChar w:fldCharType="begin"/>
-            </w:r>
-            <w:r>
-              <w:rPr>
-                <w:noProof/>
-                <w:webHidden/>
-              </w:rPr>
               <w:instrText xml:space="preserve"> PAGEREF _Toc229321383 \h </w:instrText>
-            </w:r>
-            <w:r>
-              <w:rPr>
-                <w:noProof/>
-                <w:webHidden/>
-              </w:rPr>
-            </w:r>
-            <w:r>
-              <w:rPr>
-                <w:noProof/>
-                <w:webHidden/>
-              </w:rPr>
               <w:fldChar w:fldCharType="separate"/>
-            </w:r>
-            <w:r>
-              <w:rPr>
-                <w:noProof/>
-                <w:webHidden/>
-              </w:rPr>
               <w:t>14</w:t>
-            </w:r>
-            <w:r>
-              <w:rPr>
-                <w:noProof/>
-                <w:webHidden/>
-              </w:rPr>
               <w:fldChar w:fldCharType="end"/>
             </w:r>
           </w:hyperlink>
@@ -3843,46 +2676,10 @@
                 <w:webHidden/>
               </w:rPr>
               <w:tab/>
-            </w:r>
-            <w:r>
-              <w:rPr>
-                <w:noProof/>
-                <w:webHidden/>
-              </w:rPr>
               <w:fldChar w:fldCharType="begin"/>
-            </w:r>
-            <w:r>
-              <w:rPr>
-                <w:noProof/>
-                <w:webHidden/>
-              </w:rPr>
               <w:instrText xml:space="preserve"> PAGEREF _Toc229321384 \h </w:instrText>
-            </w:r>
-            <w:r>
-              <w:rPr>
-                <w:noProof/>
-                <w:webHidden/>
-              </w:rPr>
-            </w:r>
-            <w:r>
-              <w:rPr>
-                <w:noProof/>
-                <w:webHidden/>
-              </w:rPr>
               <w:fldChar w:fldCharType="separate"/>
-            </w:r>
-            <w:r>
-              <w:rPr>
-                <w:noProof/>
-                <w:webHidden/>
-              </w:rPr>
               <w:t>14</w:t>
-            </w:r>
-            <w:r>
-              <w:rPr>
-                <w:noProof/>
-                <w:webHidden/>
-              </w:rPr>
               <w:fldChar w:fldCharType="end"/>
             </w:r>
           </w:hyperlink>
@@ -3935,46 +2732,10 @@
                 <w:webHidden/>
               </w:rPr>
               <w:tab/>
-            </w:r>
-            <w:r>
-              <w:rPr>
-                <w:noProof/>
-                <w:webHidden/>
-              </w:rPr>
               <w:fldChar w:fldCharType="begin"/>
-            </w:r>
-            <w:r>
-              <w:rPr>
-                <w:noProof/>
-                <w:webHidden/>
-              </w:rPr>
               <w:instrText xml:space="preserve"> PAGEREF _Toc229321386 \h </w:instrText>
-            </w:r>
-            <w:r>
-              <w:rPr>
-                <w:noProof/>
-                <w:webHidden/>
-              </w:rPr>
-            </w:r>
-            <w:r>
-              <w:rPr>
-                <w:noProof/>
-                <w:webHidden/>
-              </w:rPr>
               <w:fldChar w:fldCharType="separate"/>
-            </w:r>
-            <w:r>
-              <w:rPr>
-                <w:noProof/>
-                <w:webHidden/>
-              </w:rPr>
               <w:t>14</w:t>
-            </w:r>
-            <w:r>
-              <w:rPr>
-                <w:noProof/>
-                <w:webHidden/>
-              </w:rPr>
               <w:fldChar w:fldCharType="end"/>
             </w:r>
           </w:hyperlink>
@@ -4027,46 +2788,10 @@
                 <w:webHidden/>
               </w:rPr>
               <w:tab/>
-            </w:r>
-            <w:r>
-              <w:rPr>
-                <w:noProof/>
-                <w:webHidden/>
-              </w:rPr>
               <w:fldChar w:fldCharType="begin"/>
-            </w:r>
-            <w:r>
-              <w:rPr>
-                <w:noProof/>
-                <w:webHidden/>
-              </w:rPr>
               <w:instrText xml:space="preserve"> PAGEREF _Toc229321387 \h </w:instrText>
-            </w:r>
-            <w:r>
-              <w:rPr>
-                <w:noProof/>
-                <w:webHidden/>
-              </w:rPr>
-            </w:r>
-            <w:r>
-              <w:rPr>
-                <w:noProof/>
-                <w:webHidden/>
-              </w:rPr>
               <w:fldChar w:fldCharType="separate"/>
-            </w:r>
-            <w:r>
-              <w:rPr>
-                <w:noProof/>
-                <w:webHidden/>
-              </w:rPr>
               <w:t>15</w:t>
-            </w:r>
-            <w:r>
-              <w:rPr>
-                <w:noProof/>
-                <w:webHidden/>
-              </w:rPr>
               <w:fldChar w:fldCharType="end"/>
             </w:r>
           </w:hyperlink>
@@ -4122,46 +2847,10 @@
                 <w:webHidden/>
               </w:rPr>
               <w:tab/>
-            </w:r>
-            <w:r>
-              <w:rPr>
-                <w:noProof/>
-                <w:webHidden/>
-              </w:rPr>
               <w:fldChar w:fldCharType="begin"/>
-            </w:r>
-            <w:r>
-              <w:rPr>
-                <w:noProof/>
-                <w:webHidden/>
-              </w:rPr>
               <w:instrText xml:space="preserve"> PAGEREF _Toc229321388 \h </w:instrText>
-            </w:r>
-            <w:r>
-              <w:rPr>
-                <w:noProof/>
-                <w:webHidden/>
-              </w:rPr>
-            </w:r>
-            <w:r>
-              <w:rPr>
-                <w:noProof/>
-                <w:webHidden/>
-              </w:rPr>
               <w:fldChar w:fldCharType="separate"/>
-            </w:r>
-            <w:r>
-              <w:rPr>
-                <w:noProof/>
-                <w:webHidden/>
-              </w:rPr>
               <w:t>15</w:t>
-            </w:r>
-            <w:r>
-              <w:rPr>
-                <w:noProof/>
-                <w:webHidden/>
-              </w:rPr>
               <w:fldChar w:fldCharType="end"/>
             </w:r>
           </w:hyperlink>
@@ -4214,46 +2903,10 @@
                 <w:webHidden/>
               </w:rPr>
               <w:tab/>
-            </w:r>
-            <w:r>
-              <w:rPr>
-                <w:noProof/>
-                <w:webHidden/>
-              </w:rPr>
               <w:fldChar w:fldCharType="begin"/>
-            </w:r>
-            <w:r>
-              <w:rPr>
-                <w:noProof/>
-                <w:webHidden/>
-              </w:rPr>
               <w:instrText xml:space="preserve"> PAGEREF _Toc229321390 \h </w:instrText>
-            </w:r>
-            <w:r>
-              <w:rPr>
-                <w:noProof/>
-                <w:webHidden/>
-              </w:rPr>
-            </w:r>
-            <w:r>
-              <w:rPr>
-                <w:noProof/>
-                <w:webHidden/>
-              </w:rPr>
               <w:fldChar w:fldCharType="separate"/>
-            </w:r>
-            <w:r>
-              <w:rPr>
-                <w:noProof/>
-                <w:webHidden/>
-              </w:rPr>
               <w:t>15</w:t>
-            </w:r>
-            <w:r>
-              <w:rPr>
-                <w:noProof/>
-                <w:webHidden/>
-              </w:rPr>
               <w:fldChar w:fldCharType="end"/>
             </w:r>
           </w:hyperlink>
@@ -4306,46 +2959,10 @@
                 <w:webHidden/>
               </w:rPr>
               <w:tab/>
-            </w:r>
-            <w:r>
-              <w:rPr>
-                <w:noProof/>
-                <w:webHidden/>
-              </w:rPr>
               <w:fldChar w:fldCharType="begin"/>
-            </w:r>
-            <w:r>
-              <w:rPr>
-                <w:noProof/>
-                <w:webHidden/>
-              </w:rPr>
               <w:instrText xml:space="preserve"> PAGEREF _Toc229321391 \h </w:instrText>
-            </w:r>
-            <w:r>
-              <w:rPr>
-                <w:noProof/>
-                <w:webHidden/>
-              </w:rPr>
-            </w:r>
-            <w:r>
-              <w:rPr>
-                <w:noProof/>
-                <w:webHidden/>
-              </w:rPr>
               <w:fldChar w:fldCharType="separate"/>
-            </w:r>
-            <w:r>
-              <w:rPr>
-                <w:noProof/>
-                <w:webHidden/>
-              </w:rPr>
               <w:t>15</w:t>
-            </w:r>
-            <w:r>
-              <w:rPr>
-                <w:noProof/>
-                <w:webHidden/>
-              </w:rPr>
               <w:fldChar w:fldCharType="end"/>
             </w:r>
           </w:hyperlink>
@@ -4398,46 +3015,10 @@
                 <w:webHidden/>
               </w:rPr>
               <w:tab/>
-            </w:r>
-            <w:r>
-              <w:rPr>
-                <w:noProof/>
-                <w:webHidden/>
-              </w:rPr>
               <w:fldChar w:fldCharType="begin"/>
-            </w:r>
-            <w:r>
-              <w:rPr>
-                <w:noProof/>
-                <w:webHidden/>
-              </w:rPr>
               <w:instrText xml:space="preserve"> PAGEREF _Toc229321392 \h </w:instrText>
-            </w:r>
-            <w:r>
-              <w:rPr>
-                <w:noProof/>
-                <w:webHidden/>
-              </w:rPr>
-            </w:r>
-            <w:r>
-              <w:rPr>
-                <w:noProof/>
-                <w:webHidden/>
-              </w:rPr>
               <w:fldChar w:fldCharType="separate"/>
-            </w:r>
-            <w:r>
-              <w:rPr>
-                <w:noProof/>
-                <w:webHidden/>
-              </w:rPr>
               <w:t>16</w:t>
-            </w:r>
-            <w:r>
-              <w:rPr>
-                <w:noProof/>
-                <w:webHidden/>
-              </w:rPr>
               <w:fldChar w:fldCharType="end"/>
             </w:r>
           </w:hyperlink>
@@ -4490,46 +3071,10 @@
                 <w:webHidden/>
               </w:rPr>
               <w:tab/>
-            </w:r>
-            <w:r>
-              <w:rPr>
-                <w:noProof/>
-                <w:webHidden/>
-              </w:rPr>
               <w:fldChar w:fldCharType="begin"/>
-            </w:r>
-            <w:r>
-              <w:rPr>
-                <w:noProof/>
-                <w:webHidden/>
-              </w:rPr>
               <w:instrText xml:space="preserve"> PAGEREF _Toc229321393 \h </w:instrText>
-            </w:r>
-            <w:r>
-              <w:rPr>
-                <w:noProof/>
-                <w:webHidden/>
-              </w:rPr>
-            </w:r>
-            <w:r>
-              <w:rPr>
-                <w:noProof/>
-                <w:webHidden/>
-              </w:rPr>
               <w:fldChar w:fldCharType="separate"/>
-            </w:r>
-            <w:r>
-              <w:rPr>
-                <w:noProof/>
-                <w:webHidden/>
-              </w:rPr>
               <w:t>16</w:t>
-            </w:r>
-            <w:r>
-              <w:rPr>
-                <w:noProof/>
-                <w:webHidden/>
-              </w:rPr>
               <w:fldChar w:fldCharType="end"/>
             </w:r>
           </w:hyperlink>
@@ -4582,46 +3127,10 @@
                 <w:webHidden/>
               </w:rPr>
               <w:tab/>
-            </w:r>
-            <w:r>
-              <w:rPr>
-                <w:noProof/>
-                <w:webHidden/>
-              </w:rPr>
               <w:fldChar w:fldCharType="begin"/>
-            </w:r>
-            <w:r>
-              <w:rPr>
-                <w:noProof/>
-                <w:webHidden/>
-              </w:rPr>
               <w:instrText xml:space="preserve"> PAGEREF _Toc229321394 \h </w:instrText>
-            </w:r>
-            <w:r>
-              <w:rPr>
-                <w:noProof/>
-                <w:webHidden/>
-              </w:rPr>
-            </w:r>
-            <w:r>
-              <w:rPr>
-                <w:noProof/>
-                <w:webHidden/>
-              </w:rPr>
               <w:fldChar w:fldCharType="separate"/>
-            </w:r>
-            <w:r>
-              <w:rPr>
-                <w:noProof/>
-                <w:webHidden/>
-              </w:rPr>
               <w:t>16</w:t>
-            </w:r>
-            <w:r>
-              <w:rPr>
-                <w:noProof/>
-                <w:webHidden/>
-              </w:rPr>
               <w:fldChar w:fldCharType="end"/>
             </w:r>
           </w:hyperlink>
@@ -4674,46 +3183,10 @@
                 <w:webHidden/>
               </w:rPr>
               <w:tab/>
-            </w:r>
-            <w:r>
-              <w:rPr>
-                <w:noProof/>
-                <w:webHidden/>
-              </w:rPr>
               <w:fldChar w:fldCharType="begin"/>
-            </w:r>
-            <w:r>
-              <w:rPr>
-                <w:noProof/>
-                <w:webHidden/>
-              </w:rPr>
               <w:instrText xml:space="preserve"> PAGEREF _Toc229321395 \h </w:instrText>
-            </w:r>
-            <w:r>
-              <w:rPr>
-                <w:noProof/>
-                <w:webHidden/>
-              </w:rPr>
-            </w:r>
-            <w:r>
-              <w:rPr>
-                <w:noProof/>
-                <w:webHidden/>
-              </w:rPr>
               <w:fldChar w:fldCharType="separate"/>
-            </w:r>
-            <w:r>
-              <w:rPr>
-                <w:noProof/>
-                <w:webHidden/>
-              </w:rPr>
               <w:t>17</w:t>
-            </w:r>
-            <w:r>
-              <w:rPr>
-                <w:noProof/>
-                <w:webHidden/>
-              </w:rPr>
               <w:fldChar w:fldCharType="end"/>
             </w:r>
           </w:hyperlink>
@@ -4766,46 +3239,10 @@
                 <w:webHidden/>
               </w:rPr>
               <w:tab/>
-            </w:r>
-            <w:r>
-              <w:rPr>
-                <w:noProof/>
-                <w:webHidden/>
-              </w:rPr>
               <w:fldChar w:fldCharType="begin"/>
-            </w:r>
-            <w:r>
-              <w:rPr>
-                <w:noProof/>
-                <w:webHidden/>
-              </w:rPr>
               <w:instrText xml:space="preserve"> PAGEREF _Toc229321396 \h </w:instrText>
-            </w:r>
-            <w:r>
-              <w:rPr>
-                <w:noProof/>
-                <w:webHidden/>
-              </w:rPr>
-            </w:r>
-            <w:r>
-              <w:rPr>
-                <w:noProof/>
-                <w:webHidden/>
-              </w:rPr>
               <w:fldChar w:fldCharType="separate"/>
-            </w:r>
-            <w:r>
-              <w:rPr>
-                <w:noProof/>
-                <w:webHidden/>
-              </w:rPr>
               <w:t>17</w:t>
-            </w:r>
-            <w:r>
-              <w:rPr>
-                <w:noProof/>
-                <w:webHidden/>
-              </w:rPr>
               <w:fldChar w:fldCharType="end"/>
             </w:r>
           </w:hyperlink>
@@ -4858,46 +3295,10 @@
                 <w:webHidden/>
               </w:rPr>
               <w:tab/>
-            </w:r>
-            <w:r>
-              <w:rPr>
-                <w:noProof/>
-                <w:webHidden/>
-              </w:rPr>
               <w:fldChar w:fldCharType="begin"/>
-            </w:r>
-            <w:r>
-              <w:rPr>
-                <w:noProof/>
-                <w:webHidden/>
-              </w:rPr>
               <w:instrText xml:space="preserve"> PAGEREF _Toc229321397 \h </w:instrText>
-            </w:r>
-            <w:r>
-              <w:rPr>
-                <w:noProof/>
-                <w:webHidden/>
-              </w:rPr>
-            </w:r>
-            <w:r>
-              <w:rPr>
-                <w:noProof/>
-                <w:webHidden/>
-              </w:rPr>
               <w:fldChar w:fldCharType="separate"/>
-            </w:r>
-            <w:r>
-              <w:rPr>
-                <w:noProof/>
-                <w:webHidden/>
-              </w:rPr>
               <w:t>18</w:t>
-            </w:r>
-            <w:r>
-              <w:rPr>
-                <w:noProof/>
-                <w:webHidden/>
-              </w:rPr>
               <w:fldChar w:fldCharType="end"/>
             </w:r>
           </w:hyperlink>
@@ -4950,46 +3351,10 @@
                 <w:webHidden/>
               </w:rPr>
               <w:tab/>
-            </w:r>
-            <w:r>
-              <w:rPr>
-                <w:noProof/>
-                <w:webHidden/>
-              </w:rPr>
               <w:fldChar w:fldCharType="begin"/>
-            </w:r>
-            <w:r>
-              <w:rPr>
-                <w:noProof/>
-                <w:webHidden/>
-              </w:rPr>
               <w:instrText xml:space="preserve"> PAGEREF _Toc229321398 \h </w:instrText>
-            </w:r>
-            <w:r>
-              <w:rPr>
-                <w:noProof/>
-                <w:webHidden/>
-              </w:rPr>
-            </w:r>
-            <w:r>
-              <w:rPr>
-                <w:noProof/>
-                <w:webHidden/>
-              </w:rPr>
               <w:fldChar w:fldCharType="separate"/>
-            </w:r>
-            <w:r>
-              <w:rPr>
-                <w:noProof/>
-                <w:webHidden/>
-              </w:rPr>
               <w:t>18</w:t>
-            </w:r>
-            <w:r>
-              <w:rPr>
-                <w:noProof/>
-                <w:webHidden/>
-              </w:rPr>
               <w:fldChar w:fldCharType="end"/>
             </w:r>
           </w:hyperlink>
@@ -5042,46 +3407,10 @@
                 <w:webHidden/>
               </w:rPr>
               <w:tab/>
-            </w:r>
-            <w:r>
-              <w:rPr>
-                <w:noProof/>
-                <w:webHidden/>
-              </w:rPr>
               <w:fldChar w:fldCharType="begin"/>
-            </w:r>
-            <w:r>
-              <w:rPr>
-                <w:noProof/>
-                <w:webHidden/>
-              </w:rPr>
               <w:instrText xml:space="preserve"> PAGEREF _Toc229321399 \h </w:instrText>
-            </w:r>
-            <w:r>
-              <w:rPr>
-                <w:noProof/>
-                <w:webHidden/>
-              </w:rPr>
-            </w:r>
-            <w:r>
-              <w:rPr>
-                <w:noProof/>
-                <w:webHidden/>
-              </w:rPr>
               <w:fldChar w:fldCharType="separate"/>
-            </w:r>
-            <w:r>
-              <w:rPr>
-                <w:noProof/>
-                <w:webHidden/>
-              </w:rPr>
               <w:t>18</w:t>
-            </w:r>
-            <w:r>
-              <w:rPr>
-                <w:noProof/>
-                <w:webHidden/>
-              </w:rPr>
               <w:fldChar w:fldCharType="end"/>
             </w:r>
           </w:hyperlink>
@@ -5137,46 +3466,10 @@
                 <w:webHidden/>
               </w:rPr>
               <w:tab/>
-            </w:r>
-            <w:r>
-              <w:rPr>
-                <w:noProof/>
-                <w:webHidden/>
-              </w:rPr>
               <w:fldChar w:fldCharType="begin"/>
-            </w:r>
-            <w:r>
-              <w:rPr>
-                <w:noProof/>
-                <w:webHidden/>
-              </w:rPr>
               <w:instrText xml:space="preserve"> PAGEREF _Toc229321400 \h </w:instrText>
-            </w:r>
-            <w:r>
-              <w:rPr>
-                <w:noProof/>
-                <w:webHidden/>
-              </w:rPr>
-            </w:r>
-            <w:r>
-              <w:rPr>
-                <w:noProof/>
-                <w:webHidden/>
-              </w:rPr>
               <w:fldChar w:fldCharType="separate"/>
-            </w:r>
-            <w:r>
-              <w:rPr>
-                <w:noProof/>
-                <w:webHidden/>
-              </w:rPr>
               <w:t>19</w:t>
-            </w:r>
-            <w:r>
-              <w:rPr>
-                <w:noProof/>
-                <w:webHidden/>
-              </w:rPr>
               <w:fldChar w:fldCharType="end"/>
             </w:r>
           </w:hyperlink>
@@ -5229,46 +3522,10 @@
                 <w:webHidden/>
               </w:rPr>
               <w:tab/>
-            </w:r>
-            <w:r>
-              <w:rPr>
-                <w:noProof/>
-                <w:webHidden/>
-              </w:rPr>
               <w:fldChar w:fldCharType="begin"/>
-            </w:r>
-            <w:r>
-              <w:rPr>
-                <w:noProof/>
-                <w:webHidden/>
-              </w:rPr>
               <w:instrText xml:space="preserve"> PAGEREF _Toc229321402 \h </w:instrText>
-            </w:r>
-            <w:r>
-              <w:rPr>
-                <w:noProof/>
-                <w:webHidden/>
-              </w:rPr>
-            </w:r>
-            <w:r>
-              <w:rPr>
-                <w:noProof/>
-                <w:webHidden/>
-              </w:rPr>
               <w:fldChar w:fldCharType="separate"/>
-            </w:r>
-            <w:r>
-              <w:rPr>
-                <w:noProof/>
-                <w:webHidden/>
-              </w:rPr>
               <w:t>19</w:t>
-            </w:r>
-            <w:r>
-              <w:rPr>
-                <w:noProof/>
-                <w:webHidden/>
-              </w:rPr>
               <w:fldChar w:fldCharType="end"/>
             </w:r>
           </w:hyperlink>
@@ -5321,46 +3578,10 @@
                 <w:webHidden/>
               </w:rPr>
               <w:tab/>
-            </w:r>
-            <w:r>
-              <w:rPr>
-                <w:noProof/>
-                <w:webHidden/>
-              </w:rPr>
               <w:fldChar w:fldCharType="begin"/>
-            </w:r>
-            <w:r>
-              <w:rPr>
-                <w:noProof/>
-                <w:webHidden/>
-              </w:rPr>
               <w:instrText xml:space="preserve"> PAGEREF _Toc229321403 \h </w:instrText>
-            </w:r>
-            <w:r>
-              <w:rPr>
-                <w:noProof/>
-                <w:webHidden/>
-              </w:rPr>
-            </w:r>
-            <w:r>
-              <w:rPr>
-                <w:noProof/>
-                <w:webHidden/>
-              </w:rPr>
               <w:fldChar w:fldCharType="separate"/>
-            </w:r>
-            <w:r>
-              <w:rPr>
-                <w:noProof/>
-                <w:webHidden/>
-              </w:rPr>
               <w:t>19</w:t>
-            </w:r>
-            <w:r>
-              <w:rPr>
-                <w:noProof/>
-                <w:webHidden/>
-              </w:rPr>
               <w:fldChar w:fldCharType="end"/>
             </w:r>
           </w:hyperlink>
@@ -5413,46 +3634,10 @@
                 <w:webHidden/>
               </w:rPr>
               <w:tab/>
-            </w:r>
-            <w:r>
-              <w:rPr>
-                <w:noProof/>
-                <w:webHidden/>
-              </w:rPr>
               <w:fldChar w:fldCharType="begin"/>
-            </w:r>
-            <w:r>
-              <w:rPr>
-                <w:noProof/>
-                <w:webHidden/>
-              </w:rPr>
               <w:instrText xml:space="preserve"> PAGEREF _Toc229321404 \h </w:instrText>
-            </w:r>
-            <w:r>
-              <w:rPr>
-                <w:noProof/>
-                <w:webHidden/>
-              </w:rPr>
-            </w:r>
-            <w:r>
-              <w:rPr>
-                <w:noProof/>
-                <w:webHidden/>
-              </w:rPr>
               <w:fldChar w:fldCharType="separate"/>
-            </w:r>
-            <w:r>
-              <w:rPr>
-                <w:noProof/>
-                <w:webHidden/>
-              </w:rPr>
               <w:t>19</w:t>
-            </w:r>
-            <w:r>
-              <w:rPr>
-                <w:noProof/>
-                <w:webHidden/>
-              </w:rPr>
               <w:fldChar w:fldCharType="end"/>
             </w:r>
           </w:hyperlink>
@@ -5505,46 +3690,10 @@
                 <w:webHidden/>
               </w:rPr>
               <w:tab/>
-            </w:r>
-            <w:r>
-              <w:rPr>
-                <w:noProof/>
-                <w:webHidden/>
-              </w:rPr>
               <w:fldChar w:fldCharType="begin"/>
-            </w:r>
-            <w:r>
-              <w:rPr>
-                <w:noProof/>
-                <w:webHidden/>
-              </w:rPr>
               <w:instrText xml:space="preserve"> PAGEREF _Toc229321405 \h </w:instrText>
-            </w:r>
-            <w:r>
-              <w:rPr>
-                <w:noProof/>
-                <w:webHidden/>
-              </w:rPr>
-            </w:r>
-            <w:r>
-              <w:rPr>
-                <w:noProof/>
-                <w:webHidden/>
-              </w:rPr>
               <w:fldChar w:fldCharType="separate"/>
-            </w:r>
-            <w:r>
-              <w:rPr>
-                <w:noProof/>
-                <w:webHidden/>
-              </w:rPr>
               <w:t>19</w:t>
-            </w:r>
-            <w:r>
-              <w:rPr>
-                <w:noProof/>
-                <w:webHidden/>
-              </w:rPr>
               <w:fldChar w:fldCharType="end"/>
             </w:r>
           </w:hyperlink>
@@ -5597,46 +3746,10 @@
                 <w:webHidden/>
               </w:rPr>
               <w:tab/>
-            </w:r>
-            <w:r>
-              <w:rPr>
-                <w:noProof/>
-                <w:webHidden/>
-              </w:rPr>
               <w:fldChar w:fldCharType="begin"/>
-            </w:r>
-            <w:r>
-              <w:rPr>
-                <w:noProof/>
-                <w:webHidden/>
-              </w:rPr>
               <w:instrText xml:space="preserve"> PAGEREF _Toc229321406 \h </w:instrText>
-            </w:r>
-            <w:r>
-              <w:rPr>
-                <w:noProof/>
-                <w:webHidden/>
-              </w:rPr>
-            </w:r>
-            <w:r>
-              <w:rPr>
-                <w:noProof/>
-                <w:webHidden/>
-              </w:rPr>
               <w:fldChar w:fldCharType="separate"/>
-            </w:r>
-            <w:r>
-              <w:rPr>
-                <w:noProof/>
-                <w:webHidden/>
-              </w:rPr>
               <w:t>20</w:t>
-            </w:r>
-            <w:r>
-              <w:rPr>
-                <w:noProof/>
-                <w:webHidden/>
-              </w:rPr>
               <w:fldChar w:fldCharType="end"/>
             </w:r>
           </w:hyperlink>
@@ -5689,46 +3802,10 @@
                 <w:webHidden/>
               </w:rPr>
               <w:tab/>
-            </w:r>
-            <w:r>
-              <w:rPr>
-                <w:noProof/>
-                <w:webHidden/>
-              </w:rPr>
               <w:fldChar w:fldCharType="begin"/>
-            </w:r>
-            <w:r>
-              <w:rPr>
-                <w:noProof/>
-                <w:webHidden/>
-              </w:rPr>
               <w:instrText xml:space="preserve"> PAGEREF _Toc229321407 \h </w:instrText>
-            </w:r>
-            <w:r>
-              <w:rPr>
-                <w:noProof/>
-                <w:webHidden/>
-              </w:rPr>
-            </w:r>
-            <w:r>
-              <w:rPr>
-                <w:noProof/>
-                <w:webHidden/>
-              </w:rPr>
               <w:fldChar w:fldCharType="separate"/>
-            </w:r>
-            <w:r>
-              <w:rPr>
-                <w:noProof/>
-                <w:webHidden/>
-              </w:rPr>
               <w:t>20</w:t>
-            </w:r>
-            <w:r>
-              <w:rPr>
-                <w:noProof/>
-                <w:webHidden/>
-              </w:rPr>
               <w:fldChar w:fldCharType="end"/>
             </w:r>
           </w:hyperlink>
@@ -5781,46 +3858,10 @@
                 <w:webHidden/>
               </w:rPr>
               <w:tab/>
-            </w:r>
-            <w:r>
-              <w:rPr>
-                <w:noProof/>
-                <w:webHidden/>
-              </w:rPr>
               <w:fldChar w:fldCharType="begin"/>
-            </w:r>
-            <w:r>
-              <w:rPr>
-                <w:noProof/>
-                <w:webHidden/>
-              </w:rPr>
               <w:instrText xml:space="preserve"> PAGEREF _Toc229321408 \h </w:instrText>
-            </w:r>
-            <w:r>
-              <w:rPr>
-                <w:noProof/>
-                <w:webHidden/>
-              </w:rPr>
-            </w:r>
-            <w:r>
-              <w:rPr>
-                <w:noProof/>
-                <w:webHidden/>
-              </w:rPr>
               <w:fldChar w:fldCharType="separate"/>
-            </w:r>
-            <w:r>
-              <w:rPr>
-                <w:noProof/>
-                <w:webHidden/>
-              </w:rPr>
               <w:t>20</w:t>
-            </w:r>
-            <w:r>
-              <w:rPr>
-                <w:noProof/>
-                <w:webHidden/>
-              </w:rPr>
               <w:fldChar w:fldCharType="end"/>
             </w:r>
           </w:hyperlink>
@@ -5876,46 +3917,10 @@
                 <w:webHidden/>
               </w:rPr>
               <w:tab/>
-            </w:r>
-            <w:r>
-              <w:rPr>
-                <w:noProof/>
-                <w:webHidden/>
-              </w:rPr>
               <w:fldChar w:fldCharType="begin"/>
-            </w:r>
-            <w:r>
-              <w:rPr>
-                <w:noProof/>
-                <w:webHidden/>
-              </w:rPr>
               <w:instrText xml:space="preserve"> PAGEREF _Toc229321409 \h </w:instrText>
-            </w:r>
-            <w:r>
-              <w:rPr>
-                <w:noProof/>
-                <w:webHidden/>
-              </w:rPr>
-            </w:r>
-            <w:r>
-              <w:rPr>
-                <w:noProof/>
-                <w:webHidden/>
-              </w:rPr>
               <w:fldChar w:fldCharType="separate"/>
-            </w:r>
-            <w:r>
-              <w:rPr>
-                <w:noProof/>
-                <w:webHidden/>
-              </w:rPr>
               <w:t>20</w:t>
-            </w:r>
-            <w:r>
-              <w:rPr>
-                <w:noProof/>
-                <w:webHidden/>
-              </w:rPr>
               <w:fldChar w:fldCharType="end"/>
             </w:r>
           </w:hyperlink>
@@ -5968,46 +3973,10 @@
                 <w:webHidden/>
               </w:rPr>
               <w:tab/>
-            </w:r>
-            <w:r>
-              <w:rPr>
-                <w:noProof/>
-                <w:webHidden/>
-              </w:rPr>
               <w:fldChar w:fldCharType="begin"/>
-            </w:r>
-            <w:r>
-              <w:rPr>
-                <w:noProof/>
-                <w:webHidden/>
-              </w:rPr>
               <w:instrText xml:space="preserve"> PAGEREF _Toc229321411 \h </w:instrText>
-            </w:r>
-            <w:r>
-              <w:rPr>
-                <w:noProof/>
-                <w:webHidden/>
-              </w:rPr>
-            </w:r>
-            <w:r>
-              <w:rPr>
-                <w:noProof/>
-                <w:webHidden/>
-              </w:rPr>
               <w:fldChar w:fldCharType="separate"/>
-            </w:r>
-            <w:r>
-              <w:rPr>
-                <w:noProof/>
-                <w:webHidden/>
-              </w:rPr>
               <w:t>20</w:t>
-            </w:r>
-            <w:r>
-              <w:rPr>
-                <w:noProof/>
-                <w:webHidden/>
-              </w:rPr>
               <w:fldChar w:fldCharType="end"/>
             </w:r>
           </w:hyperlink>
@@ -6060,46 +4029,10 @@
                 <w:webHidden/>
               </w:rPr>
               <w:tab/>
-            </w:r>
-            <w:r>
-              <w:rPr>
-                <w:noProof/>
-                <w:webHidden/>
-              </w:rPr>
               <w:fldChar w:fldCharType="begin"/>
-            </w:r>
-            <w:r>
-              <w:rPr>
-                <w:noProof/>
-                <w:webHidden/>
-              </w:rPr>
               <w:instrText xml:space="preserve"> PAGEREF _Toc229321412 \h </w:instrText>
-            </w:r>
-            <w:r>
-              <w:rPr>
-                <w:noProof/>
-                <w:webHidden/>
-              </w:rPr>
-            </w:r>
-            <w:r>
-              <w:rPr>
-                <w:noProof/>
-                <w:webHidden/>
-              </w:rPr>
               <w:fldChar w:fldCharType="separate"/>
-            </w:r>
-            <w:r>
-              <w:rPr>
-                <w:noProof/>
-                <w:webHidden/>
-              </w:rPr>
               <w:t>21</w:t>
-            </w:r>
-            <w:r>
-              <w:rPr>
-                <w:noProof/>
-                <w:webHidden/>
-              </w:rPr>
               <w:fldChar w:fldCharType="end"/>
             </w:r>
           </w:hyperlink>
@@ -6155,46 +4088,10 @@
                 <w:webHidden/>
               </w:rPr>
               <w:tab/>
-            </w:r>
-            <w:r>
-              <w:rPr>
-                <w:noProof/>
-                <w:webHidden/>
-              </w:rPr>
               <w:fldChar w:fldCharType="begin"/>
-            </w:r>
-            <w:r>
-              <w:rPr>
-                <w:noProof/>
-                <w:webHidden/>
-              </w:rPr>
               <w:instrText xml:space="preserve"> PAGEREF _Toc229321413 \h </w:instrText>
-            </w:r>
-            <w:r>
-              <w:rPr>
-                <w:noProof/>
-                <w:webHidden/>
-              </w:rPr>
-            </w:r>
-            <w:r>
-              <w:rPr>
-                <w:noProof/>
-                <w:webHidden/>
-              </w:rPr>
               <w:fldChar w:fldCharType="separate"/>
-            </w:r>
-            <w:r>
-              <w:rPr>
-                <w:noProof/>
-                <w:webHidden/>
-              </w:rPr>
               <w:t>21</w:t>
-            </w:r>
-            <w:r>
-              <w:rPr>
-                <w:noProof/>
-                <w:webHidden/>
-              </w:rPr>
               <w:fldChar w:fldCharType="end"/>
             </w:r>
           </w:hyperlink>
@@ -6247,46 +4144,10 @@
                 <w:webHidden/>
               </w:rPr>
               <w:tab/>
-            </w:r>
-            <w:r>
-              <w:rPr>
-                <w:noProof/>
-                <w:webHidden/>
-              </w:rPr>
               <w:fldChar w:fldCharType="begin"/>
-            </w:r>
-            <w:r>
-              <w:rPr>
-                <w:noProof/>
-                <w:webHidden/>
-              </w:rPr>
               <w:instrText xml:space="preserve"> PAGEREF _Toc229321415 \h </w:instrText>
-            </w:r>
-            <w:r>
-              <w:rPr>
-                <w:noProof/>
-                <w:webHidden/>
-              </w:rPr>
-            </w:r>
-            <w:r>
-              <w:rPr>
-                <w:noProof/>
-                <w:webHidden/>
-              </w:rPr>
               <w:fldChar w:fldCharType="separate"/>
-            </w:r>
-            <w:r>
-              <w:rPr>
-                <w:noProof/>
-                <w:webHidden/>
-              </w:rPr>
               <w:t>21</w:t>
-            </w:r>
-            <w:r>
-              <w:rPr>
-                <w:noProof/>
-                <w:webHidden/>
-              </w:rPr>
               <w:fldChar w:fldCharType="end"/>
             </w:r>
           </w:hyperlink>
@@ -6342,46 +4203,10 @@
                 <w:webHidden/>
               </w:rPr>
               <w:tab/>
-            </w:r>
-            <w:r>
-              <w:rPr>
-                <w:noProof/>
-                <w:webHidden/>
-              </w:rPr>
               <w:fldChar w:fldCharType="begin"/>
-            </w:r>
-            <w:r>
-              <w:rPr>
-                <w:noProof/>
-                <w:webHidden/>
-              </w:rPr>
               <w:instrText xml:space="preserve"> PAGEREF _Toc229321416 \h </w:instrText>
-            </w:r>
-            <w:r>
-              <w:rPr>
-                <w:noProof/>
-                <w:webHidden/>
-              </w:rPr>
-            </w:r>
-            <w:r>
-              <w:rPr>
-                <w:noProof/>
-                <w:webHidden/>
-              </w:rPr>
               <w:fldChar w:fldCharType="separate"/>
-            </w:r>
-            <w:r>
-              <w:rPr>
-                <w:noProof/>
-                <w:webHidden/>
-              </w:rPr>
               <w:t>21</w:t>
-            </w:r>
-            <w:r>
-              <w:rPr>
-                <w:noProof/>
-                <w:webHidden/>
-              </w:rPr>
               <w:fldChar w:fldCharType="end"/>
             </w:r>
           </w:hyperlink>
@@ -6434,46 +4259,10 @@
                 <w:webHidden/>
               </w:rPr>
               <w:tab/>
-            </w:r>
-            <w:r>
-              <w:rPr>
-                <w:noProof/>
-                <w:webHidden/>
-              </w:rPr>
               <w:fldChar w:fldCharType="begin"/>
-            </w:r>
-            <w:r>
-              <w:rPr>
-                <w:noProof/>
-                <w:webHidden/>
-              </w:rPr>
               <w:instrText xml:space="preserve"> PAGEREF _Toc229321418 \h </w:instrText>
-            </w:r>
-            <w:r>
-              <w:rPr>
-                <w:noProof/>
-                <w:webHidden/>
-              </w:rPr>
-            </w:r>
-            <w:r>
-              <w:rPr>
-                <w:noProof/>
-                <w:webHidden/>
-              </w:rPr>
               <w:fldChar w:fldCharType="separate"/>
-            </w:r>
-            <w:r>
-              <w:rPr>
-                <w:noProof/>
-                <w:webHidden/>
-              </w:rPr>
               <w:t>22</w:t>
-            </w:r>
-            <w:r>
-              <w:rPr>
-                <w:noProof/>
-                <w:webHidden/>
-              </w:rPr>
               <w:fldChar w:fldCharType="end"/>
             </w:r>
           </w:hyperlink>
@@ -6529,46 +4318,10 @@
                 <w:webHidden/>
               </w:rPr>
               <w:tab/>
-            </w:r>
-            <w:r>
-              <w:rPr>
-                <w:noProof/>
-                <w:webHidden/>
-              </w:rPr>
               <w:fldChar w:fldCharType="begin"/>
-            </w:r>
-            <w:r>
-              <w:rPr>
-                <w:noProof/>
-                <w:webHidden/>
-              </w:rPr>
               <w:instrText xml:space="preserve"> PAGEREF _Toc229321419 \h </w:instrText>
-            </w:r>
-            <w:r>
-              <w:rPr>
-                <w:noProof/>
-                <w:webHidden/>
-              </w:rPr>
-            </w:r>
-            <w:r>
-              <w:rPr>
-                <w:noProof/>
-                <w:webHidden/>
-              </w:rPr>
               <w:fldChar w:fldCharType="separate"/>
-            </w:r>
-            <w:r>
-              <w:rPr>
-                <w:noProof/>
-                <w:webHidden/>
-              </w:rPr>
               <w:t>23</w:t>
-            </w:r>
-            <w:r>
-              <w:rPr>
-                <w:noProof/>
-                <w:webHidden/>
-              </w:rPr>
               <w:fldChar w:fldCharType="end"/>
             </w:r>
           </w:hyperlink>
@@ -6621,46 +4374,10 @@
                 <w:webHidden/>
               </w:rPr>
               <w:tab/>
-            </w:r>
-            <w:r>
-              <w:rPr>
-                <w:noProof/>
-                <w:webHidden/>
-              </w:rPr>
               <w:fldChar w:fldCharType="begin"/>
-            </w:r>
-            <w:r>
-              <w:rPr>
-                <w:noProof/>
-                <w:webHidden/>
-              </w:rPr>
               <w:instrText xml:space="preserve"> PAGEREF _Toc229321421 \h </w:instrText>
-            </w:r>
-            <w:r>
-              <w:rPr>
-                <w:noProof/>
-                <w:webHidden/>
-              </w:rPr>
-            </w:r>
-            <w:r>
-              <w:rPr>
-                <w:noProof/>
-                <w:webHidden/>
-              </w:rPr>
               <w:fldChar w:fldCharType="separate"/>
-            </w:r>
-            <w:r>
-              <w:rPr>
-                <w:noProof/>
-                <w:webHidden/>
-              </w:rPr>
               <w:t>23</w:t>
-            </w:r>
-            <w:r>
-              <w:rPr>
-                <w:noProof/>
-                <w:webHidden/>
-              </w:rPr>
               <w:fldChar w:fldCharType="end"/>
             </w:r>
           </w:hyperlink>
@@ -6716,46 +4433,10 @@
                 <w:webHidden/>
               </w:rPr>
               <w:tab/>
-            </w:r>
-            <w:r>
-              <w:rPr>
-                <w:noProof/>
-                <w:webHidden/>
-              </w:rPr>
               <w:fldChar w:fldCharType="begin"/>
-            </w:r>
-            <w:r>
-              <w:rPr>
-                <w:noProof/>
-                <w:webHidden/>
-              </w:rPr>
               <w:instrText xml:space="preserve"> PAGEREF _Toc229321422 \h </w:instrText>
-            </w:r>
-            <w:r>
-              <w:rPr>
-                <w:noProof/>
-                <w:webHidden/>
-              </w:rPr>
-            </w:r>
-            <w:r>
-              <w:rPr>
-                <w:noProof/>
-                <w:webHidden/>
-              </w:rPr>
               <w:fldChar w:fldCharType="separate"/>
-            </w:r>
-            <w:r>
-              <w:rPr>
-                <w:noProof/>
-                <w:webHidden/>
-              </w:rPr>
               <w:t>23</w:t>
-            </w:r>
-            <w:r>
-              <w:rPr>
-                <w:noProof/>
-                <w:webHidden/>
-              </w:rPr>
               <w:fldChar w:fldCharType="end"/>
             </w:r>
           </w:hyperlink>
@@ -6808,46 +4489,10 @@
                 <w:webHidden/>
               </w:rPr>
               <w:tab/>
-            </w:r>
-            <w:r>
-              <w:rPr>
-                <w:noProof/>
-                <w:webHidden/>
-              </w:rPr>
               <w:fldChar w:fldCharType="begin"/>
-            </w:r>
-            <w:r>
-              <w:rPr>
-                <w:noProof/>
-                <w:webHidden/>
-              </w:rPr>
               <w:instrText xml:space="preserve"> PAGEREF _Toc229321424 \h </w:instrText>
-            </w:r>
-            <w:r>
-              <w:rPr>
-                <w:noProof/>
-                <w:webHidden/>
-              </w:rPr>
-            </w:r>
-            <w:r>
-              <w:rPr>
-                <w:noProof/>
-                <w:webHidden/>
-              </w:rPr>
               <w:fldChar w:fldCharType="separate"/>
-            </w:r>
-            <w:r>
-              <w:rPr>
-                <w:noProof/>
-                <w:webHidden/>
-              </w:rPr>
               <w:t>23</w:t>
-            </w:r>
-            <w:r>
-              <w:rPr>
-                <w:noProof/>
-                <w:webHidden/>
-              </w:rPr>
               <w:fldChar w:fldCharType="end"/>
             </w:r>
           </w:hyperlink>
@@ -6900,46 +4545,10 @@
                 <w:webHidden/>
               </w:rPr>
               <w:tab/>
-            </w:r>
-            <w:r>
-              <w:rPr>
-                <w:noProof/>
-                <w:webHidden/>
-              </w:rPr>
               <w:fldChar w:fldCharType="begin"/>
-            </w:r>
-            <w:r>
-              <w:rPr>
-                <w:noProof/>
-                <w:webHidden/>
-              </w:rPr>
               <w:instrText xml:space="preserve"> PAGEREF _Toc229321425 \h </w:instrText>
-            </w:r>
-            <w:r>
-              <w:rPr>
-                <w:noProof/>
-                <w:webHidden/>
-              </w:rPr>
-            </w:r>
-            <w:r>
-              <w:rPr>
-                <w:noProof/>
-                <w:webHidden/>
-              </w:rPr>
               <w:fldChar w:fldCharType="separate"/>
-            </w:r>
-            <w:r>
-              <w:rPr>
-                <w:noProof/>
-                <w:webHidden/>
-              </w:rPr>
               <w:t>24</w:t>
-            </w:r>
-            <w:r>
-              <w:rPr>
-                <w:noProof/>
-                <w:webHidden/>
-              </w:rPr>
               <w:fldChar w:fldCharType="end"/>
             </w:r>
           </w:hyperlink>
@@ -6992,46 +4601,10 @@
                 <w:webHidden/>
               </w:rPr>
               <w:tab/>
-            </w:r>
-            <w:r>
-              <w:rPr>
-                <w:noProof/>
-                <w:webHidden/>
-              </w:rPr>
               <w:fldChar w:fldCharType="begin"/>
-            </w:r>
-            <w:r>
-              <w:rPr>
-                <w:noProof/>
-                <w:webHidden/>
-              </w:rPr>
               <w:instrText xml:space="preserve"> PAGEREF _Toc229321426 \h </w:instrText>
-            </w:r>
-            <w:r>
-              <w:rPr>
-                <w:noProof/>
-                <w:webHidden/>
-              </w:rPr>
-            </w:r>
-            <w:r>
-              <w:rPr>
-                <w:noProof/>
-                <w:webHidden/>
-              </w:rPr>
               <w:fldChar w:fldCharType="separate"/>
-            </w:r>
-            <w:r>
-              <w:rPr>
-                <w:noProof/>
-                <w:webHidden/>
-              </w:rPr>
               <w:t>24</w:t>
-            </w:r>
-            <w:r>
-              <w:rPr>
-                <w:noProof/>
-                <w:webHidden/>
-              </w:rPr>
               <w:fldChar w:fldCharType="end"/>
             </w:r>
           </w:hyperlink>
@@ -7087,46 +4660,10 @@
                 <w:webHidden/>
               </w:rPr>
               <w:tab/>
-            </w:r>
-            <w:r>
-              <w:rPr>
-                <w:noProof/>
-                <w:webHidden/>
-              </w:rPr>
               <w:fldChar w:fldCharType="begin"/>
-            </w:r>
-            <w:r>
-              <w:rPr>
-                <w:noProof/>
-                <w:webHidden/>
-              </w:rPr>
               <w:instrText xml:space="preserve"> PAGEREF _Toc229321427 \h </w:instrText>
-            </w:r>
-            <w:r>
-              <w:rPr>
-                <w:noProof/>
-                <w:webHidden/>
-              </w:rPr>
-            </w:r>
-            <w:r>
-              <w:rPr>
-                <w:noProof/>
-                <w:webHidden/>
-              </w:rPr>
               <w:fldChar w:fldCharType="separate"/>
-            </w:r>
-            <w:r>
-              <w:rPr>
-                <w:noProof/>
-                <w:webHidden/>
-              </w:rPr>
               <w:t>24</w:t>
-            </w:r>
-            <w:r>
-              <w:rPr>
-                <w:noProof/>
-                <w:webHidden/>
-              </w:rPr>
               <w:fldChar w:fldCharType="end"/>
             </w:r>
           </w:hyperlink>
@@ -7179,46 +4716,10 @@
                 <w:webHidden/>
               </w:rPr>
               <w:tab/>
-            </w:r>
-            <w:r>
-              <w:rPr>
-                <w:noProof/>
-                <w:webHidden/>
-              </w:rPr>
               <w:fldChar w:fldCharType="begin"/>
-            </w:r>
-            <w:r>
-              <w:rPr>
-                <w:noProof/>
-                <w:webHidden/>
-              </w:rPr>
               <w:instrText xml:space="preserve"> PAGEREF _Toc229321429 \h </w:instrText>
-            </w:r>
-            <w:r>
-              <w:rPr>
-                <w:noProof/>
-                <w:webHidden/>
-              </w:rPr>
-            </w:r>
-            <w:r>
-              <w:rPr>
-                <w:noProof/>
-                <w:webHidden/>
-              </w:rPr>
               <w:fldChar w:fldCharType="separate"/>
-            </w:r>
-            <w:r>
-              <w:rPr>
-                <w:noProof/>
-                <w:webHidden/>
-              </w:rPr>
               <w:t>24</w:t>
-            </w:r>
-            <w:r>
-              <w:rPr>
-                <w:noProof/>
-                <w:webHidden/>
-              </w:rPr>
               <w:fldChar w:fldCharType="end"/>
             </w:r>
           </w:hyperlink>
@@ -7271,46 +4772,10 @@
                 <w:webHidden/>
               </w:rPr>
               <w:tab/>
-            </w:r>
-            <w:r>
-              <w:rPr>
-                <w:noProof/>
-                <w:webHidden/>
-              </w:rPr>
               <w:fldChar w:fldCharType="begin"/>
-            </w:r>
-            <w:r>
-              <w:rPr>
-                <w:noProof/>
-                <w:webHidden/>
-              </w:rPr>
               <w:instrText xml:space="preserve"> PAGEREF _Toc229321430 \h </w:instrText>
-            </w:r>
-            <w:r>
-              <w:rPr>
-                <w:noProof/>
-                <w:webHidden/>
-              </w:rPr>
-            </w:r>
-            <w:r>
-              <w:rPr>
-                <w:noProof/>
-                <w:webHidden/>
-              </w:rPr>
               <w:fldChar w:fldCharType="separate"/>
-            </w:r>
-            <w:r>
-              <w:rPr>
-                <w:noProof/>
-                <w:webHidden/>
-              </w:rPr>
               <w:t>25</w:t>
-            </w:r>
-            <w:r>
-              <w:rPr>
-                <w:noProof/>
-                <w:webHidden/>
-              </w:rPr>
               <w:fldChar w:fldCharType="end"/>
             </w:r>
           </w:hyperlink>
@@ -7363,46 +4828,10 @@
                 <w:webHidden/>
               </w:rPr>
               <w:tab/>
-            </w:r>
-            <w:r>
-              <w:rPr>
-                <w:noProof/>
-                <w:webHidden/>
-              </w:rPr>
               <w:fldChar w:fldCharType="begin"/>
-            </w:r>
-            <w:r>
-              <w:rPr>
-                <w:noProof/>
-                <w:webHidden/>
-              </w:rPr>
               <w:instrText xml:space="preserve"> PAGEREF _Toc229321431 \h </w:instrText>
-            </w:r>
-            <w:r>
-              <w:rPr>
-                <w:noProof/>
-                <w:webHidden/>
-              </w:rPr>
-            </w:r>
-            <w:r>
-              <w:rPr>
-                <w:noProof/>
-                <w:webHidden/>
-              </w:rPr>
               <w:fldChar w:fldCharType="separate"/>
-            </w:r>
-            <w:r>
-              <w:rPr>
-                <w:noProof/>
-                <w:webHidden/>
-              </w:rPr>
               <w:t>25</w:t>
-            </w:r>
-            <w:r>
-              <w:rPr>
-                <w:noProof/>
-                <w:webHidden/>
-              </w:rPr>
               <w:fldChar w:fldCharType="end"/>
             </w:r>
           </w:hyperlink>
@@ -7455,46 +4884,10 @@
                 <w:webHidden/>
               </w:rPr>
               <w:tab/>
-            </w:r>
-            <w:r>
-              <w:rPr>
-                <w:noProof/>
-                <w:webHidden/>
-              </w:rPr>
               <w:fldChar w:fldCharType="begin"/>
-            </w:r>
-            <w:r>
-              <w:rPr>
-                <w:noProof/>
-                <w:webHidden/>
-              </w:rPr>
               <w:instrText xml:space="preserve"> PAGEREF _Toc229321432 \h </w:instrText>
-            </w:r>
-            <w:r>
-              <w:rPr>
-                <w:noProof/>
-                <w:webHidden/>
-              </w:rPr>
-            </w:r>
-            <w:r>
-              <w:rPr>
-                <w:noProof/>
-                <w:webHidden/>
-              </w:rPr>
               <w:fldChar w:fldCharType="separate"/>
-            </w:r>
-            <w:r>
-              <w:rPr>
-                <w:noProof/>
-                <w:webHidden/>
-              </w:rPr>
               <w:t>25</w:t>
-            </w:r>
-            <w:r>
-              <w:rPr>
-                <w:noProof/>
-                <w:webHidden/>
-              </w:rPr>
               <w:fldChar w:fldCharType="end"/>
             </w:r>
           </w:hyperlink>
@@ -7547,46 +4940,10 @@
                 <w:webHidden/>
               </w:rPr>
               <w:tab/>
-            </w:r>
-            <w:r>
-              <w:rPr>
-                <w:noProof/>
-                <w:webHidden/>
-              </w:rPr>
               <w:fldChar w:fldCharType="begin"/>
-            </w:r>
-            <w:r>
-              <w:rPr>
-                <w:noProof/>
-                <w:webHidden/>
-              </w:rPr>
               <w:instrText xml:space="preserve"> PAGEREF _Toc229321433 \h </w:instrText>
-            </w:r>
-            <w:r>
-              <w:rPr>
-                <w:noProof/>
-                <w:webHidden/>
-              </w:rPr>
-            </w:r>
-            <w:r>
-              <w:rPr>
-                <w:noProof/>
-                <w:webHidden/>
-              </w:rPr>
               <w:fldChar w:fldCharType="separate"/>
-            </w:r>
-            <w:r>
-              <w:rPr>
-                <w:noProof/>
-                <w:webHidden/>
-              </w:rPr>
               <w:t>26</w:t>
-            </w:r>
-            <w:r>
-              <w:rPr>
-                <w:noProof/>
-                <w:webHidden/>
-              </w:rPr>
               <w:fldChar w:fldCharType="end"/>
             </w:r>
           </w:hyperlink>
@@ -7639,46 +4996,10 @@
                 <w:webHidden/>
               </w:rPr>
               <w:tab/>
-            </w:r>
-            <w:r>
-              <w:rPr>
-                <w:noProof/>
-                <w:webHidden/>
-              </w:rPr>
               <w:fldChar w:fldCharType="begin"/>
-            </w:r>
-            <w:r>
-              <w:rPr>
-                <w:noProof/>
-                <w:webHidden/>
-              </w:rPr>
               <w:instrText xml:space="preserve"> PAGEREF _Toc229321434 \h </w:instrText>
-            </w:r>
-            <w:r>
-              <w:rPr>
-                <w:noProof/>
-                <w:webHidden/>
-              </w:rPr>
-            </w:r>
-            <w:r>
-              <w:rPr>
-                <w:noProof/>
-                <w:webHidden/>
-              </w:rPr>
               <w:fldChar w:fldCharType="separate"/>
-            </w:r>
-            <w:r>
-              <w:rPr>
-                <w:noProof/>
-                <w:webHidden/>
-              </w:rPr>
               <w:t>26</w:t>
-            </w:r>
-            <w:r>
-              <w:rPr>
-                <w:noProof/>
-                <w:webHidden/>
-              </w:rPr>
               <w:fldChar w:fldCharType="end"/>
             </w:r>
           </w:hyperlink>
@@ -7734,46 +5055,10 @@
                 <w:webHidden/>
               </w:rPr>
               <w:tab/>
-            </w:r>
-            <w:r>
-              <w:rPr>
-                <w:noProof/>
-                <w:webHidden/>
-              </w:rPr>
               <w:fldChar w:fldCharType="begin"/>
-            </w:r>
-            <w:r>
-              <w:rPr>
-                <w:noProof/>
-                <w:webHidden/>
-              </w:rPr>
               <w:instrText xml:space="preserve"> PAGEREF _Toc229321435 \h </w:instrText>
-            </w:r>
-            <w:r>
-              <w:rPr>
-                <w:noProof/>
-                <w:webHidden/>
-              </w:rPr>
-            </w:r>
-            <w:r>
-              <w:rPr>
-                <w:noProof/>
-                <w:webHidden/>
-              </w:rPr>
               <w:fldChar w:fldCharType="separate"/>
-            </w:r>
-            <w:r>
-              <w:rPr>
-                <w:noProof/>
-                <w:webHidden/>
-              </w:rPr>
               <w:t>27</w:t>
-            </w:r>
-            <w:r>
-              <w:rPr>
-                <w:noProof/>
-                <w:webHidden/>
-              </w:rPr>
               <w:fldChar w:fldCharType="end"/>
             </w:r>
           </w:hyperlink>
@@ -7829,46 +5114,10 @@
                 <w:webHidden/>
               </w:rPr>
               <w:tab/>
-            </w:r>
-            <w:r>
-              <w:rPr>
-                <w:noProof/>
-                <w:webHidden/>
-              </w:rPr>
               <w:fldChar w:fldCharType="begin"/>
-            </w:r>
-            <w:r>
-              <w:rPr>
-                <w:noProof/>
-                <w:webHidden/>
-              </w:rPr>
               <w:instrText xml:space="preserve"> PAGEREF _Toc229321436 \h </w:instrText>
-            </w:r>
-            <w:r>
-              <w:rPr>
-                <w:noProof/>
-                <w:webHidden/>
-              </w:rPr>
-            </w:r>
-            <w:r>
-              <w:rPr>
-                <w:noProof/>
-                <w:webHidden/>
-              </w:rPr>
               <w:fldChar w:fldCharType="separate"/>
-            </w:r>
-            <w:r>
-              <w:rPr>
-                <w:noProof/>
-                <w:webHidden/>
-              </w:rPr>
               <w:t>28</w:t>
-            </w:r>
-            <w:r>
-              <w:rPr>
-                <w:noProof/>
-                <w:webHidden/>
-              </w:rPr>
               <w:fldChar w:fldCharType="end"/>
             </w:r>
           </w:hyperlink>
@@ -7924,46 +5173,10 @@
                 <w:webHidden/>
               </w:rPr>
               <w:tab/>
-            </w:r>
-            <w:r>
-              <w:rPr>
-                <w:noProof/>
-                <w:webHidden/>
-              </w:rPr>
               <w:fldChar w:fldCharType="begin"/>
-            </w:r>
-            <w:r>
-              <w:rPr>
-                <w:noProof/>
-                <w:webHidden/>
-              </w:rPr>
               <w:instrText xml:space="preserve"> PAGEREF _Toc229321437 \h </w:instrText>
-            </w:r>
-            <w:r>
-              <w:rPr>
-                <w:noProof/>
-                <w:webHidden/>
-              </w:rPr>
-            </w:r>
-            <w:r>
-              <w:rPr>
-                <w:noProof/>
-                <w:webHidden/>
-              </w:rPr>
               <w:fldChar w:fldCharType="separate"/>
-            </w:r>
-            <w:r>
-              <w:rPr>
-                <w:noProof/>
-                <w:webHidden/>
-              </w:rPr>
               <w:t>29</w:t>
-            </w:r>
-            <w:r>
-              <w:rPr>
-                <w:noProof/>
-                <w:webHidden/>
-              </w:rPr>
               <w:fldChar w:fldCharType="end"/>
             </w:r>
           </w:hyperlink>
@@ -8019,46 +5232,10 @@
                 <w:webHidden/>
               </w:rPr>
               <w:tab/>
-            </w:r>
-            <w:r>
-              <w:rPr>
-                <w:noProof/>
-                <w:webHidden/>
-              </w:rPr>
               <w:fldChar w:fldCharType="begin"/>
-            </w:r>
-            <w:r>
-              <w:rPr>
-                <w:noProof/>
-                <w:webHidden/>
-              </w:rPr>
               <w:instrText xml:space="preserve"> PAGEREF _Toc229321438 \h </w:instrText>
-            </w:r>
-            <w:r>
-              <w:rPr>
-                <w:noProof/>
-                <w:webHidden/>
-              </w:rPr>
-            </w:r>
-            <w:r>
-              <w:rPr>
-                <w:noProof/>
-                <w:webHidden/>
-              </w:rPr>
               <w:fldChar w:fldCharType="separate"/>
-            </w:r>
-            <w:r>
-              <w:rPr>
-                <w:noProof/>
-                <w:webHidden/>
-              </w:rPr>
               <w:t>29</w:t>
-            </w:r>
-            <w:r>
-              <w:rPr>
-                <w:noProof/>
-                <w:webHidden/>
-              </w:rPr>
               <w:fldChar w:fldCharType="end"/>
             </w:r>
           </w:hyperlink>
@@ -8114,46 +5291,10 @@
                 <w:webHidden/>
               </w:rPr>
               <w:tab/>
-            </w:r>
-            <w:r>
-              <w:rPr>
-                <w:noProof/>
-                <w:webHidden/>
-              </w:rPr>
               <w:fldChar w:fldCharType="begin"/>
-            </w:r>
-            <w:r>
-              <w:rPr>
-                <w:noProof/>
-                <w:webHidden/>
-              </w:rPr>
               <w:instrText xml:space="preserve"> PAGEREF _Toc229321439 \h </w:instrText>
-            </w:r>
-            <w:r>
-              <w:rPr>
-                <w:noProof/>
-                <w:webHidden/>
-              </w:rPr>
-            </w:r>
-            <w:r>
-              <w:rPr>
-                <w:noProof/>
-                <w:webHidden/>
-              </w:rPr>
               <w:fldChar w:fldCharType="separate"/>
-            </w:r>
-            <w:r>
-              <w:rPr>
-                <w:noProof/>
-                <w:webHidden/>
-              </w:rPr>
               <w:t>29</w:t>
-            </w:r>
-            <w:r>
-              <w:rPr>
-                <w:noProof/>
-                <w:webHidden/>
-              </w:rPr>
               <w:fldChar w:fldCharType="end"/>
             </w:r>
           </w:hyperlink>
@@ -8475,13 +5616,7 @@
                               <w:rPr>
                                 <w:sz w:val="20"/>
                               </w:rPr>
-                              <w:t>Problem Solving and A</w:t>
-                            </w:r>
-                            <w:r>
-                              <w:rPr>
-                                <w:sz w:val="20"/>
-                              </w:rPr>
-                              <w:t xml:space="preserve">rtificial Intelligence  </w:t>
+                              <w:t xml:space="preserve">Problem Solving and Artificial Intelligence  </w:t>
                             </w:r>
                             <w:r>
                               <w:rPr>
@@ -8547,21 +5682,7 @@
                               <w:rPr>
                                 <w:sz w:val="20"/>
                               </w:rPr>
-                              <w:t xml:space="preserve">Simulation and </w:t>
-                            </w:r>
-                            <w:proofErr w:type="spellStart"/>
-                            <w:r>
-                              <w:rPr>
-                                <w:sz w:val="20"/>
-                              </w:rPr>
-                              <w:t>Modeling</w:t>
-                            </w:r>
-                            <w:proofErr w:type="spellEnd"/>
-                            <w:r>
-                              <w:rPr>
-                                <w:sz w:val="20"/>
-                              </w:rPr>
-                              <w:t xml:space="preserve">  </w:t>
+                              <w:t xml:space="preserve">Simulation and Modeling  </w:t>
                             </w:r>
                             <w:r>
                               <w:rPr>
@@ -9077,13 +6198,7 @@
                         <w:rPr>
                           <w:sz w:val="20"/>
                         </w:rPr>
-                        <w:t>Problem Solving and A</w:t>
-                      </w:r>
-                      <w:r>
-                        <w:rPr>
-                          <w:sz w:val="20"/>
-                        </w:rPr>
-                        <w:t xml:space="preserve">rtificial Intelligence  </w:t>
+                        <w:t xml:space="preserve">Problem Solving and Artificial Intelligence  </w:t>
                       </w:r>
                       <w:r>
                         <w:rPr>
@@ -9149,21 +6264,7 @@
                         <w:rPr>
                           <w:sz w:val="20"/>
                         </w:rPr>
-                        <w:t xml:space="preserve">Simulation and </w:t>
-                      </w:r>
-                      <w:proofErr w:type="spellStart"/>
-                      <w:r>
-                        <w:rPr>
-                          <w:sz w:val="20"/>
-                        </w:rPr>
-                        <w:t>Modeling</w:t>
-                      </w:r>
-                      <w:proofErr w:type="spellEnd"/>
-                      <w:r>
-                        <w:rPr>
-                          <w:sz w:val="20"/>
-                        </w:rPr>
-                        <w:t xml:space="preserve">  </w:t>
+                        <w:t xml:space="preserve">Simulation and Modeling  </w:t>
                       </w:r>
                       <w:r>
                         <w:rPr>
@@ -10195,71 +7296,28 @@
           <w:szCs w:val="24"/>
           <w:lang w:val="en-PK" w:eastAsia="en-PK"/>
         </w:rPr>
-        <w:t xml:space="preserve">The absence of intelligent automation in most available systems compels instructors to manually design, categorize, and evaluate each assessment item, a process that scales poorly as </w:t>
-      </w:r>
-      <w:proofErr w:type="spellStart"/>
-      <w:r>
+        <w:t xml:space="preserve">The absence of intelligent automation in most available systems compels instructors to manually design, categorize, and evaluate each assessment item, a process that scales poorly as enrollment numbers increase. Evaluation latency - the time elapsed between examination submission and result publication - remains a persistent challenge in institutions relying on manual grading workflows, depriving students of timely, actionable feedback essential for academic improvement.</w:t>
+      </w:r>
+    </w:p>
+    <w:p>
+      <w:pPr>
+        <w:spacing w:before="60" w:after="60" w:line="276" w:lineRule="auto"/>
+        <w:jc w:val="both"/>
         <w:rPr>
           <w:rFonts w:eastAsia="Times New Roman" w:cs="Times New Roman"/>
           <w:szCs w:val="24"/>
           <w:lang w:val="en-PK" w:eastAsia="en-PK"/>
         </w:rPr>
-        <w:t>enrollment</w:t>
-      </w:r>
-      <w:proofErr w:type="spellEnd"/>
+      </w:pPr>
       <w:r>
         <w:rPr>
           <w:rFonts w:eastAsia="Times New Roman" w:cs="Times New Roman"/>
           <w:szCs w:val="24"/>
           <w:lang w:val="en-PK" w:eastAsia="en-PK"/>
         </w:rPr>
-        <w:t xml:space="preserve"> numbers increase. Evaluation latency - the time elapsed between examination submission and result publication - remains a persistent challenge in institutions relying on manual grading workflows, depriving students of timely, actionable feedback essential for academic improvement.</w:t>
-      </w:r>
-    </w:p>
-    <w:p>
-      <w:pPr>
-        <w:spacing w:before="60" w:after="60" w:line="276" w:lineRule="auto"/>
-        <w:jc w:val="both"/>
-        <w:rPr>
-          <w:rFonts w:eastAsia="Times New Roman" w:cs="Times New Roman"/>
-          <w:szCs w:val="24"/>
-          <w:lang w:val="en-PK" w:eastAsia="en-PK"/>
-        </w:rPr>
-      </w:pPr>
-      <w:r>
-        <w:rPr>
-          <w:rFonts w:eastAsia="Times New Roman" w:cs="Times New Roman"/>
-          <w:szCs w:val="24"/>
-          <w:lang w:val="en-PK" w:eastAsia="en-PK"/>
-        </w:rPr>
         <w:t xml:space="preserve">Security vulnerabilities in existing online examination systems, including susceptibility to unauthorized tab switching, session hijacking, and answer sharing, undermine the integrity </w:t>
-      </w:r>
-      <w:r>
-        <w:rPr>
-          <w:rFonts w:eastAsia="Times New Roman" w:cs="Times New Roman"/>
-          <w:szCs w:val="24"/>
-          <w:lang w:val="en-PK" w:eastAsia="en-PK"/>
-        </w:rPr>
         <w:lastRenderedPageBreak/>
-        <w:t xml:space="preserve">of assessments conducted in unsupervised environments. Furthermore, the lack of a centralized question bank management system means that instructors must repeatedly reconstruct similar assessments, resulting in redundant effort and inconsistent evaluation standards. The absence of detailed, exportable performance analytics limits institutional capacity to monitor individual and cohort-level academic progress over time. Accessibility barriers - including geographic constraints that prevent students from attending physical examination </w:t>
-      </w:r>
-      <w:proofErr w:type="spellStart"/>
-      <w:r>
-        <w:rPr>
-          <w:rFonts w:eastAsia="Times New Roman" w:cs="Times New Roman"/>
-          <w:szCs w:val="24"/>
-          <w:lang w:val="en-PK" w:eastAsia="en-PK"/>
-        </w:rPr>
-        <w:t>centers</w:t>
-      </w:r>
-      <w:proofErr w:type="spellEnd"/>
-      <w:r>
-        <w:rPr>
-          <w:rFonts w:eastAsia="Times New Roman" w:cs="Times New Roman"/>
-          <w:szCs w:val="24"/>
-          <w:lang w:val="en-PK" w:eastAsia="en-PK"/>
-        </w:rPr>
-        <w:t xml:space="preserve"> - have been amplified by post-pandemic academic disruptions, necessitating robust remote examination capabilities.</w:t>
+        <w:t xml:space="preserve">of assessments conducted in unsupervised environments. Furthermore, the lack of a centralized question bank management system means that instructors must repeatedly reconstruct similar assessments, resulting in redundant effort and inconsistent evaluation standards. The absence of detailed, exportable performance analytics limits institutional capacity to monitor individual and cohort-level academic progress over time. Accessibility barriers - including geographic constraints that prevent students from attending physical examination centers - have been amplified by post-pandemic academic disruptions, necessitating robust remote examination capabilities.</w:t>
       </w:r>
     </w:p>
     <w:p>
@@ -10424,13 +7482,6 @@
           <w:lang w:val="en-PK" w:eastAsia="en-PK"/>
         </w:rPr>
         <w:t xml:space="preserve">Automated grading of multiple-choice and short-answer questions, facilitated by predefined answer keys and NLP-based semantic evaluation respectively, ensures that results are computed and published immediately upon examination submission, eliminating evaluation latency. The SQLite-backed question bank provides a structured, searchable repository of assessment items categorized by subject, difficulty level, and </w:t>
-      </w:r>
-      <w:r>
-        <w:rPr>
-          <w:rFonts w:eastAsia="Times New Roman" w:cs="Times New Roman"/>
-          <w:szCs w:val="24"/>
-          <w:lang w:val="en-PK" w:eastAsia="en-PK"/>
-        </w:rPr>
         <w:lastRenderedPageBreak/>
         <w:t>question type, enabling instructors to compose diverse examinations efficiently and consistently.</w:t>
       </w:r>
@@ -10710,62 +7761,44 @@
           <w:szCs w:val="24"/>
           <w:lang w:val="en-PK" w:eastAsia="en-PK"/>
         </w:rPr>
-        <w:t xml:space="preserve">Canvas LMS, developed by Instructure, provides a more feature-rich academic environment including quiz management, </w:t>
-      </w:r>
-      <w:proofErr w:type="spellStart"/>
-      <w:r>
+        <w:t xml:space="preserve">Canvas LMS, developed by Instructure, provides a more feature-rich academic environment including quiz management, SpeedGrader, and analytics. Despite these capabilities, Canvas does not incorporate AI-driven question generation or NLP-based answer evaluation. The platform's cost structure also represents a barrier to adoption for resource-constrained institutions, and its configuration complexity demands significant technical expertise from institutional administrators.</w:t>
+      </w:r>
+      <w:bookmarkStart w:id="79" w:name="_Toc229180797"/>
+      <w:bookmarkStart w:id="80" w:name="_Toc229317760"/>
+    </w:p>
+    <w:p>
+      <w:pPr>
+        <w:pStyle w:val="Heading2"/>
+        <w:rPr>
+          <w:rFonts w:cs="Times New Roman"/>
+          <w:szCs w:val="24"/>
+        </w:rPr>
+      </w:pPr>
+      <w:bookmarkStart w:id="81" w:name="_Toc229321374"/>
+      <w:r>
+        <w:t>Comparative Analysis</w:t>
+      </w:r>
+      <w:bookmarkEnd w:id="79"/>
+      <w:bookmarkEnd w:id="80"/>
+      <w:bookmarkEnd w:id="81"/>
+    </w:p>
+    <w:p>
+      <w:pPr>
+        <w:spacing w:before="60" w:after="60" w:line="276" w:lineRule="auto"/>
+        <w:jc w:val="both"/>
         <w:rPr>
           <w:rFonts w:eastAsia="Times New Roman" w:cs="Times New Roman"/>
           <w:szCs w:val="24"/>
           <w:lang w:val="en-PK" w:eastAsia="en-PK"/>
         </w:rPr>
-        <w:t>SpeedGrader</w:t>
-      </w:r>
-      <w:proofErr w:type="spellEnd"/>
+      </w:pPr>
       <w:r>
         <w:rPr>
           <w:rFonts w:eastAsia="Times New Roman" w:cs="Times New Roman"/>
           <w:szCs w:val="24"/>
           <w:lang w:val="en-PK" w:eastAsia="en-PK"/>
         </w:rPr>
-        <w:t>, and analytics. Despite these capabilities, Canvas does not incorporate AI-driven question generation or NLP-based answer evaluation. The platform's cost structure also represents a barrier to adoption for resource-constrained institutions, and its configuration complexity demands significant technical expertise from institutional administrators.</w:t>
-      </w:r>
-      <w:bookmarkStart w:id="79" w:name="_Toc229180797"/>
-      <w:bookmarkStart w:id="80" w:name="_Toc229317760"/>
-    </w:p>
-    <w:p>
-      <w:pPr>
-        <w:pStyle w:val="Heading2"/>
-        <w:rPr>
-          <w:rFonts w:cs="Times New Roman"/>
-          <w:szCs w:val="24"/>
-        </w:rPr>
-      </w:pPr>
-      <w:bookmarkStart w:id="81" w:name="_Toc229321374"/>
-      <w:r>
-        <w:t>Comparative Analysis</w:t>
-      </w:r>
-      <w:bookmarkEnd w:id="79"/>
-      <w:bookmarkEnd w:id="80"/>
-      <w:bookmarkEnd w:id="81"/>
-    </w:p>
-    <w:p>
-      <w:pPr>
-        <w:spacing w:before="60" w:after="60" w:line="276" w:lineRule="auto"/>
-        <w:jc w:val="both"/>
-        <w:rPr>
-          <w:rFonts w:eastAsia="Times New Roman" w:cs="Times New Roman"/>
-          <w:szCs w:val="24"/>
-          <w:lang w:val="en-PK" w:eastAsia="en-PK"/>
-        </w:rPr>
-      </w:pPr>
-      <w:r>
-        <w:rPr>
-          <w:rFonts w:eastAsia="Times New Roman" w:cs="Times New Roman"/>
-          <w:szCs w:val="24"/>
-          <w:lang w:val="en-PK" w:eastAsia="en-PK"/>
-        </w:rPr>
-        <w:t>Table 2 presents a structured comparison of the three reviewed systems against the proposed e-Testing Service, summarizing the key weaknesses of each existing system and the specific solutions provided by the proposed platform.</w:t>
+        <w:t>Table 1 presents a structured comparison of the three reviewed systems against the proposed e-Testing Service, summarizing the key weaknesses of each existing system and the specific solutions provided by the proposed platform.</w:t>
       </w:r>
     </w:p>
     <w:p>
@@ -10802,38 +7835,8 @@
           <w:lang w:val="en-US"/>
         </w:rPr>
         <w:t xml:space="preserve">Table </w:t>
-      </w:r>
-      <w:r>
-        <w:rPr>
-          <w:rFonts w:asciiTheme="majorBidi" w:eastAsia="Times New Roman" w:hAnsiTheme="majorBidi" w:cstheme="majorBidi"/>
-          <w:b/>
-          <w:bCs/>
-          <w:sz w:val="20"/>
-          <w:szCs w:val="20"/>
-          <w:lang w:val="en-US"/>
-        </w:rPr>
         <w:fldChar w:fldCharType="begin"/>
-      </w:r>
-      <w:r>
-        <w:rPr>
-          <w:rFonts w:asciiTheme="majorBidi" w:eastAsia="Times New Roman" w:hAnsiTheme="majorBidi" w:cstheme="majorBidi"/>
-          <w:b/>
-          <w:bCs/>
-          <w:sz w:val="20"/>
-          <w:szCs w:val="20"/>
-          <w:lang w:val="en-US"/>
-        </w:rPr>
         <w:instrText xml:space="preserve"> SEQ Table \* ARABIC </w:instrText>
-      </w:r>
-      <w:r>
-        <w:rPr>
-          <w:rFonts w:asciiTheme="majorBidi" w:eastAsia="Times New Roman" w:hAnsiTheme="majorBidi" w:cstheme="majorBidi"/>
-          <w:b/>
-          <w:bCs/>
-          <w:sz w:val="20"/>
-          <w:szCs w:val="20"/>
-          <w:lang w:val="en-US"/>
-        </w:rPr>
         <w:fldChar w:fldCharType="separate"/>
       </w:r>
       <w:r>
@@ -10847,29 +7850,7 @@
           <w:lang w:val="en-US"/>
         </w:rPr>
         <w:t>1</w:t>
-      </w:r>
-      <w:r>
-        <w:rPr>
-          <w:rFonts w:asciiTheme="majorBidi" w:eastAsia="Times New Roman" w:hAnsiTheme="majorBidi" w:cstheme="majorBidi"/>
-          <w:b/>
-          <w:bCs/>
-          <w:noProof/>
-          <w:sz w:val="20"/>
-          <w:szCs w:val="20"/>
-          <w:lang w:val="en-US"/>
-        </w:rPr>
         <w:fldChar w:fldCharType="end"/>
-      </w:r>
-      <w:r>
-        <w:rPr>
-          <w:rFonts w:asciiTheme="majorBidi" w:eastAsia="Times New Roman" w:hAnsiTheme="majorBidi" w:cstheme="majorBidi"/>
-          <w:b/>
-          <w:bCs/>
-          <w:noProof/>
-          <w:sz w:val="20"/>
-          <w:szCs w:val="20"/>
-          <w:lang w:val="en-US"/>
-        </w:rPr>
         <w:t xml:space="preserve"> </w:t>
       </w:r>
       <w:r>
@@ -10989,8 +7970,7 @@
               <w:rPr>
                 <w:rFonts w:asciiTheme="majorBidi" w:hAnsiTheme="majorBidi" w:cstheme="majorBidi"/>
               </w:rPr>
-              <w:lastRenderedPageBreak/>
-              <w:t>The name of related application(s).</w:t>
+              <w:t xml:space="preserve">Moodle</w:t>
             </w:r>
           </w:p>
         </w:tc>
@@ -11009,7 +7989,7 @@
               <w:rPr>
                 <w:rFonts w:asciiTheme="majorBidi" w:hAnsiTheme="majorBidi" w:cstheme="majorBidi"/>
               </w:rPr>
-              <w:t>Weaknesses may include limited features, low quality functionality and processes.</w:t>
+              <w:t xml:space="preserve">Question creation is entirely manual; no AI question generation or semantic grading of short answers; dated, complex interface; needs heavy server tuning for many concurrent exams.</w:t>
             </w:r>
           </w:p>
         </w:tc>
@@ -11028,7 +8008,125 @@
               <w:rPr>
                 <w:rFonts w:asciiTheme="majorBidi" w:hAnsiTheme="majorBidi" w:cstheme="majorBidi"/>
               </w:rPr>
-              <w:t xml:space="preserve">The way the proposed project mitigates the weaknesses. </w:t>
+              <w:t xml:space="preserve">T5-based AI question generation from course material, Sentence-T5 grading of short answers, a modern React interface and a lightweight Django REST backend.</w:t>
+            </w:r>
+          </w:p>
+        </w:tc>
+      </w:tr>
+      <w:tr>
+        <w:tc>
+          <w:tcPr>
+            <w:tcW w:w="2976" w:type="dxa"/>
+          </w:tcPr>
+          <w:p>
+            <w:pPr>
+              <w:spacing w:line="240" w:lineRule="exact"/>
+              <w:rPr>
+                <w:rFonts w:asciiTheme="majorBidi" w:hAnsiTheme="majorBidi" w:cstheme="majorBidi"/>
+              </w:rPr>
+            </w:pPr>
+            <w:r>
+              <w:rPr>
+                <w:rFonts w:asciiTheme="majorBidi" w:hAnsiTheme="majorBidi" w:cstheme="majorBidi"/>
+              </w:rPr>
+              <w:t xml:space="preserve">Google Classroom</w:t>
+            </w:r>
+          </w:p>
+        </w:tc>
+        <w:tc>
+          <w:tcPr>
+            <w:tcW w:w="2946" w:type="dxa"/>
+          </w:tcPr>
+          <w:p>
+            <w:pPr>
+              <w:spacing w:line="240" w:lineRule="exact"/>
+              <w:rPr>
+                <w:rFonts w:asciiTheme="majorBidi" w:hAnsiTheme="majorBidi" w:cstheme="majorBidi"/>
+              </w:rPr>
+            </w:pPr>
+            <w:r>
+              <w:rPr>
+                <w:rFonts w:asciiTheme="majorBidi" w:hAnsiTheme="majorBidi" w:cstheme="majorBidi"/>
+              </w:rPr>
+              <w:t xml:space="preserve">A document and assignment tool rather than an examination system: no timed exams, no question randomization and no automatic grading of open-ended answers.</w:t>
+            </w:r>
+          </w:p>
+        </w:tc>
+        <w:tc>
+          <w:tcPr>
+            <w:tcW w:w="3240" w:type="dxa"/>
+          </w:tcPr>
+          <w:p>
+            <w:pPr>
+              <w:spacing w:line="240" w:lineRule="exact"/>
+              <w:rPr>
+                <w:rFonts w:asciiTheme="majorBidi" w:hAnsiTheme="majorBidi" w:cstheme="majorBidi"/>
+              </w:rPr>
+            </w:pPr>
+            <w:r>
+              <w:rPr>
+                <w:rFonts w:asciiTheme="majorBidi" w:hAnsiTheme="majorBidi" w:cstheme="majorBidi"/>
+              </w:rPr>
+              <w:t xml:space="preserve">Server-enforced timers with auto-submission, per-student question shuffling, tab-switch detection and immediate automated results.</w:t>
+            </w:r>
+          </w:p>
+        </w:tc>
+      </w:tr>
+      <w:tr>
+        <w:tc>
+          <w:tcPr>
+            <w:tcW w:w="2976" w:type="dxa"/>
+          </w:tcPr>
+          <w:p>
+            <w:pPr>
+              <w:spacing w:line="240" w:lineRule="exact"/>
+              <w:rPr>
+                <w:rFonts w:asciiTheme="majorBidi" w:hAnsiTheme="majorBidi" w:cstheme="majorBidi"/>
+              </w:rPr>
+            </w:pPr>
+            <w:r>
+              <w:rPr>
+                <w:rFonts w:asciiTheme="majorBidi" w:hAnsiTheme="majorBidi" w:cstheme="majorBidi"/>
+              </w:rPr>
+              <w:t xml:space="preserve">Canvas LMS</w:t>
+            </w:r>
+          </w:p>
+        </w:tc>
+        <w:tc>
+          <w:tcPr>
+            <w:tcW w:w="2946" w:type="dxa"/>
+          </w:tcPr>
+          <w:p>
+            <w:pPr>
+              <w:spacing w:line="240" w:lineRule="exact"/>
+              <w:rPr>
+                <w:rFonts w:asciiTheme="majorBidi" w:hAnsiTheme="majorBidi" w:cstheme="majorBidi"/>
+              </w:rPr>
+            </w:pPr>
+            <w:r>
+              <w:rPr>
+                <w:rFonts w:asciiTheme="majorBidi" w:hAnsiTheme="majorBidi" w:cstheme="majorBidi"/>
+              </w:rPr>
+              <w:t xml:space="preserve">No AI-driven question generation or NLP answer evaluation; costly licensing and complex configuration for small institutions.</w:t>
+            </w:r>
+          </w:p>
+        </w:tc>
+        <w:tc>
+          <w:tcPr>
+            <w:tcW w:w="3240" w:type="dxa"/>
+          </w:tcPr>
+          <w:p>
+            <w:pPr>
+              <w:spacing w:line="240" w:lineRule="exact"/>
+              <w:rPr>
+                <w:rFonts w:asciiTheme="majorBidi" w:hAnsiTheme="majorBidi" w:cstheme="majorBidi"/>
+              </w:rPr>
+            </w:pPr>
+            <w:r>
+              <w:rPr>
+                <w:rFonts w:asciiTheme="majorBidi" w:hAnsiTheme="majorBidi" w:cstheme="majorBidi"/>
+              </w:rPr>
+              <w:t xml:space="preserve">Free, single-institution deployment on SQLite with zero database setup, plus built-in AI generation, semantic grading and instructor analytics.</w:t>
             </w:r>
           </w:p>
         </w:tc>
@@ -11050,10 +8148,7 @@
       </w:pPr>
       <w:bookmarkStart w:id="89" w:name="_Toc229321375"/>
       <w:r>
-        <w:t>Advantages</w:t>
-      </w:r>
-      <w:r>
-        <w:t xml:space="preserve"> / Benefits of Proposed System</w:t>
+        <w:t xml:space="preserve">Advantages / Benefits of Proposed System</w:t>
       </w:r>
       <w:bookmarkEnd w:id="89"/>
     </w:p>
@@ -11160,124 +8255,68 @@
           <w:b/>
           <w:bCs/>
         </w:rPr>
-        <w:t xml:space="preserve">Enhanced </w:t>
-      </w:r>
+        <w:t xml:space="preserve">Enhanced Examination Security</w:t>
+      </w:r>
+      <w:bookmarkEnd w:id="95"/>
+    </w:p>
+    <w:p>
+      <w:r>
+        <w:t>Multi-layered security mechanisms, including JWT authentication, server-side session validation, randomized question ordering per student, timer-based auto-submission, and browser tab-switch detection, collectively reduce the feasibility of academic misconduct to a level that is difficult to achieve with existing digital examination tools.</w:t>
+      </w:r>
+    </w:p>
+    <w:p>
+      <w:pPr>
+        <w:pStyle w:val="Heading2"/>
+      </w:pPr>
+      <w:bookmarkStart w:id="96" w:name="_Toc229321381"/>
       <w:r>
         <w:rPr>
           <w:rStyle w:val="Strong"/>
           <w:b/>
           <w:bCs/>
         </w:rPr>
-        <w:t>Examination</w:t>
-      </w:r>
+        <w:t xml:space="preserve">Centralized Question Bank Management</w:t>
+      </w:r>
+      <w:bookmarkEnd w:id="96"/>
+    </w:p>
+    <w:p>
+      <w:r>
+        <w:t>A structured and searchable SQLite-backed question bank allows instructors to store, categorize, retrieve, and reuse assessment items across multiple courses and cohorts. This eliminates redundant effort in examination preparation and promotes consistent evaluation standards throughout an institution.</w:t>
+      </w:r>
+    </w:p>
+    <w:p>
+      <w:pPr>
+        <w:pStyle w:val="Heading2"/>
+      </w:pPr>
+      <w:bookmarkStart w:id="97" w:name="_Toc229321382"/>
       <w:r>
         <w:rPr>
           <w:rStyle w:val="Strong"/>
           <w:b/>
           <w:bCs/>
         </w:rPr>
-        <w:t xml:space="preserve"> Security</w:t>
-      </w:r>
-      <w:bookmarkEnd w:id="95"/>
-    </w:p>
-    <w:p>
-      <w:r>
-        <w:t>Multi-layered security mechanisms, including JWT authentication, server-side session validation, randomized question ordering per student, timer-based auto-submission, and browser tab-switch detection, collectively reduce the feasibility of academic misconduct to a level that is difficult to achieve with existing digital examination tools.</w:t>
+        <w:lastRenderedPageBreak/>
+        <w:t xml:space="preserve">Actionable Performance Analytics</w:t>
+      </w:r>
+      <w:bookmarkEnd w:id="97"/>
+    </w:p>
+    <w:p>
+      <w:r>
+        <w:t>The instructor analytics dashboard provides visualized performance data including score distributions, per-question difficulty indices, and individual student performance timelines. Instructors can filter and export result data for integration with institutional reporting workflows, enabling data-driven decisions about curriculum design and pedagogical intervention.</w:t>
       </w:r>
     </w:p>
     <w:p>
       <w:pPr>
         <w:pStyle w:val="Heading2"/>
       </w:pPr>
-      <w:bookmarkStart w:id="96" w:name="_Toc229321381"/>
+      <w:bookmarkStart w:id="98" w:name="_Toc229321383"/>
       <w:r>
         <w:rPr>
           <w:rStyle w:val="Strong"/>
           <w:b/>
           <w:bCs/>
         </w:rPr>
-        <w:t xml:space="preserve">Centralized </w:t>
-      </w:r>
-      <w:r>
-        <w:rPr>
-          <w:rStyle w:val="Strong"/>
-          <w:b/>
-          <w:bCs/>
-        </w:rPr>
-        <w:t>Question</w:t>
-      </w:r>
-      <w:r>
-        <w:rPr>
-          <w:rStyle w:val="Strong"/>
-          <w:b/>
-          <w:bCs/>
-        </w:rPr>
-        <w:t xml:space="preserve"> Bank Management</w:t>
-      </w:r>
-      <w:bookmarkEnd w:id="96"/>
-    </w:p>
-    <w:p>
-      <w:r>
-        <w:t>A structured and searchable SQLite-backed question bank allows instructors to store, categorize, retrieve, and reuse assessment items across multiple courses and cohorts. This eliminates redundant effort in examination preparation and promotes consistent evaluation standards throughout an institution.</w:t>
-      </w:r>
-    </w:p>
-    <w:p>
-      <w:pPr>
-        <w:pStyle w:val="Heading2"/>
-      </w:pPr>
-      <w:bookmarkStart w:id="97" w:name="_Toc229321382"/>
-      <w:r>
-        <w:rPr>
-          <w:rStyle w:val="Strong"/>
-          <w:b/>
-          <w:bCs/>
-        </w:rPr>
-        <w:lastRenderedPageBreak/>
-        <w:t xml:space="preserve">Actionable </w:t>
-      </w:r>
-      <w:r>
-        <w:rPr>
-          <w:rStyle w:val="Strong"/>
-          <w:b/>
-          <w:bCs/>
-        </w:rPr>
-        <w:t>Performance</w:t>
-      </w:r>
-      <w:r>
-        <w:rPr>
-          <w:rStyle w:val="Strong"/>
-          <w:b/>
-          <w:bCs/>
-        </w:rPr>
-        <w:t xml:space="preserve"> Analytics</w:t>
-      </w:r>
-      <w:bookmarkEnd w:id="97"/>
-    </w:p>
-    <w:p>
-      <w:r>
-        <w:t>The instructor analytics dashboard provides visualized performance data including score distributions, per-question difficulty indices, and individual student performance timelines. Instructors can filter and export result data for integration with institutional reporting workflows, enabling data-driven decisions about curriculum design and pedagogical intervention.</w:t>
-      </w:r>
-    </w:p>
-    <w:p>
-      <w:pPr>
-        <w:pStyle w:val="Heading2"/>
-      </w:pPr>
-      <w:bookmarkStart w:id="98" w:name="_Toc229321383"/>
-      <w:r>
-        <w:rPr>
-          <w:rStyle w:val="Strong"/>
-          <w:b/>
-          <w:bCs/>
-        </w:rPr>
-        <w:t>Environmental</w:t>
-      </w:r>
-      <w:r>
-        <w:rPr>
-          <w:rStyle w:val="Strong"/>
-          <w:b/>
-          <w:bCs/>
-        </w:rPr>
-        <w:t xml:space="preserve"> and Operational Sustainability</w:t>
+        <w:t xml:space="preserve">Environmental and Operational Sustainability</w:t>
       </w:r>
       <w:bookmarkEnd w:id="98"/>
     </w:p>
@@ -11563,180 +8602,200 @@
           <w:szCs w:val="24"/>
           <w:lang w:val="en-PK" w:eastAsia="en-PK"/>
         </w:rPr>
-        <w:t xml:space="preserve">JSON Web Tokens (JWT) are employed for stateless session management, whereby each authenticated request carries a digitally signed token validated at the API gateway before any privileged resource is accessed. The registration workflow enforces email-domain-based institutional verification, ensuring that only users affiliated with the registered institution can create accounts. Password hashing is implemented using </w:t>
-      </w:r>
-      <w:proofErr w:type="spellStart"/>
-      <w:r>
+        <w:t xml:space="preserve">JSON Web Tokens (JWT) are employed for stateless session management, whereby each authenticated request carries a digitally signed token validated at the API gateway before any privileged resource is accessed. The registration workflow enforces email-domain-based institutional verification, ensuring that only users affiliated with the registered institution can create accounts. Password hashing is implemented using bcrypt with an adaptive cost factor, rendering brute-force and rainbow table attacks computationally infeasible. The module also provides token refresh functionality and explicit session </w:t>
+        <w:lastRenderedPageBreak/>
+        <w:t>invalidation upon logout, mitigating risks associated with token theft. Account recovery is supported through a time-limited, single-use email verification link mechanism. All authentication events are logged to a secure audit trail for administrative review.</w:t>
+      </w:r>
+    </w:p>
+    <w:p>
+      <w:pPr>
+        <w:pStyle w:val="Heading2"/>
+      </w:pPr>
+      <w:bookmarkStart w:id="125" w:name="_Toc229180802"/>
+      <w:bookmarkStart w:id="126" w:name="_Toc229317768"/>
+      <w:bookmarkStart w:id="127" w:name="_Toc229321392"/>
+      <w:r>
+        <w:t>Module 2: Question Bank Management</w:t>
+      </w:r>
+      <w:bookmarkEnd w:id="125"/>
+      <w:bookmarkEnd w:id="126"/>
+      <w:bookmarkEnd w:id="127"/>
+    </w:p>
+    <w:p>
+      <w:pPr>
+        <w:spacing w:before="60" w:after="60" w:line="276" w:lineRule="auto"/>
+        <w:jc w:val="both"/>
         <w:rPr>
           <w:rFonts w:eastAsia="Times New Roman" w:cs="Times New Roman"/>
           <w:szCs w:val="24"/>
           <w:lang w:val="en-PK" w:eastAsia="en-PK"/>
         </w:rPr>
-        <w:t>bcrypt</w:t>
-      </w:r>
-      <w:proofErr w:type="spellEnd"/>
+      </w:pPr>
       <w:r>
         <w:rPr>
           <w:rFonts w:eastAsia="Times New Roman" w:cs="Times New Roman"/>
           <w:szCs w:val="24"/>
           <w:lang w:val="en-PK" w:eastAsia="en-PK"/>
         </w:rPr>
-        <w:t xml:space="preserve"> with an adaptive cost factor, rendering brute-force and rainbow table attacks computationally infeasible. The module also provides token refresh functionality and explicit session </w:t>
-      </w:r>
-      <w:r>
+        <w:t>The Question Bank Management Module provides instructors with a structured, categorized repository for creating, storing, retrieving, and managing examination questions across multiple courses and difficulty tiers. Each question record in the SQLite database is associated with metadata fields including subject domain, cognitive difficulty level (Bloom's Taxonomy-aligned), question type (multiple-choice, true/false, or short-answer), correct answer, and creation timestamp.</w:t>
+      </w:r>
+    </w:p>
+    <w:p>
+      <w:pPr>
+        <w:spacing w:before="60" w:after="60" w:line="276" w:lineRule="auto"/>
+        <w:jc w:val="both"/>
         <w:rPr>
           <w:rFonts w:eastAsia="Times New Roman" w:cs="Times New Roman"/>
           <w:szCs w:val="24"/>
           <w:lang w:val="en-PK" w:eastAsia="en-PK"/>
         </w:rPr>
-        <w:lastRenderedPageBreak/>
-        <w:t>invalidation upon logout, mitigating risks associated with token theft. Account recovery is supported through a time-limited, single-use email verification link mechanism. All authentication events are logged to a secure audit trail for administrative review.</w:t>
-      </w:r>
-    </w:p>
-    <w:p>
-      <w:pPr>
-        <w:pStyle w:val="Heading2"/>
-      </w:pPr>
-      <w:bookmarkStart w:id="125" w:name="_Toc229180802"/>
-      <w:bookmarkStart w:id="126" w:name="_Toc229317768"/>
-      <w:bookmarkStart w:id="127" w:name="_Toc229321392"/>
-      <w:r>
-        <w:t>Module 2: Question Bank Management</w:t>
-      </w:r>
-      <w:bookmarkEnd w:id="125"/>
-      <w:bookmarkEnd w:id="126"/>
-      <w:bookmarkEnd w:id="127"/>
-    </w:p>
-    <w:p>
-      <w:pPr>
-        <w:spacing w:before="60" w:after="60" w:line="276" w:lineRule="auto"/>
-        <w:jc w:val="both"/>
+      </w:pPr>
+      <w:r>
         <w:rPr>
           <w:rFonts w:eastAsia="Times New Roman" w:cs="Times New Roman"/>
           <w:szCs w:val="24"/>
           <w:lang w:val="en-PK" w:eastAsia="en-PK"/>
         </w:rPr>
-      </w:pPr>
-      <w:r>
+        <w:t>Instructors can perform full CRUD (Create, Read, Update, Delete) operations on individual question records through an intuitive React JS interface that supports real-time filtering and search across the repository. The module enforces question integrity validation at the API layer, rejecting submissions with incomplete metadata or malformed answer configurations. Bulk import functionality allows instructors to upload structured question sets via CSV, accelerating initial repository population. Question versioning is maintained to preserve the historical integrity of assessments that have previously utilized a specific question instance.</w:t>
+      </w:r>
+    </w:p>
+    <w:p>
+      <w:pPr>
+        <w:pStyle w:val="Heading2"/>
+      </w:pPr>
+      <w:bookmarkStart w:id="128" w:name="_Toc229180803"/>
+      <w:bookmarkStart w:id="129" w:name="_Toc229317769"/>
+      <w:bookmarkStart w:id="130" w:name="_Toc229321393"/>
+      <w:r>
+        <w:t>Module 3: AI-Based Question Generation</w:t>
+      </w:r>
+      <w:bookmarkEnd w:id="128"/>
+      <w:bookmarkEnd w:id="129"/>
+      <w:bookmarkEnd w:id="130"/>
+    </w:p>
+    <w:p>
+      <w:pPr>
+        <w:spacing w:before="60" w:after="60" w:line="276" w:lineRule="auto"/>
+        <w:jc w:val="both"/>
         <w:rPr>
           <w:rFonts w:eastAsia="Times New Roman" w:cs="Times New Roman"/>
           <w:szCs w:val="24"/>
           <w:lang w:val="en-PK" w:eastAsia="en-PK"/>
         </w:rPr>
-        <w:t>The Question Bank Management Module provides instructors with a structured, categorized repository for creating, storing, retrieving, and managing examination questions across multiple courses and difficulty tiers. Each question record in the SQLite database is associated with metadata fields including subject domain, cognitive difficulty level (Bloom's Taxonomy-aligned), question type (multiple-choice, true/false, or short-answer), correct answer, and creation timestamp.</w:t>
-      </w:r>
-    </w:p>
-    <w:p>
-      <w:pPr>
-        <w:spacing w:before="60" w:after="60" w:line="276" w:lineRule="auto"/>
-        <w:jc w:val="both"/>
+      </w:pPr>
+      <w:r>
         <w:rPr>
           <w:rFonts w:eastAsia="Times New Roman" w:cs="Times New Roman"/>
           <w:szCs w:val="24"/>
           <w:lang w:val="en-PK" w:eastAsia="en-PK"/>
         </w:rPr>
-      </w:pPr>
-      <w:r>
+        <w:t>The AI-Based Question Generation Module leverages the T5 Transformer model - a sequence-to-sequence pre-trained language model - to automatically generate examination questions from instructor-provided textual content such as lecture notes, chapter summaries, or course documents. Instructors upload source text through the React JS interface, which is transmitted via a RESTful API endpoint to the Django backend, where the T5 model processes the input and produces candidate questions with associated answer keys.</w:t>
+      </w:r>
+    </w:p>
+    <w:p>
+      <w:pPr>
+        <w:spacing w:before="60" w:after="60" w:line="276" w:lineRule="auto"/>
+        <w:jc w:val="both"/>
         <w:rPr>
           <w:rFonts w:eastAsia="Times New Roman" w:cs="Times New Roman"/>
           <w:szCs w:val="24"/>
           <w:lang w:val="en-PK" w:eastAsia="en-PK"/>
         </w:rPr>
-        <w:t>Instructors can perform full CRUD (Create, Read, Update, Delete) operations on individual question records through an intuitive React JS interface that supports real-time filtering and search across the repository. The module enforces question integrity validation at the API layer, rejecting submissions with incomplete metadata or malformed answer configurations. Bulk import functionality allows instructors to upload structured question sets via CSV, accelerating initial repository population. Question versioning is maintained to preserve the historical integrity of assessments that have previously utilized a specific question instance.</w:t>
-      </w:r>
-    </w:p>
-    <w:p>
-      <w:pPr>
-        <w:pStyle w:val="Heading2"/>
-      </w:pPr>
-      <w:bookmarkStart w:id="128" w:name="_Toc229180803"/>
-      <w:bookmarkStart w:id="129" w:name="_Toc229317769"/>
-      <w:bookmarkStart w:id="130" w:name="_Toc229321393"/>
-      <w:r>
-        <w:t>Module 3: AI-Based Question Generation</w:t>
-      </w:r>
-      <w:bookmarkEnd w:id="128"/>
-      <w:bookmarkEnd w:id="129"/>
-      <w:bookmarkEnd w:id="130"/>
-    </w:p>
-    <w:p>
-      <w:pPr>
-        <w:spacing w:before="60" w:after="60" w:line="276" w:lineRule="auto"/>
-        <w:jc w:val="both"/>
+      </w:pPr>
+      <w:r>
         <w:rPr>
           <w:rFonts w:eastAsia="Times New Roman" w:cs="Times New Roman"/>
           <w:szCs w:val="24"/>
           <w:lang w:val="en-PK" w:eastAsia="en-PK"/>
         </w:rPr>
-      </w:pPr>
-      <w:r>
+        <w:t>Generated questions are presented to the instructor for review, editing, and selective inclusion in the question bank before being committed to the SQLite database. The module supports multiple question types including factual recall questions, inferential multiple-choice items, and short-answer prompts generated from paragraph-level comprehension. The T5 model is fine-tuned on educational domain corpora to optimize output relevance and grammatical correctness. Processing latency for question generation is managed asynchronously to prevent blocking of the main application thread.</w:t>
+      </w:r>
+    </w:p>
+    <w:p>
+      <w:pPr>
+        <w:pStyle w:val="Heading2"/>
+      </w:pPr>
+      <w:bookmarkStart w:id="131" w:name="_Toc229180804"/>
+      <w:bookmarkStart w:id="132" w:name="_Toc229317770"/>
+      <w:bookmarkStart w:id="133" w:name="_Toc229321394"/>
+      <w:r>
+        <w:t>Module 4: Examination Scheduling and Configuration</w:t>
+      </w:r>
+      <w:bookmarkEnd w:id="131"/>
+      <w:bookmarkEnd w:id="132"/>
+      <w:bookmarkEnd w:id="133"/>
+    </w:p>
+    <w:p>
+      <w:pPr>
+        <w:spacing w:before="60" w:after="60" w:line="276" w:lineRule="auto"/>
+        <w:jc w:val="both"/>
         <w:rPr>
           <w:rFonts w:eastAsia="Times New Roman" w:cs="Times New Roman"/>
           <w:szCs w:val="24"/>
           <w:lang w:val="en-PK" w:eastAsia="en-PK"/>
         </w:rPr>
-        <w:t>The AI-Based Question Generation Module leverages the T5 Transformer model - a sequence-to-sequence pre-trained language model - to automatically generate examination questions from instructor-provided textual content such as lecture notes, chapter summaries, or course documents. Instructors upload source text through the React JS interface, which is transmitted via a RESTful API endpoint to the Django backend, where the T5 model processes the input and produces candidate questions with associated answer keys.</w:t>
-      </w:r>
-    </w:p>
-    <w:p>
-      <w:pPr>
-        <w:spacing w:before="60" w:after="60" w:line="276" w:lineRule="auto"/>
-        <w:jc w:val="both"/>
+      </w:pPr>
+      <w:r>
         <w:rPr>
           <w:rFonts w:eastAsia="Times New Roman" w:cs="Times New Roman"/>
           <w:szCs w:val="24"/>
           <w:lang w:val="en-PK" w:eastAsia="en-PK"/>
         </w:rPr>
-      </w:pPr>
-      <w:r>
+        <w:t xml:space="preserve">The Examination Scheduling and Configuration Module enables instructors to define, configure, and publish examinations with precise temporal and structural parameters. Instructors specify the examination title, associated course, eligible student cohort, start </w:t>
+        <w:lastRenderedPageBreak/>
+        <w:t>date and time, duration in minutes, total marks, number of questions to be drawn from the question bank, and whether question randomization is enabled.</w:t>
+      </w:r>
+    </w:p>
+    <w:p>
+      <w:pPr>
+        <w:spacing w:before="60" w:after="60" w:line="276" w:lineRule="auto"/>
+        <w:jc w:val="both"/>
         <w:rPr>
           <w:rFonts w:eastAsia="Times New Roman" w:cs="Times New Roman"/>
           <w:szCs w:val="24"/>
           <w:lang w:val="en-PK" w:eastAsia="en-PK"/>
         </w:rPr>
-        <w:t>Generated questions are presented to the instructor for review, editing, and selective inclusion in the question bank before being committed to the SQLite database. The module supports multiple question types including factual recall questions, inferential multiple-choice items, and short-answer prompts generated from paragraph-level comprehension. The T5 model is fine-tuned on educational domain corpora to optimize output relevance and grammatical correctness. Processing latency for question generation is managed asynchronously to prevent blocking of the main application thread.</w:t>
-      </w:r>
-    </w:p>
-    <w:p>
-      <w:pPr>
-        <w:pStyle w:val="Heading2"/>
-      </w:pPr>
-      <w:bookmarkStart w:id="131" w:name="_Toc229180804"/>
-      <w:bookmarkStart w:id="132" w:name="_Toc229317770"/>
-      <w:bookmarkStart w:id="133" w:name="_Toc229321394"/>
-      <w:r>
-        <w:t>Module 4: Examination Scheduling and Configuration</w:t>
-      </w:r>
-      <w:bookmarkEnd w:id="131"/>
-      <w:bookmarkEnd w:id="132"/>
-      <w:bookmarkEnd w:id="133"/>
-    </w:p>
-    <w:p>
-      <w:pPr>
-        <w:spacing w:before="60" w:after="60" w:line="276" w:lineRule="auto"/>
-        <w:jc w:val="both"/>
+      </w:pPr>
+      <w:r>
         <w:rPr>
           <w:rFonts w:eastAsia="Times New Roman" w:cs="Times New Roman"/>
           <w:szCs w:val="24"/>
           <w:lang w:val="en-PK" w:eastAsia="en-PK"/>
         </w:rPr>
-      </w:pPr>
-      <w:r>
+        <w:t>The module validates scheduling conflicts by querying existing examination records for the designated cohort, preventing temporal overlaps that could impose concurrent examination burdens on students. Configured examinations are stored in a structured SQLite table with a status field transitioning through Draft, Scheduled, Active, and Closed states, each enforced by server-side state machine logic. Email notifications are dispatched to enrolled students upon examination publication, providing a persistent reminder with examination details.</w:t>
+      </w:r>
+    </w:p>
+    <w:p>
+      <w:pPr>
+        <w:pStyle w:val="Heading2"/>
+      </w:pPr>
+      <w:bookmarkStart w:id="134" w:name="_Toc229180805"/>
+      <w:bookmarkStart w:id="135" w:name="_Toc229317771"/>
+      <w:bookmarkStart w:id="136" w:name="_Toc229321395"/>
+      <w:r>
+        <w:t>Module 5: Examination Delivery and Proctoring</w:t>
+      </w:r>
+      <w:bookmarkEnd w:id="134"/>
+      <w:bookmarkEnd w:id="135"/>
+      <w:bookmarkEnd w:id="136"/>
+    </w:p>
+    <w:p>
+      <w:pPr>
+        <w:spacing w:before="60" w:after="60" w:line="276" w:lineRule="auto"/>
+        <w:jc w:val="both"/>
         <w:rPr>
           <w:rFonts w:eastAsia="Times New Roman" w:cs="Times New Roman"/>
           <w:szCs w:val="24"/>
           <w:lang w:val="en-PK" w:eastAsia="en-PK"/>
         </w:rPr>
-        <w:t xml:space="preserve">The Examination Scheduling and Configuration Module enables instructors to define, configure, and publish examinations with precise temporal and structural parameters. Instructors specify the examination title, associated course, eligible student cohort, start </w:t>
-      </w:r>
+      </w:pPr>
       <w:r>
         <w:rPr>
           <w:rFonts w:eastAsia="Times New Roman" w:cs="Times New Roman"/>
           <w:szCs w:val="24"/>
           <w:lang w:val="en-PK" w:eastAsia="en-PK"/>
         </w:rPr>
-        <w:lastRenderedPageBreak/>
-        <w:t>date and time, duration in minutes, total marks, number of questions to be drawn from the question bank, and whether question randomization is enabled.</w:t>
+        <w:t>The Examination Delivery and Proctoring Module governs the end-to-end experience of students participating in scheduled online examinations, providing a controlled, secure, and responsive assessment interface. Upon accessing an active examination, the student's session is authenticated and a server-generated question set - optionally randomized - is transmitted to the React JS frontend for rendering.</w:t>
       </w:r>
     </w:p>
     <w:p>
@@ -11755,22 +8814,22 @@
           <w:szCs w:val="24"/>
           <w:lang w:val="en-PK" w:eastAsia="en-PK"/>
         </w:rPr>
-        <w:t>The module validates scheduling conflicts by querying existing examination records for the designated cohort, preventing temporal overlaps that could impose concurrent examination burdens on students. Configured examinations are stored in a structured SQLite table with a status field transitioning through Draft, Scheduled, Active, and Closed states, each enforced by server-side state machine logic. Email notifications are dispatched to enrolled students upon examination publication, providing a persistent reminder with examination details.</w:t>
+        <w:t>A real-time countdown timer, synchronized with the server-side session clock, is persistently displayed throughout the examination to prevent time manipulation attempts. Anti-cheating controls are implemented at the client level, including detection of browser tab-switching events, which are logged and reported to the instructor analytics panel. The module enforces automatic examination submission upon countdown expiry, transmitting all recorded answers to the backend regardless of client-side submission action. All answer payloads are encrypted in transit using HTTPS/TLS, and server-side validation confirms that submissions correspond to the correct examination session and time window.</w:t>
       </w:r>
     </w:p>
     <w:p>
       <w:pPr>
         <w:pStyle w:val="Heading2"/>
       </w:pPr>
-      <w:bookmarkStart w:id="134" w:name="_Toc229180805"/>
-      <w:bookmarkStart w:id="135" w:name="_Toc229317771"/>
-      <w:bookmarkStart w:id="136" w:name="_Toc229321395"/>
-      <w:r>
-        <w:t>Module 5: Examination Delivery and Proctoring</w:t>
-      </w:r>
-      <w:bookmarkEnd w:id="134"/>
-      <w:bookmarkEnd w:id="135"/>
-      <w:bookmarkEnd w:id="136"/>
+      <w:bookmarkStart w:id="137" w:name="_Toc229180806"/>
+      <w:bookmarkStart w:id="138" w:name="_Toc229317772"/>
+      <w:bookmarkStart w:id="139" w:name="_Toc229321396"/>
+      <w:r>
+        <w:t>Module 6: Automated Grading and Results</w:t>
+      </w:r>
+      <w:bookmarkEnd w:id="137"/>
+      <w:bookmarkEnd w:id="138"/>
+      <w:bookmarkEnd w:id="139"/>
     </w:p>
     <w:p>
       <w:pPr>
@@ -11788,7 +8847,7 @@
           <w:szCs w:val="24"/>
           <w:lang w:val="en-PK" w:eastAsia="en-PK"/>
         </w:rPr>
-        <w:t>The Examination Delivery and Proctoring Module governs the end-to-end experience of students participating in scheduled online examinations, providing a controlled, secure, and responsive assessment interface. Upon accessing an active examination, the student's session is authenticated and a server-generated question set - optionally randomized - is transmitted to the React JS frontend for rendering.</w:t>
+        <w:t>The Automated Grading and Result Module implements server-side evaluation logic that computes examination scores immediately upon submission and delivers results to students in real time. Objective questions - including multiple-choice and true/false items - are evaluated through direct comparison of the submitted answer identifier against the stored correct answer key in the SQLite question bank.</w:t>
       </w:r>
     </w:p>
     <w:p>
@@ -11807,22 +8866,23 @@
           <w:szCs w:val="24"/>
           <w:lang w:val="en-PK" w:eastAsia="en-PK"/>
         </w:rPr>
-        <w:t>A real-time countdown timer, synchronized with the server-side session clock, is persistently displayed throughout the examination to prevent time manipulation attempts. Anti-cheating controls are implemented at the client level, including detection of browser tab-switching events, which are logged and reported to the instructor analytics panel. The module enforces automatic examination submission upon countdown expiry, transmitting all recorded answers to the backend regardless of client-side submission action. All answer payloads are encrypted in transit using HTTPS/TLS, and server-side validation confirms that submissions correspond to the correct examination session and time window.</w:t>
+        <w:t>Short-answer responses are processed through the T5-based evaluation pipeline, which computes semantic similarity between the student's response and the reference answer using a predefined similarity threshold to determine mark allocation. The total score, percentage, and per-question correctness data are assembled into a structured result record stored in the SQLite results table. Immediately upon grading completion, the student's interface transitions to a result summary screen displaying the overall score, question-level feedback, and comparison against the class average. Result records are immutable post-computation to prevent unauthorized modification, and all grading operations are logged for audit purposes.</w:t>
       </w:r>
     </w:p>
     <w:p>
       <w:pPr>
         <w:pStyle w:val="Heading2"/>
       </w:pPr>
-      <w:bookmarkStart w:id="137" w:name="_Toc229180806"/>
-      <w:bookmarkStart w:id="138" w:name="_Toc229317772"/>
-      <w:bookmarkStart w:id="139" w:name="_Toc229321396"/>
-      <w:r>
-        <w:t>Module 6: Automated Grading and Results</w:t>
-      </w:r>
-      <w:bookmarkEnd w:id="137"/>
-      <w:bookmarkEnd w:id="138"/>
-      <w:bookmarkEnd w:id="139"/>
+      <w:bookmarkStart w:id="140" w:name="_Toc229180807"/>
+      <w:bookmarkStart w:id="141" w:name="_Toc229317773"/>
+      <w:bookmarkStart w:id="142" w:name="_Toc229321397"/>
+      <w:r>
+        <w:lastRenderedPageBreak/>
+        <w:t>Module 7: Student Dashboard and Course Material</w:t>
+      </w:r>
+      <w:bookmarkEnd w:id="140"/>
+      <w:bookmarkEnd w:id="141"/>
+      <w:bookmarkEnd w:id="142"/>
     </w:p>
     <w:p>
       <w:pPr>
@@ -11840,7 +8900,7 @@
           <w:szCs w:val="24"/>
           <w:lang w:val="en-PK" w:eastAsia="en-PK"/>
         </w:rPr>
-        <w:t>The Automated Grading and Result Module implements server-side evaluation logic that computes examination scores immediately upon submission and delivers results to students in real time. Objective questions - including multiple-choice and true/false items - are evaluated through direct comparison of the submitted answer identifier against the stored correct answer key in the SQLite question bank.</w:t>
+        <w:t>The Student Dashboard and Course Material Module provides registered students with a personalized, role-specific interface aggregating all academically relevant information into a cohesive, navigable view. Upon authentication, students are presented with an overview of enrolled courses, upcoming scheduled examinations with countdown indicators, recent result summaries, and notifications from instructors.</w:t>
       </w:r>
     </w:p>
     <w:p>
@@ -11859,23 +8919,22 @@
           <w:szCs w:val="24"/>
           <w:lang w:val="en-PK" w:eastAsia="en-PK"/>
         </w:rPr>
-        <w:t>Short-answer responses are processed through the T5-based evaluation pipeline, which computes semantic similarity between the student's response and the reference answer using a predefined similarity threshold to determine mark allocation. The total score, percentage, and per-question correctness data are assembled into a structured result record stored in the SQLite results table. Immediately upon grading completion, the student's interface transitions to a result summary screen displaying the overall score, question-level feedback, and comparison against the class average. Result records are immutable post-computation to prevent unauthorized modification, and all grading operations are logged for audit purposes.</w:t>
+        <w:t xml:space="preserve">The course material section enables instructors to upload lecture notes, reference documents, and supplementary resources in PDF or document formats, which students can access and download at any time through the platform. The module displays historical examination performance data through visual summary cards, enabling students to track academic progress across multiple assessments. All student-facing data is served through authenticated API endpoints that enforce course enrollment validation before returning any resource or result data.</w:t>
       </w:r>
     </w:p>
     <w:p>
       <w:pPr>
         <w:pStyle w:val="Heading2"/>
       </w:pPr>
-      <w:bookmarkStart w:id="140" w:name="_Toc229180807"/>
-      <w:bookmarkStart w:id="141" w:name="_Toc229317773"/>
-      <w:bookmarkStart w:id="142" w:name="_Toc229321397"/>
-      <w:r>
-        <w:lastRenderedPageBreak/>
-        <w:t>Module 7: Student Dashboard and Course Material</w:t>
-      </w:r>
-      <w:bookmarkEnd w:id="140"/>
-      <w:bookmarkEnd w:id="141"/>
-      <w:bookmarkEnd w:id="142"/>
+      <w:bookmarkStart w:id="143" w:name="_Toc229180808"/>
+      <w:bookmarkStart w:id="144" w:name="_Toc229317774"/>
+      <w:bookmarkStart w:id="145" w:name="_Toc229321398"/>
+      <w:r>
+        <w:t>Module 8: Instructor Dashboard and Analytics</w:t>
+      </w:r>
+      <w:bookmarkEnd w:id="143"/>
+      <w:bookmarkEnd w:id="144"/>
+      <w:bookmarkEnd w:id="145"/>
     </w:p>
     <w:p>
       <w:pPr>
@@ -11893,7 +8952,7 @@
           <w:szCs w:val="24"/>
           <w:lang w:val="en-PK" w:eastAsia="en-PK"/>
         </w:rPr>
-        <w:t>The Student Dashboard and Course Material Module provides registered students with a personalized, role-specific interface aggregating all academically relevant information into a cohesive, navigable view. Upon authentication, students are presented with an overview of enrolled courses, upcoming scheduled examinations with countdown indicators, recent result summaries, and notifications from instructors.</w:t>
+        <w:t>The Instructor Dashboard and Analytics Module equips instructors with a comprehensive administrative interface for managing courses, monitoring examination performance, and deriving actionable pedagogical insights from assessment data. The dashboard presents aggregate statistics including the total number of active examinations, enrolled students, submitted results, and pending question bank entries, providing an at-a-glance operational overview.</w:t>
       </w:r>
     </w:p>
     <w:p>
@@ -11912,40 +8971,41 @@
           <w:szCs w:val="24"/>
           <w:lang w:val="en-PK" w:eastAsia="en-PK"/>
         </w:rPr>
-        <w:t xml:space="preserve">The course material section enables instructors to upload lecture notes, reference documents, and supplementary resources in PDF or document formats, which students can access and download at any time through the platform. The module displays historical examination performance data through visual summary cards, enabling students to track academic progress across multiple assessments. All student-facing data is served through authenticated API endpoints that enforce course </w:t>
-      </w:r>
-      <w:proofErr w:type="spellStart"/>
-      <w:r>
+        <w:t>The analytics panel generates visualized performance reports for each examination, including score distribution histograms, per-question difficulty indices derived from response accuracy rates, and individual student performance timelines. Instructors can filter and export result data in structured formats for integration with institutional reporting workflows. The interface is implemented using React JS with Chart.js for data visualization, ensuring an interactive, performant analytics experience. All instructor-accessible data is partitioned by course ownership, preventing cross-instructor data access.</w:t>
+      </w:r>
+    </w:p>
+    <w:p>
+      <w:pPr>
+        <w:pStyle w:val="Heading2"/>
+      </w:pPr>
+      <w:bookmarkStart w:id="146" w:name="_Toc229180809"/>
+      <w:bookmarkStart w:id="147" w:name="_Toc229317775"/>
+      <w:bookmarkStart w:id="148" w:name="_Toc229321399"/>
+      <w:r>
+        <w:t>Module 9: Notification and Communication</w:t>
+      </w:r>
+      <w:bookmarkEnd w:id="146"/>
+      <w:bookmarkEnd w:id="147"/>
+      <w:bookmarkEnd w:id="148"/>
+    </w:p>
+    <w:p>
+      <w:pPr>
+        <w:spacing w:before="60" w:after="60" w:line="276" w:lineRule="auto"/>
+        <w:jc w:val="both"/>
         <w:rPr>
           <w:rFonts w:eastAsia="Times New Roman" w:cs="Times New Roman"/>
           <w:szCs w:val="24"/>
           <w:lang w:val="en-PK" w:eastAsia="en-PK"/>
         </w:rPr>
-        <w:t>enrollment</w:t>
-      </w:r>
-      <w:proofErr w:type="spellEnd"/>
+      </w:pPr>
       <w:r>
         <w:rPr>
           <w:rFonts w:eastAsia="Times New Roman" w:cs="Times New Roman"/>
           <w:szCs w:val="24"/>
           <w:lang w:val="en-PK" w:eastAsia="en-PK"/>
         </w:rPr>
-        <w:t xml:space="preserve"> validation before returning any resource or result data.</w:t>
-      </w:r>
-    </w:p>
-    <w:p>
-      <w:pPr>
-        <w:pStyle w:val="Heading2"/>
-      </w:pPr>
-      <w:bookmarkStart w:id="143" w:name="_Toc229180808"/>
-      <w:bookmarkStart w:id="144" w:name="_Toc229317774"/>
-      <w:bookmarkStart w:id="145" w:name="_Toc229321398"/>
-      <w:r>
-        <w:t>Module 8: Instructor Dashboard and Analytics</w:t>
-      </w:r>
-      <w:bookmarkEnd w:id="143"/>
-      <w:bookmarkEnd w:id="144"/>
-      <w:bookmarkEnd w:id="145"/>
+        <w:t>The Notification and Communication Module provides a platform-level messaging infrastructure that facilitates timely, automated communication between the system and its users at key examination lifecycle events. The module dispatches email notifications to students upon examination scheduling, reminder alerts at configurable intervals prior to examination start, result publication announcements, and system-level account activity alerts.</w:t>
+      </w:r>
     </w:p>
     <w:p>
       <w:pPr>
@@ -11963,85 +9023,7 @@
           <w:szCs w:val="24"/>
           <w:lang w:val="en-PK" w:eastAsia="en-PK"/>
         </w:rPr>
-        <w:t>The Instructor Dashboard and Analytics Module equips instructors with a comprehensive administrative interface for managing courses, monitoring examination performance, and deriving actionable pedagogical insights from assessment data. The dashboard presents aggregate statistics including the total number of active examinations, enrolled students, submitted results, and pending question bank entries, providing an at-a-glance operational overview.</w:t>
-      </w:r>
-    </w:p>
-    <w:p>
-      <w:pPr>
-        <w:spacing w:before="60" w:after="60" w:line="276" w:lineRule="auto"/>
-        <w:jc w:val="both"/>
-        <w:rPr>
-          <w:rFonts w:eastAsia="Times New Roman" w:cs="Times New Roman"/>
-          <w:szCs w:val="24"/>
-          <w:lang w:val="en-PK" w:eastAsia="en-PK"/>
-        </w:rPr>
-      </w:pPr>
-      <w:r>
-        <w:rPr>
-          <w:rFonts w:eastAsia="Times New Roman" w:cs="Times New Roman"/>
-          <w:szCs w:val="24"/>
-          <w:lang w:val="en-PK" w:eastAsia="en-PK"/>
-        </w:rPr>
-        <w:t>The analytics panel generates visualized performance reports for each examination, including score distribution histograms, per-question difficulty indices derived from response accuracy rates, and individual student performance timelines. Instructors can filter and export result data in structured formats for integration with institutional reporting workflows. The interface is implemented using React JS with Chart.js for data visualization, ensuring an interactive, performant analytics experience. All instructor-accessible data is partitioned by course ownership, preventing cross-instructor data access.</w:t>
-      </w:r>
-    </w:p>
-    <w:p>
-      <w:pPr>
-        <w:pStyle w:val="Heading2"/>
-      </w:pPr>
-      <w:bookmarkStart w:id="146" w:name="_Toc229180809"/>
-      <w:bookmarkStart w:id="147" w:name="_Toc229317775"/>
-      <w:bookmarkStart w:id="148" w:name="_Toc229321399"/>
-      <w:r>
-        <w:t>Module 9: Notification and Communication</w:t>
-      </w:r>
-      <w:bookmarkEnd w:id="146"/>
-      <w:bookmarkEnd w:id="147"/>
-      <w:bookmarkEnd w:id="148"/>
-    </w:p>
-    <w:p>
-      <w:pPr>
-        <w:spacing w:before="60" w:after="60" w:line="276" w:lineRule="auto"/>
-        <w:jc w:val="both"/>
-        <w:rPr>
-          <w:rFonts w:eastAsia="Times New Roman" w:cs="Times New Roman"/>
-          <w:szCs w:val="24"/>
-          <w:lang w:val="en-PK" w:eastAsia="en-PK"/>
-        </w:rPr>
-      </w:pPr>
-      <w:r>
-        <w:rPr>
-          <w:rFonts w:eastAsia="Times New Roman" w:cs="Times New Roman"/>
-          <w:szCs w:val="24"/>
-          <w:lang w:val="en-PK" w:eastAsia="en-PK"/>
-        </w:rPr>
-        <w:t>The Notification and Communication Module provides a platform-level messaging infrastructure that facilitates timely, automated communication between the system and its users at key examination lifecycle events. The module dispatches email notifications to students upon examination scheduling, reminder alerts at configurable intervals prior to examination start, result publication announcements, and system-level account activity alerts.</w:t>
-      </w:r>
-    </w:p>
-    <w:p>
-      <w:pPr>
-        <w:spacing w:before="60" w:after="60" w:line="276" w:lineRule="auto"/>
-        <w:jc w:val="both"/>
-        <w:rPr>
-          <w:rFonts w:eastAsia="Times New Roman" w:cs="Times New Roman"/>
-          <w:szCs w:val="24"/>
-          <w:lang w:val="en-PK" w:eastAsia="en-PK"/>
-        </w:rPr>
-      </w:pPr>
-      <w:r>
-        <w:rPr>
-          <w:rFonts w:eastAsia="Times New Roman" w:cs="Times New Roman"/>
-          <w:szCs w:val="24"/>
-          <w:lang w:val="en-PK" w:eastAsia="en-PK"/>
-        </w:rPr>
         <w:t xml:space="preserve">Instructors receive notifications upon successful examination result computation, question bank import completion, and AI question generation task completion. In-application notification badges are implemented using a polling-based update mechanism on the React </w:t>
-      </w:r>
-      <w:r>
-        <w:rPr>
-          <w:rFonts w:eastAsia="Times New Roman" w:cs="Times New Roman"/>
-          <w:szCs w:val="24"/>
-          <w:lang w:val="en-PK" w:eastAsia="en-PK"/>
-        </w:rPr>
         <w:lastRenderedPageBreak/>
         <w:t>JS frontend, surfacing unread notifications without requiring page reload. The module maintains a persistent notification log in the SQLite database, accessible to users through a dedicated notifications panel for historical reference. The module is architected as a decoupled service within the Django backend, enabling independent scaling in high-load scenarios.</w:t>
       </w:r>
@@ -12236,13 +9218,6 @@
           <w:lang w:val="en-PK" w:eastAsia="en-PK"/>
         </w:rPr>
         <w:t xml:space="preserve">The anti-cheating mechanisms implemented in the current system - including tab-switch detection and session validation - do not encompass real-time webcam-based or AI-powered biometric proctoring. Examinations requiring the highest levels of invigilation </w:t>
-      </w:r>
-      <w:r>
-        <w:rPr>
-          <w:rFonts w:eastAsia="Times New Roman" w:cs="Times New Roman"/>
-          <w:szCs w:val="24"/>
-          <w:lang w:val="en-PK" w:eastAsia="en-PK"/>
-        </w:rPr>
         <w:lastRenderedPageBreak/>
         <w:t>integrity may therefore benefit from supplementary physical supervision in conjunction with the platform's digital controls.</w:t>
       </w:r>
@@ -12465,7 +9440,7 @@
           <w:szCs w:val="24"/>
           <w:lang w:val="en-PK" w:eastAsia="en-PK"/>
         </w:rPr>
-        <w:t>The e-Testing Service will be developed following the Agile Software Development Methodology, specifically utilizing the Scrum framework with two-week sprint cycles. Agile was selected due to its iterative, incremental delivery model, which is well-suited to a three-member academic project team that must continuously integrate new feature complexity - particularly the AI/NLP components - while maintaining working software deliverables at each sprint boundary. Sprint planning, daily standups, and retrospective meetings are conducted among team members to ensure alignment, early identification of technical blockers, and continuous quality improvement.</w:t>
+        <w:t>The e-Testing Service will be developed following the Agile Software Development Methodology, specifically utilizing the Scrum framework with two-week sprint cycles. Agile was selected due to its iterative, incremental delivery model, which is well-suited to a two-member academic project team that must continuously integrate new feature complexity - particularly the AI/NLP components - while maintaining working software deliverables at each sprint boundary. Sprint planning, daily standups, and retrospective meetings are conducted among team members to ensure alignment, early identification of technical blockers, and continuous quality improvement.</w:t>
       </w:r>
     </w:p>
     <w:p>
@@ -12531,6 +9506,423 @@
         <w:t>Table 3: Agile Development Phases for e-Testing Service</w:t>
       </w:r>
     </w:p>
+    <w:tbl>
+      <w:tblPr>
+        <w:tblStyle w:val="TableGrid1"/>
+        <w:tblW w:w="9540" w:type="dxa"/>
+        <w:tblInd w:w="108" w:type="dxa"/>
+        <w:tblLayout w:type="fixed"/>
+        <w:tblLook w:val="0000" w:firstRow="0" w:lastRow="0" w:firstColumn="0" w:lastColumn="0" w:noHBand="0" w:noVBand="0"/>
+      </w:tblPr>
+      <w:tblGrid>
+        <w:gridCol w:w="1890"/>
+        <w:gridCol w:w="3330"/>
+        <w:gridCol w:w="4320"/>
+      </w:tblGrid>
+      <w:tr>
+        <w:trPr>
+          <w:trHeight w:val="269"/>
+        </w:trPr>
+        <w:tc>
+          <w:tcPr>
+            <w:tcW w:w="1890" w:type="dxa"/>
+          </w:tcPr>
+          <w:p>
+            <w:pPr>
+              <w:spacing w:line="240" w:lineRule="exact"/>
+              <w:jc w:val="center"/>
+              <w:rPr>
+                <w:rFonts w:asciiTheme="majorBidi" w:hAnsiTheme="majorBidi" w:cstheme="majorBidi"/>
+                <w:b/>
+              </w:rPr>
+            </w:pPr>
+            <w:r>
+              <w:rPr>
+                <w:rFonts w:asciiTheme="majorBidi" w:hAnsiTheme="majorBidi" w:cstheme="majorBidi"/>
+                <w:b/>
+              </w:rPr>
+              <w:t xml:space="preserve">Phase</w:t>
+            </w:r>
+          </w:p>
+        </w:tc>
+        <w:tc>
+          <w:tcPr>
+            <w:tcW w:w="3330" w:type="dxa"/>
+          </w:tcPr>
+          <w:p>
+            <w:pPr>
+              <w:spacing w:line="240" w:lineRule="exact"/>
+              <w:jc w:val="center"/>
+              <w:rPr>
+                <w:rFonts w:asciiTheme="majorBidi" w:hAnsiTheme="majorBidi" w:cstheme="majorBidi"/>
+                <w:b/>
+              </w:rPr>
+            </w:pPr>
+            <w:r>
+              <w:rPr>
+                <w:rFonts w:asciiTheme="majorBidi" w:hAnsiTheme="majorBidi" w:cstheme="majorBidi"/>
+                <w:b/>
+              </w:rPr>
+              <w:t xml:space="preserve">Estimated Duration</w:t>
+            </w:r>
+          </w:p>
+        </w:tc>
+        <w:tc>
+          <w:tcPr>
+            <w:tcW w:w="4320" w:type="dxa"/>
+          </w:tcPr>
+          <w:p>
+            <w:pPr>
+              <w:spacing w:line="240" w:lineRule="exact"/>
+              <w:jc w:val="center"/>
+              <w:rPr>
+                <w:rFonts w:asciiTheme="majorBidi" w:hAnsiTheme="majorBidi" w:cstheme="majorBidi"/>
+                <w:b/>
+              </w:rPr>
+            </w:pPr>
+            <w:r>
+              <w:rPr>
+                <w:rFonts w:asciiTheme="majorBidi" w:hAnsiTheme="majorBidi" w:cstheme="majorBidi"/>
+                <w:b/>
+              </w:rPr>
+              <w:t xml:space="preserve">Key Activities</w:t>
+            </w:r>
+          </w:p>
+        </w:tc>
+      </w:tr>
+      <w:tr>
+        <w:trPr>
+          <w:trHeight w:val="404"/>
+        </w:trPr>
+        <w:tc>
+          <w:tcPr>
+            <w:tcW w:w="1890" w:type="dxa"/>
+          </w:tcPr>
+          <w:p>
+            <w:pPr>
+              <w:tabs>
+                <w:tab w:val="left" w:pos="90"/>
+                <w:tab w:val="right" w:pos="2790"/>
+                <w:tab w:val="center" w:pos="4680"/>
+                <w:tab w:val="right" w:pos="9360"/>
+              </w:tabs>
+              <w:spacing w:before="120" w:after="120" w:line="240" w:lineRule="exact"/>
+              <w:ind w:left="151" w:hanging="180"/>
+              <w:rPr>
+                <w:rFonts w:asciiTheme="majorBidi" w:hAnsiTheme="majorBidi" w:cstheme="majorBidi"/>
+              </w:rPr>
+            </w:pPr>
+            <w:r>
+              <w:rPr>
+                <w:rFonts w:asciiTheme="majorBidi" w:hAnsiTheme="majorBidi" w:cstheme="majorBidi"/>
+              </w:rPr>
+              <w:t xml:space="preserve">Requirements and Design</w:t>
+            </w:r>
+          </w:p>
+        </w:tc>
+        <w:tc>
+          <w:tcPr>
+            <w:tcW w:w="3330" w:type="dxa"/>
+          </w:tcPr>
+          <w:p>
+            <w:pPr>
+              <w:tabs>
+                <w:tab w:val="left" w:pos="90"/>
+                <w:tab w:val="right" w:pos="2790"/>
+                <w:tab w:val="center" w:pos="4680"/>
+                <w:tab w:val="right" w:pos="9360"/>
+              </w:tabs>
+              <w:spacing w:before="120" w:after="120" w:line="240" w:lineRule="exact"/>
+              <w:ind w:left="151" w:hanging="180"/>
+              <w:rPr>
+                <w:rFonts w:asciiTheme="majorBidi" w:hAnsiTheme="majorBidi" w:cstheme="majorBidi"/>
+              </w:rPr>
+            </w:pPr>
+            <w:r>
+              <w:rPr>
+                <w:rFonts w:asciiTheme="majorBidi" w:hAnsiTheme="majorBidi" w:cstheme="majorBidi"/>
+              </w:rPr>
+              <w:t xml:space="preserve">6 weeks</w:t>
+            </w:r>
+          </w:p>
+        </w:tc>
+        <w:tc>
+          <w:tcPr>
+            <w:tcW w:w="4320" w:type="dxa"/>
+          </w:tcPr>
+          <w:p>
+            <w:pPr>
+              <w:tabs>
+                <w:tab w:val="left" w:pos="90"/>
+                <w:tab w:val="right" w:pos="2790"/>
+                <w:tab w:val="center" w:pos="4680"/>
+                <w:tab w:val="right" w:pos="9360"/>
+              </w:tabs>
+              <w:spacing w:before="120" w:after="120" w:line="240" w:lineRule="exact"/>
+              <w:ind w:left="151" w:hanging="180"/>
+              <w:rPr>
+                <w:rFonts w:asciiTheme="majorBidi" w:hAnsiTheme="majorBidi" w:cstheme="majorBidi"/>
+              </w:rPr>
+            </w:pPr>
+            <w:r>
+              <w:rPr>
+                <w:rFonts w:asciiTheme="majorBidi" w:hAnsiTheme="majorBidi" w:cstheme="majorBidi"/>
+              </w:rPr>
+              <w:t xml:space="preserve">Stakeholder interviews and questionnaire, scope document, architecture, database schema, mockups.</w:t>
+            </w:r>
+          </w:p>
+        </w:tc>
+      </w:tr>
+      <w:tr>
+        <w:trPr>
+          <w:trHeight w:val="404"/>
+        </w:trPr>
+        <w:tc>
+          <w:tcPr>
+            <w:tcW w:w="1890" w:type="dxa"/>
+          </w:tcPr>
+          <w:p>
+            <w:pPr>
+              <w:tabs>
+                <w:tab w:val="left" w:pos="90"/>
+                <w:tab w:val="right" w:pos="2790"/>
+                <w:tab w:val="center" w:pos="4680"/>
+                <w:tab w:val="right" w:pos="9360"/>
+              </w:tabs>
+              <w:spacing w:before="120" w:after="120" w:line="240" w:lineRule="exact"/>
+              <w:ind w:left="151" w:hanging="180"/>
+              <w:rPr>
+                <w:rFonts w:asciiTheme="majorBidi" w:hAnsiTheme="majorBidi" w:cstheme="majorBidi"/>
+              </w:rPr>
+            </w:pPr>
+            <w:r>
+              <w:rPr>
+                <w:rFonts w:asciiTheme="majorBidi" w:hAnsiTheme="majorBidi" w:cstheme="majorBidi"/>
+              </w:rPr>
+              <w:t xml:space="preserve">Core Development</w:t>
+            </w:r>
+          </w:p>
+        </w:tc>
+        <w:tc>
+          <w:tcPr>
+            <w:tcW w:w="3330" w:type="dxa"/>
+          </w:tcPr>
+          <w:p>
+            <w:pPr>
+              <w:tabs>
+                <w:tab w:val="left" w:pos="90"/>
+                <w:tab w:val="right" w:pos="2790"/>
+                <w:tab w:val="center" w:pos="4680"/>
+                <w:tab w:val="right" w:pos="9360"/>
+              </w:tabs>
+              <w:spacing w:before="120" w:after="120" w:line="240" w:lineRule="exact"/>
+              <w:ind w:left="151" w:hanging="180"/>
+              <w:rPr>
+                <w:rFonts w:asciiTheme="majorBidi" w:hAnsiTheme="majorBidi" w:cstheme="majorBidi"/>
+              </w:rPr>
+            </w:pPr>
+            <w:r>
+              <w:rPr>
+                <w:rFonts w:asciiTheme="majorBidi" w:hAnsiTheme="majorBidi" w:cstheme="majorBidi"/>
+              </w:rPr>
+              <w:t xml:space="preserve">16 weeks</w:t>
+            </w:r>
+          </w:p>
+        </w:tc>
+        <w:tc>
+          <w:tcPr>
+            <w:tcW w:w="4320" w:type="dxa"/>
+          </w:tcPr>
+          <w:p>
+            <w:pPr>
+              <w:tabs>
+                <w:tab w:val="left" w:pos="90"/>
+                <w:tab w:val="right" w:pos="2790"/>
+                <w:tab w:val="center" w:pos="4680"/>
+                <w:tab w:val="right" w:pos="9360"/>
+              </w:tabs>
+              <w:spacing w:before="120" w:after="120" w:line="240" w:lineRule="exact"/>
+              <w:ind w:left="151" w:hanging="180"/>
+              <w:rPr>
+                <w:rFonts w:asciiTheme="majorBidi" w:hAnsiTheme="majorBidi" w:cstheme="majorBidi"/>
+              </w:rPr>
+            </w:pPr>
+            <w:r>
+              <w:rPr>
+                <w:rFonts w:asciiTheme="majorBidi" w:hAnsiTheme="majorBidi" w:cstheme="majorBidi"/>
+              </w:rPr>
+              <w:t xml:space="preserve">Two-week Scrum sprints implementing the nine modules: authentication, question bank, exams, grading, dashboards, T5 AI integration and notifications.</w:t>
+            </w:r>
+          </w:p>
+        </w:tc>
+      </w:tr>
+      <w:tr>
+        <w:trPr>
+          <w:trHeight w:val="404"/>
+        </w:trPr>
+        <w:tc>
+          <w:tcPr>
+            <w:tcW w:w="1890" w:type="dxa"/>
+          </w:tcPr>
+          <w:p>
+            <w:pPr>
+              <w:tabs>
+                <w:tab w:val="left" w:pos="90"/>
+                <w:tab w:val="right" w:pos="2790"/>
+                <w:tab w:val="center" w:pos="4680"/>
+                <w:tab w:val="right" w:pos="9360"/>
+              </w:tabs>
+              <w:spacing w:before="120" w:after="120" w:line="240" w:lineRule="exact"/>
+              <w:ind w:left="151" w:hanging="180"/>
+              <w:rPr>
+                <w:rFonts w:asciiTheme="majorBidi" w:hAnsiTheme="majorBidi" w:cstheme="majorBidi"/>
+              </w:rPr>
+            </w:pPr>
+            <w:r>
+              <w:rPr>
+                <w:rFonts w:asciiTheme="majorBidi" w:hAnsiTheme="majorBidi" w:cstheme="majorBidi"/>
+              </w:rPr>
+              <w:t xml:space="preserve">Testing and Integration</w:t>
+            </w:r>
+          </w:p>
+        </w:tc>
+        <w:tc>
+          <w:tcPr>
+            <w:tcW w:w="3330" w:type="dxa"/>
+          </w:tcPr>
+          <w:p>
+            <w:pPr>
+              <w:tabs>
+                <w:tab w:val="left" w:pos="90"/>
+                <w:tab w:val="right" w:pos="2790"/>
+                <w:tab w:val="center" w:pos="4680"/>
+                <w:tab w:val="right" w:pos="9360"/>
+              </w:tabs>
+              <w:spacing w:before="120" w:after="120" w:line="240" w:lineRule="exact"/>
+              <w:ind w:left="151" w:hanging="180"/>
+              <w:rPr>
+                <w:rFonts w:asciiTheme="majorBidi" w:hAnsiTheme="majorBidi" w:cstheme="majorBidi"/>
+              </w:rPr>
+            </w:pPr>
+            <w:r>
+              <w:rPr>
+                <w:rFonts w:asciiTheme="majorBidi" w:hAnsiTheme="majorBidi" w:cstheme="majorBidi"/>
+              </w:rPr>
+              <w:t xml:space="preserve">6 weeks</w:t>
+            </w:r>
+          </w:p>
+        </w:tc>
+        <w:tc>
+          <w:tcPr>
+            <w:tcW w:w="4320" w:type="dxa"/>
+          </w:tcPr>
+          <w:p>
+            <w:pPr>
+              <w:tabs>
+                <w:tab w:val="left" w:pos="90"/>
+                <w:tab w:val="right" w:pos="2790"/>
+                <w:tab w:val="center" w:pos="4680"/>
+                <w:tab w:val="right" w:pos="9360"/>
+              </w:tabs>
+              <w:spacing w:before="120" w:after="120" w:line="240" w:lineRule="exact"/>
+              <w:ind w:left="151" w:hanging="180"/>
+              <w:rPr>
+                <w:rFonts w:asciiTheme="majorBidi" w:hAnsiTheme="majorBidi" w:cstheme="majorBidi"/>
+              </w:rPr>
+            </w:pPr>
+            <w:r>
+              <w:rPr>
+                <w:rFonts w:asciiTheme="majorBidi" w:hAnsiTheme="majorBidi" w:cstheme="majorBidi"/>
+              </w:rPr>
+              <w:t xml:space="preserve">Automated unit and API tests, end-to-end testing of exam delivery, AI output review, calibration of grading thresholds, bug fixing.</w:t>
+            </w:r>
+          </w:p>
+        </w:tc>
+      </w:tr>
+      <w:tr>
+        <w:trPr>
+          <w:trHeight w:val="404"/>
+        </w:trPr>
+        <w:tc>
+          <w:tcPr>
+            <w:tcW w:w="1890" w:type="dxa"/>
+          </w:tcPr>
+          <w:p>
+            <w:pPr>
+              <w:tabs>
+                <w:tab w:val="left" w:pos="90"/>
+                <w:tab w:val="right" w:pos="2790"/>
+                <w:tab w:val="center" w:pos="4680"/>
+                <w:tab w:val="right" w:pos="9360"/>
+              </w:tabs>
+              <w:spacing w:before="120" w:after="120" w:line="240" w:lineRule="exact"/>
+              <w:ind w:left="151" w:hanging="180"/>
+              <w:rPr>
+                <w:rFonts w:asciiTheme="majorBidi" w:hAnsiTheme="majorBidi" w:cstheme="majorBidi"/>
+              </w:rPr>
+            </w:pPr>
+            <w:r>
+              <w:rPr>
+                <w:rFonts w:asciiTheme="majorBidi" w:hAnsiTheme="majorBidi" w:cstheme="majorBidi"/>
+              </w:rPr>
+              <w:t xml:space="preserve">Deployment and Documentation</w:t>
+            </w:r>
+          </w:p>
+        </w:tc>
+        <w:tc>
+          <w:tcPr>
+            <w:tcW w:w="3330" w:type="dxa"/>
+          </w:tcPr>
+          <w:p>
+            <w:pPr>
+              <w:tabs>
+                <w:tab w:val="left" w:pos="90"/>
+                <w:tab w:val="right" w:pos="2790"/>
+                <w:tab w:val="center" w:pos="4680"/>
+                <w:tab w:val="right" w:pos="9360"/>
+              </w:tabs>
+              <w:spacing w:before="120" w:after="120" w:line="240" w:lineRule="exact"/>
+              <w:ind w:left="151" w:hanging="180"/>
+              <w:rPr>
+                <w:rFonts w:asciiTheme="majorBidi" w:hAnsiTheme="majorBidi" w:cstheme="majorBidi"/>
+              </w:rPr>
+            </w:pPr>
+            <w:r>
+              <w:rPr>
+                <w:rFonts w:asciiTheme="majorBidi" w:hAnsiTheme="majorBidi" w:cstheme="majorBidi"/>
+              </w:rPr>
+              <w:t xml:space="preserve">4 weeks</w:t>
+            </w:r>
+          </w:p>
+        </w:tc>
+        <w:tc>
+          <w:tcPr>
+            <w:tcW w:w="4320" w:type="dxa"/>
+          </w:tcPr>
+          <w:p>
+            <w:pPr>
+              <w:tabs>
+                <w:tab w:val="left" w:pos="90"/>
+                <w:tab w:val="right" w:pos="2790"/>
+                <w:tab w:val="center" w:pos="4680"/>
+                <w:tab w:val="right" w:pos="9360"/>
+              </w:tabs>
+              <w:spacing w:before="120" w:after="120" w:line="240" w:lineRule="exact"/>
+              <w:ind w:left="151" w:hanging="180"/>
+              <w:rPr>
+                <w:rFonts w:asciiTheme="majorBidi" w:hAnsiTheme="majorBidi" w:cstheme="majorBidi"/>
+              </w:rPr>
+            </w:pPr>
+            <w:r>
+              <w:rPr>
+                <w:rFonts w:asciiTheme="majorBidi" w:hAnsiTheme="majorBidi" w:cstheme="majorBidi"/>
+              </w:rPr>
+              <w:t xml:space="preserve">Deployment, user and technical documentation, final report and presentation.</w:t>
+            </w:r>
+          </w:p>
+        </w:tc>
+      </w:tr>
+    </w:tbl>
     <w:p>
       <w:pPr>
         <w:pStyle w:val="Heading1"/>
@@ -12883,7 +10275,7 @@
               <w:rPr>
                 <w:rFonts w:asciiTheme="majorBidi" w:hAnsiTheme="majorBidi" w:cstheme="majorBidi"/>
               </w:rPr>
-              <w:t>MS Visual Studio</w:t>
+              <w:t xml:space="preserve">Visual Studio Code</w:t>
             </w:r>
           </w:p>
         </w:tc>
@@ -12903,7 +10295,7 @@
               <w:rPr>
                 <w:rFonts w:asciiTheme="majorBidi" w:hAnsiTheme="majorBidi" w:cstheme="majorBidi"/>
               </w:rPr>
-              <w:t>2015</w:t>
+              <w:t xml:space="preserve">Latest stable</w:t>
             </w:r>
           </w:p>
         </w:tc>
@@ -12923,7 +10315,7 @@
               <w:rPr>
                 <w:rFonts w:asciiTheme="majorBidi" w:hAnsiTheme="majorBidi" w:cstheme="majorBidi"/>
               </w:rPr>
-              <w:t>IDE</w:t>
+              <w:t xml:space="preserve">Source-code editor (IDE)</w:t>
             </w:r>
           </w:p>
         </w:tc>
@@ -12963,7 +10355,7 @@
               <w:rPr>
                 <w:rFonts w:asciiTheme="majorBidi" w:hAnsiTheme="majorBidi" w:cstheme="majorBidi"/>
               </w:rPr>
-              <w:t>MS SQL Server</w:t>
+              <w:t xml:space="preserve">Git and GitHub</w:t>
             </w:r>
           </w:p>
         </w:tc>
@@ -12983,7 +10375,7 @@
               <w:rPr>
                 <w:rFonts w:asciiTheme="majorBidi" w:hAnsiTheme="majorBidi" w:cstheme="majorBidi"/>
               </w:rPr>
-              <w:t>2015</w:t>
+              <w:t xml:space="preserve">2.x</w:t>
             </w:r>
           </w:p>
         </w:tc>
@@ -13003,7 +10395,7 @@
               <w:rPr>
                 <w:rFonts w:asciiTheme="majorBidi" w:hAnsiTheme="majorBidi" w:cstheme="majorBidi"/>
               </w:rPr>
-              <w:t>DBMS</w:t>
+              <w:t xml:space="preserve">Version control and collaboration</w:t>
             </w:r>
           </w:p>
         </w:tc>
@@ -13043,7 +10435,7 @@
               <w:rPr>
                 <w:rFonts w:asciiTheme="majorBidi" w:hAnsiTheme="majorBidi" w:cstheme="majorBidi"/>
               </w:rPr>
-              <w:t>Adobe Photoshop</w:t>
+              <w:t xml:space="preserve">Postman</w:t>
             </w:r>
           </w:p>
         </w:tc>
@@ -13063,7 +10455,7 @@
               <w:rPr>
                 <w:rFonts w:asciiTheme="majorBidi" w:hAnsiTheme="majorBidi" w:cstheme="majorBidi"/>
               </w:rPr>
-              <w:t>CSC 6</w:t>
+              <w:t xml:space="preserve">11</w:t>
             </w:r>
           </w:p>
         </w:tc>
@@ -13083,87 +10475,7 @@
               <w:rPr>
                 <w:rFonts w:asciiTheme="majorBidi" w:hAnsiTheme="majorBidi" w:cstheme="majorBidi"/>
               </w:rPr>
-              <w:t>Design Work</w:t>
-            </w:r>
-          </w:p>
-        </w:tc>
-      </w:tr>
-      <w:tr>
-        <w:trPr>
-          <w:trHeight w:val="289"/>
-        </w:trPr>
-        <w:tc>
-          <w:tcPr>
-            <w:tcW w:w="1800" w:type="dxa"/>
-            <w:vMerge/>
-          </w:tcPr>
-          <w:p>
-            <w:pPr>
-              <w:ind w:left="108"/>
-              <w:jc w:val="both"/>
-              <w:rPr>
-                <w:rFonts w:asciiTheme="majorBidi" w:hAnsiTheme="majorBidi" w:cstheme="majorBidi"/>
-              </w:rPr>
-            </w:pPr>
-          </w:p>
-        </w:tc>
-        <w:tc>
-          <w:tcPr>
-            <w:tcW w:w="3042" w:type="dxa"/>
-          </w:tcPr>
-          <w:p>
-            <w:pPr>
-              <w:ind w:left="108"/>
-              <w:jc w:val="center"/>
-              <w:rPr>
-                <w:rFonts w:asciiTheme="majorBidi" w:hAnsiTheme="majorBidi" w:cstheme="majorBidi"/>
-              </w:rPr>
-            </w:pPr>
-            <w:r>
-              <w:rPr>
-                <w:rFonts w:asciiTheme="majorBidi" w:hAnsiTheme="majorBidi" w:cstheme="majorBidi"/>
-              </w:rPr>
-              <w:t>MS Word</w:t>
-            </w:r>
-          </w:p>
-        </w:tc>
-        <w:tc>
-          <w:tcPr>
-            <w:tcW w:w="1800" w:type="dxa"/>
-          </w:tcPr>
-          <w:p>
-            <w:pPr>
-              <w:ind w:left="108"/>
-              <w:jc w:val="center"/>
-              <w:rPr>
-                <w:rFonts w:asciiTheme="majorBidi" w:hAnsiTheme="majorBidi" w:cstheme="majorBidi"/>
-              </w:rPr>
-            </w:pPr>
-            <w:r>
-              <w:rPr>
-                <w:rFonts w:asciiTheme="majorBidi" w:hAnsiTheme="majorBidi" w:cstheme="majorBidi"/>
-              </w:rPr>
-              <w:t>2015</w:t>
-            </w:r>
-          </w:p>
-        </w:tc>
-        <w:tc>
-          <w:tcPr>
-            <w:tcW w:w="2785" w:type="dxa"/>
-          </w:tcPr>
-          <w:p>
-            <w:pPr>
-              <w:ind w:left="108"/>
-              <w:jc w:val="center"/>
-              <w:rPr>
-                <w:rFonts w:asciiTheme="majorBidi" w:hAnsiTheme="majorBidi" w:cstheme="majorBidi"/>
-              </w:rPr>
-            </w:pPr>
-            <w:r>
-              <w:rPr>
-                <w:rFonts w:asciiTheme="majorBidi" w:hAnsiTheme="majorBidi" w:cstheme="majorBidi"/>
-              </w:rPr>
-              <w:t>Documentation</w:t>
+              <w:t xml:space="preserve">REST API testing</w:t>
             </w:r>
           </w:p>
         </w:tc>
@@ -13203,7 +10515,7 @@
               <w:rPr>
                 <w:rFonts w:asciiTheme="majorBidi" w:hAnsiTheme="majorBidi" w:cstheme="majorBidi"/>
               </w:rPr>
-              <w:t>MS Power Point</w:t>
+              <w:t xml:space="preserve">Figma</w:t>
             </w:r>
           </w:p>
         </w:tc>
@@ -13223,7 +10535,7 @@
               <w:rPr>
                 <w:rFonts w:asciiTheme="majorBidi" w:hAnsiTheme="majorBidi" w:cstheme="majorBidi"/>
               </w:rPr>
-              <w:t>2015</w:t>
+              <w:t xml:space="preserve">Web</w:t>
             </w:r>
           </w:p>
         </w:tc>
@@ -13243,7 +10555,7 @@
               <w:rPr>
                 <w:rFonts w:asciiTheme="majorBidi" w:hAnsiTheme="majorBidi" w:cstheme="majorBidi"/>
               </w:rPr>
-              <w:t>Presentation</w:t>
+              <w:t xml:space="preserve">UI design and mockups</w:t>
             </w:r>
           </w:p>
         </w:tc>
@@ -13283,7 +10595,7 @@
               <w:rPr>
                 <w:rFonts w:asciiTheme="majorBidi" w:hAnsiTheme="majorBidi" w:cstheme="majorBidi"/>
               </w:rPr>
-              <w:t>Pencil</w:t>
+              <w:t xml:space="preserve">Node.js / npm</w:t>
             </w:r>
           </w:p>
         </w:tc>
@@ -13303,7 +10615,7 @@
               <w:rPr>
                 <w:rFonts w:asciiTheme="majorBidi" w:hAnsiTheme="majorBidi" w:cstheme="majorBidi"/>
               </w:rPr>
-              <w:t>2.0.5</w:t>
+              <w:t xml:space="preserve">22 LTS</w:t>
             </w:r>
           </w:p>
         </w:tc>
@@ -13323,7 +10635,7 @@
               <w:rPr>
                 <w:rFonts w:asciiTheme="majorBidi" w:hAnsiTheme="majorBidi" w:cstheme="majorBidi"/>
               </w:rPr>
-              <w:t>Mockups Creation</w:t>
+              <w:t xml:space="preserve">Frontend build tooling (Vite)</w:t>
             </w:r>
           </w:p>
         </w:tc>
@@ -13353,7 +10665,7 @@
           </w:tcPr>
           <w:p>
             <w:pPr>
-              <w:ind w:left="112"/>
+              <w:ind w:left="108"/>
               <w:jc w:val="center"/>
               <w:rPr>
                 <w:rFonts w:asciiTheme="majorBidi" w:hAnsiTheme="majorBidi" w:cstheme="majorBidi"/>
@@ -13362,9 +10674,8 @@
             <w:r>
               <w:rPr>
                 <w:rFonts w:asciiTheme="majorBidi" w:hAnsiTheme="majorBidi" w:cstheme="majorBidi"/>
-                <w:b/>
-              </w:rPr>
-              <w:t>Technology</w:t>
+              </w:rPr>
+              <w:t xml:space="preserve">MS Word / PowerPoint</w:t>
             </w:r>
           </w:p>
         </w:tc>
@@ -13374,6 +10685,7 @@
           </w:tcPr>
           <w:p>
             <w:pPr>
+              <w:ind w:left="108"/>
               <w:jc w:val="center"/>
               <w:rPr>
                 <w:rFonts w:asciiTheme="majorBidi" w:hAnsiTheme="majorBidi" w:cstheme="majorBidi"/>
@@ -13382,9 +10694,8 @@
             <w:r>
               <w:rPr>
                 <w:rFonts w:asciiTheme="majorBidi" w:hAnsiTheme="majorBidi" w:cstheme="majorBidi"/>
-                <w:b/>
-              </w:rPr>
-              <w:t>Version</w:t>
+              </w:rPr>
+              <w:t xml:space="preserve">Microsoft 365</w:t>
             </w:r>
           </w:p>
         </w:tc>
@@ -13394,18 +10705,17 @@
           </w:tcPr>
           <w:p>
             <w:pPr>
+              <w:ind w:left="108"/>
               <w:jc w:val="center"/>
               <w:rPr>
                 <w:rFonts w:asciiTheme="majorBidi" w:hAnsiTheme="majorBidi" w:cstheme="majorBidi"/>
-                <w:b/>
               </w:rPr>
             </w:pPr>
             <w:r>
               <w:rPr>
                 <w:rFonts w:asciiTheme="majorBidi" w:hAnsiTheme="majorBidi" w:cstheme="majorBidi"/>
-                <w:b/>
-              </w:rPr>
-              <w:t>Rationale</w:t>
+              </w:rPr>
+              <w:t xml:space="preserve">Documentation and presentation</w:t>
             </w:r>
           </w:p>
         </w:tc>
@@ -13435,7 +10745,7 @@
           </w:tcPr>
           <w:p>
             <w:pPr>
-              <w:ind w:left="108"/>
+              <w:ind w:left="112"/>
               <w:jc w:val="center"/>
               <w:rPr>
                 <w:rFonts w:asciiTheme="majorBidi" w:hAnsiTheme="majorBidi" w:cstheme="majorBidi"/>
@@ -13444,8 +10754,9 @@
             <w:r>
               <w:rPr>
                 <w:rFonts w:asciiTheme="majorBidi" w:hAnsiTheme="majorBidi" w:cstheme="majorBidi"/>
-              </w:rPr>
-              <w:t>C#</w:t>
+                <w:b/>
+              </w:rPr>
+              <w:t>Technology</w:t>
             </w:r>
           </w:p>
         </w:tc>
@@ -13455,7 +10766,6 @@
           </w:tcPr>
           <w:p>
             <w:pPr>
-              <w:ind w:left="108"/>
               <w:jc w:val="center"/>
               <w:rPr>
                 <w:rFonts w:asciiTheme="majorBidi" w:hAnsiTheme="majorBidi" w:cstheme="majorBidi"/>
@@ -13464,8 +10774,9 @@
             <w:r>
               <w:rPr>
                 <w:rFonts w:asciiTheme="majorBidi" w:hAnsiTheme="majorBidi" w:cstheme="majorBidi"/>
-              </w:rPr>
-              <w:t>6.0</w:t>
+                <w:b/>
+              </w:rPr>
+              <w:t>Version</w:t>
             </w:r>
           </w:p>
         </w:tc>
@@ -13475,17 +10786,18 @@
           </w:tcPr>
           <w:p>
             <w:pPr>
-              <w:ind w:left="108"/>
               <w:jc w:val="center"/>
               <w:rPr>
                 <w:rFonts w:asciiTheme="majorBidi" w:hAnsiTheme="majorBidi" w:cstheme="majorBidi"/>
+                <w:b/>
               </w:rPr>
             </w:pPr>
             <w:r>
               <w:rPr>
                 <w:rFonts w:asciiTheme="majorBidi" w:hAnsiTheme="majorBidi" w:cstheme="majorBidi"/>
-              </w:rPr>
-              <w:t>Programming language</w:t>
+                <w:b/>
+              </w:rPr>
+              <w:t>Rationale</w:t>
             </w:r>
           </w:p>
         </w:tc>
@@ -13525,7 +10837,7 @@
               <w:rPr>
                 <w:rFonts w:asciiTheme="majorBidi" w:hAnsiTheme="majorBidi" w:cstheme="majorBidi"/>
               </w:rPr>
-              <w:t>SQL</w:t>
+              <w:t xml:space="preserve">Python</w:t>
             </w:r>
           </w:p>
         </w:tc>
@@ -13545,7 +10857,7 @@
               <w:rPr>
                 <w:rFonts w:asciiTheme="majorBidi" w:hAnsiTheme="majorBidi" w:cstheme="majorBidi"/>
               </w:rPr>
-              <w:t>2013</w:t>
+              <w:t xml:space="preserve">3.14</w:t>
             </w:r>
           </w:p>
         </w:tc>
@@ -13565,7 +10877,7 @@
               <w:rPr>
                 <w:rFonts w:asciiTheme="majorBidi" w:hAnsiTheme="majorBidi" w:cstheme="majorBidi"/>
               </w:rPr>
-              <w:t>Query Language</w:t>
+              <w:t xml:space="preserve">Backend and AI programming language</w:t>
             </w:r>
           </w:p>
         </w:tc>
@@ -13605,7 +10917,7 @@
               <w:rPr>
                 <w:rFonts w:asciiTheme="majorBidi" w:hAnsiTheme="majorBidi" w:cstheme="majorBidi"/>
               </w:rPr>
-              <w:t>Html</w:t>
+              <w:t xml:space="preserve">Django + Django REST Framework</w:t>
             </w:r>
           </w:p>
         </w:tc>
@@ -13625,7 +10937,7 @@
               <w:rPr>
                 <w:rFonts w:asciiTheme="majorBidi" w:hAnsiTheme="majorBidi" w:cstheme="majorBidi"/>
               </w:rPr>
-              <w:t>5</w:t>
+              <w:t xml:space="preserve">6.0 / 3.17</w:t>
             </w:r>
           </w:p>
         </w:tc>
@@ -13645,7 +10957,487 @@
               <w:rPr>
                 <w:rFonts w:asciiTheme="majorBidi" w:hAnsiTheme="majorBidi" w:cstheme="majorBidi"/>
               </w:rPr>
-              <w:t>Web Development</w:t>
+              <w:t xml:space="preserve">Backend framework and RESTful API</w:t>
+            </w:r>
+          </w:p>
+        </w:tc>
+      </w:tr>
+      <w:tr>
+        <w:trPr>
+          <w:trHeight w:val="286"/>
+        </w:trPr>
+        <w:tc>
+          <w:tcPr>
+            <w:tcW w:w="1800" w:type="dxa"/>
+            <w:vMerge/>
+          </w:tcPr>
+          <w:p>
+            <w:pPr>
+              <w:ind w:left="108"/>
+              <w:jc w:val="both"/>
+              <w:rPr>
+                <w:rFonts w:asciiTheme="majorBidi" w:hAnsiTheme="majorBidi" w:cstheme="majorBidi"/>
+              </w:rPr>
+            </w:pPr>
+          </w:p>
+        </w:tc>
+        <w:tc>
+          <w:tcPr>
+            <w:tcW w:w="3042" w:type="dxa"/>
+          </w:tcPr>
+          <w:p>
+            <w:pPr>
+              <w:ind w:left="108"/>
+              <w:jc w:val="center"/>
+              <w:rPr>
+                <w:rFonts w:asciiTheme="majorBidi" w:hAnsiTheme="majorBidi" w:cstheme="majorBidi"/>
+              </w:rPr>
+            </w:pPr>
+            <w:r>
+              <w:rPr>
+                <w:rFonts w:asciiTheme="majorBidi" w:hAnsiTheme="majorBidi" w:cstheme="majorBidi"/>
+              </w:rPr>
+              <w:t xml:space="preserve">React JS + Vite</w:t>
+            </w:r>
+          </w:p>
+        </w:tc>
+        <w:tc>
+          <w:tcPr>
+            <w:tcW w:w="1800" w:type="dxa"/>
+          </w:tcPr>
+          <w:p>
+            <w:pPr>
+              <w:ind w:left="108"/>
+              <w:jc w:val="center"/>
+              <w:rPr>
+                <w:rFonts w:asciiTheme="majorBidi" w:hAnsiTheme="majorBidi" w:cstheme="majorBidi"/>
+              </w:rPr>
+            </w:pPr>
+            <w:r>
+              <w:rPr>
+                <w:rFonts w:asciiTheme="majorBidi" w:hAnsiTheme="majorBidi" w:cstheme="majorBidi"/>
+              </w:rPr>
+              <w:t xml:space="preserve">18.3 / 5.4</w:t>
+            </w:r>
+          </w:p>
+        </w:tc>
+        <w:tc>
+          <w:tcPr>
+            <w:tcW w:w="2785" w:type="dxa"/>
+          </w:tcPr>
+          <w:p>
+            <w:pPr>
+              <w:ind w:left="108"/>
+              <w:jc w:val="center"/>
+              <w:rPr>
+                <w:rFonts w:asciiTheme="majorBidi" w:hAnsiTheme="majorBidi" w:cstheme="majorBidi"/>
+              </w:rPr>
+            </w:pPr>
+            <w:r>
+              <w:rPr>
+                <w:rFonts w:asciiTheme="majorBidi" w:hAnsiTheme="majorBidi" w:cstheme="majorBidi"/>
+              </w:rPr>
+              <w:t xml:space="preserve">Single Page Application frontend</w:t>
+            </w:r>
+          </w:p>
+        </w:tc>
+      </w:tr>
+      <w:tr>
+        <w:trPr>
+          <w:trHeight w:val="286"/>
+        </w:trPr>
+        <w:tc>
+          <w:tcPr>
+            <w:tcW w:w="1800" w:type="dxa"/>
+            <w:vMerge/>
+          </w:tcPr>
+          <w:p>
+            <w:pPr>
+              <w:ind w:left="108"/>
+              <w:jc w:val="both"/>
+              <w:rPr>
+                <w:rFonts w:asciiTheme="majorBidi" w:hAnsiTheme="majorBidi" w:cstheme="majorBidi"/>
+              </w:rPr>
+            </w:pPr>
+          </w:p>
+        </w:tc>
+        <w:tc>
+          <w:tcPr>
+            <w:tcW w:w="3042" w:type="dxa"/>
+          </w:tcPr>
+          <w:p>
+            <w:pPr>
+              <w:ind w:left="108"/>
+              <w:jc w:val="center"/>
+              <w:rPr>
+                <w:rFonts w:asciiTheme="majorBidi" w:hAnsiTheme="majorBidi" w:cstheme="majorBidi"/>
+              </w:rPr>
+            </w:pPr>
+            <w:r>
+              <w:rPr>
+                <w:rFonts w:asciiTheme="majorBidi" w:hAnsiTheme="majorBidi" w:cstheme="majorBidi"/>
+              </w:rPr>
+              <w:t xml:space="preserve">SQLite</w:t>
+            </w:r>
+          </w:p>
+        </w:tc>
+        <w:tc>
+          <w:tcPr>
+            <w:tcW w:w="1800" w:type="dxa"/>
+          </w:tcPr>
+          <w:p>
+            <w:pPr>
+              <w:ind w:left="108"/>
+              <w:jc w:val="center"/>
+              <w:rPr>
+                <w:rFonts w:asciiTheme="majorBidi" w:hAnsiTheme="majorBidi" w:cstheme="majorBidi"/>
+              </w:rPr>
+            </w:pPr>
+            <w:r>
+              <w:rPr>
+                <w:rFonts w:asciiTheme="majorBidi" w:hAnsiTheme="majorBidi" w:cstheme="majorBidi"/>
+              </w:rPr>
+              <w:t xml:space="preserve">3</w:t>
+            </w:r>
+          </w:p>
+        </w:tc>
+        <w:tc>
+          <w:tcPr>
+            <w:tcW w:w="2785" w:type="dxa"/>
+          </w:tcPr>
+          <w:p>
+            <w:pPr>
+              <w:ind w:left="108"/>
+              <w:jc w:val="center"/>
+              <w:rPr>
+                <w:rFonts w:asciiTheme="majorBidi" w:hAnsiTheme="majorBidi" w:cstheme="majorBidi"/>
+              </w:rPr>
+            </w:pPr>
+            <w:r>
+              <w:rPr>
+                <w:rFonts w:asciiTheme="majorBidi" w:hAnsiTheme="majorBidi" w:cstheme="majorBidi"/>
+              </w:rPr>
+              <w:t xml:space="preserve">Relational database (ships with Python)</w:t>
+            </w:r>
+          </w:p>
+        </w:tc>
+      </w:tr>
+      <w:tr>
+        <w:trPr>
+          <w:trHeight w:val="286"/>
+        </w:trPr>
+        <w:tc>
+          <w:tcPr>
+            <w:tcW w:w="1800" w:type="dxa"/>
+            <w:vMerge/>
+          </w:tcPr>
+          <w:p>
+            <w:pPr>
+              <w:ind w:left="108"/>
+              <w:jc w:val="both"/>
+              <w:rPr>
+                <w:rFonts w:asciiTheme="majorBidi" w:hAnsiTheme="majorBidi" w:cstheme="majorBidi"/>
+              </w:rPr>
+            </w:pPr>
+          </w:p>
+        </w:tc>
+        <w:tc>
+          <w:tcPr>
+            <w:tcW w:w="3042" w:type="dxa"/>
+          </w:tcPr>
+          <w:p>
+            <w:pPr>
+              <w:ind w:left="108"/>
+              <w:jc w:val="center"/>
+              <w:rPr>
+                <w:rFonts w:asciiTheme="majorBidi" w:hAnsiTheme="majorBidi" w:cstheme="majorBidi"/>
+              </w:rPr>
+            </w:pPr>
+            <w:r>
+              <w:rPr>
+                <w:rFonts w:asciiTheme="majorBidi" w:hAnsiTheme="majorBidi" w:cstheme="majorBidi"/>
+              </w:rPr>
+              <w:t xml:space="preserve">T5 Transformer (Hugging Face Transformers, PyTorch)</w:t>
+            </w:r>
+          </w:p>
+        </w:tc>
+        <w:tc>
+          <w:tcPr>
+            <w:tcW w:w="1800" w:type="dxa"/>
+          </w:tcPr>
+          <w:p>
+            <w:pPr>
+              <w:ind w:left="108"/>
+              <w:jc w:val="center"/>
+              <w:rPr>
+                <w:rFonts w:asciiTheme="majorBidi" w:hAnsiTheme="majorBidi" w:cstheme="majorBidi"/>
+              </w:rPr>
+            </w:pPr>
+            <w:r>
+              <w:rPr>
+                <w:rFonts w:asciiTheme="majorBidi" w:hAnsiTheme="majorBidi" w:cstheme="majorBidi"/>
+              </w:rPr>
+              <w:t xml:space="preserve">5.x / 2.x</w:t>
+            </w:r>
+          </w:p>
+        </w:tc>
+        <w:tc>
+          <w:tcPr>
+            <w:tcW w:w="2785" w:type="dxa"/>
+          </w:tcPr>
+          <w:p>
+            <w:pPr>
+              <w:ind w:left="108"/>
+              <w:jc w:val="center"/>
+              <w:rPr>
+                <w:rFonts w:asciiTheme="majorBidi" w:hAnsiTheme="majorBidi" w:cstheme="majorBidi"/>
+              </w:rPr>
+            </w:pPr>
+            <w:r>
+              <w:rPr>
+                <w:rFonts w:asciiTheme="majorBidi" w:hAnsiTheme="majorBidi" w:cstheme="majorBidi"/>
+              </w:rPr>
+              <w:t xml:space="preserve">AI question generation and semantic short-answer grading</w:t>
+            </w:r>
+          </w:p>
+        </w:tc>
+      </w:tr>
+      <w:tr>
+        <w:trPr>
+          <w:trHeight w:val="286"/>
+        </w:trPr>
+        <w:tc>
+          <w:tcPr>
+            <w:tcW w:w="1800" w:type="dxa"/>
+            <w:vMerge/>
+          </w:tcPr>
+          <w:p>
+            <w:pPr>
+              <w:ind w:left="108"/>
+              <w:jc w:val="both"/>
+              <w:rPr>
+                <w:rFonts w:asciiTheme="majorBidi" w:hAnsiTheme="majorBidi" w:cstheme="majorBidi"/>
+              </w:rPr>
+            </w:pPr>
+          </w:p>
+        </w:tc>
+        <w:tc>
+          <w:tcPr>
+            <w:tcW w:w="3042" w:type="dxa"/>
+          </w:tcPr>
+          <w:p>
+            <w:pPr>
+              <w:ind w:left="108"/>
+              <w:jc w:val="center"/>
+              <w:rPr>
+                <w:rFonts w:asciiTheme="majorBidi" w:hAnsiTheme="majorBidi" w:cstheme="majorBidi"/>
+              </w:rPr>
+            </w:pPr>
+            <w:r>
+              <w:rPr>
+                <w:rFonts w:asciiTheme="majorBidi" w:hAnsiTheme="majorBidi" w:cstheme="majorBidi"/>
+              </w:rPr>
+              <w:t xml:space="preserve">JWT (SimpleJWT) + bcrypt</w:t>
+            </w:r>
+          </w:p>
+        </w:tc>
+        <w:tc>
+          <w:tcPr>
+            <w:tcW w:w="1800" w:type="dxa"/>
+          </w:tcPr>
+          <w:p>
+            <w:pPr>
+              <w:ind w:left="108"/>
+              <w:jc w:val="center"/>
+              <w:rPr>
+                <w:rFonts w:asciiTheme="majorBidi" w:hAnsiTheme="majorBidi" w:cstheme="majorBidi"/>
+              </w:rPr>
+            </w:pPr>
+            <w:r>
+              <w:rPr>
+                <w:rFonts w:asciiTheme="majorBidi" w:hAnsiTheme="majorBidi" w:cstheme="majorBidi"/>
+              </w:rPr>
+              <w:t xml:space="preserve">5.5 / 5.0</w:t>
+            </w:r>
+          </w:p>
+        </w:tc>
+        <w:tc>
+          <w:tcPr>
+            <w:tcW w:w="2785" w:type="dxa"/>
+          </w:tcPr>
+          <w:p>
+            <w:pPr>
+              <w:ind w:left="108"/>
+              <w:jc w:val="center"/>
+              <w:rPr>
+                <w:rFonts w:asciiTheme="majorBidi" w:hAnsiTheme="majorBidi" w:cstheme="majorBidi"/>
+              </w:rPr>
+            </w:pPr>
+            <w:r>
+              <w:rPr>
+                <w:rFonts w:asciiTheme="majorBidi" w:hAnsiTheme="majorBidi" w:cstheme="majorBidi"/>
+              </w:rPr>
+              <w:t xml:space="preserve">Authentication and password hashing</w:t>
+            </w:r>
+          </w:p>
+        </w:tc>
+      </w:tr>
+      <w:tr>
+        <w:trPr>
+          <w:trHeight w:val="286"/>
+        </w:trPr>
+        <w:tc>
+          <w:tcPr>
+            <w:tcW w:w="1800" w:type="dxa"/>
+            <w:vMerge/>
+          </w:tcPr>
+          <w:p>
+            <w:pPr>
+              <w:ind w:left="108"/>
+              <w:jc w:val="both"/>
+              <w:rPr>
+                <w:rFonts w:asciiTheme="majorBidi" w:hAnsiTheme="majorBidi" w:cstheme="majorBidi"/>
+              </w:rPr>
+            </w:pPr>
+          </w:p>
+        </w:tc>
+        <w:tc>
+          <w:tcPr>
+            <w:tcW w:w="3042" w:type="dxa"/>
+          </w:tcPr>
+          <w:p>
+            <w:pPr>
+              <w:ind w:left="108"/>
+              <w:jc w:val="center"/>
+              <w:rPr>
+                <w:rFonts w:asciiTheme="majorBidi" w:hAnsiTheme="majorBidi" w:cstheme="majorBidi"/>
+              </w:rPr>
+            </w:pPr>
+            <w:r>
+              <w:rPr>
+                <w:rFonts w:asciiTheme="majorBidi" w:hAnsiTheme="majorBidi" w:cstheme="majorBidi"/>
+              </w:rPr>
+              <w:t xml:space="preserve">Chart.js</w:t>
+            </w:r>
+          </w:p>
+        </w:tc>
+        <w:tc>
+          <w:tcPr>
+            <w:tcW w:w="1800" w:type="dxa"/>
+          </w:tcPr>
+          <w:p>
+            <w:pPr>
+              <w:ind w:left="108"/>
+              <w:jc w:val="center"/>
+              <w:rPr>
+                <w:rFonts w:asciiTheme="majorBidi" w:hAnsiTheme="majorBidi" w:cstheme="majorBidi"/>
+              </w:rPr>
+            </w:pPr>
+            <w:r>
+              <w:rPr>
+                <w:rFonts w:asciiTheme="majorBidi" w:hAnsiTheme="majorBidi" w:cstheme="majorBidi"/>
+              </w:rPr>
+              <w:t xml:space="preserve">4.4</w:t>
+            </w:r>
+          </w:p>
+        </w:tc>
+        <w:tc>
+          <w:tcPr>
+            <w:tcW w:w="2785" w:type="dxa"/>
+          </w:tcPr>
+          <w:p>
+            <w:pPr>
+              <w:ind w:left="108"/>
+              <w:jc w:val="center"/>
+              <w:rPr>
+                <w:rFonts w:asciiTheme="majorBidi" w:hAnsiTheme="majorBidi" w:cstheme="majorBidi"/>
+              </w:rPr>
+            </w:pPr>
+            <w:r>
+              <w:rPr>
+                <w:rFonts w:asciiTheme="majorBidi" w:hAnsiTheme="majorBidi" w:cstheme="majorBidi"/>
+              </w:rPr>
+              <w:t xml:space="preserve">Analytics charts</w:t>
+            </w:r>
+          </w:p>
+        </w:tc>
+      </w:tr>
+      <w:tr>
+        <w:trPr>
+          <w:trHeight w:val="286"/>
+        </w:trPr>
+        <w:tc>
+          <w:tcPr>
+            <w:tcW w:w="1800" w:type="dxa"/>
+            <w:vMerge/>
+          </w:tcPr>
+          <w:p>
+            <w:pPr>
+              <w:ind w:left="108"/>
+              <w:jc w:val="both"/>
+              <w:rPr>
+                <w:rFonts w:asciiTheme="majorBidi" w:hAnsiTheme="majorBidi" w:cstheme="majorBidi"/>
+              </w:rPr>
+            </w:pPr>
+          </w:p>
+        </w:tc>
+        <w:tc>
+          <w:tcPr>
+            <w:tcW w:w="3042" w:type="dxa"/>
+          </w:tcPr>
+          <w:p>
+            <w:pPr>
+              <w:ind w:left="108"/>
+              <w:jc w:val="center"/>
+              <w:rPr>
+                <w:rFonts w:asciiTheme="majorBidi" w:hAnsiTheme="majorBidi" w:cstheme="majorBidi"/>
+              </w:rPr>
+            </w:pPr>
+            <w:r>
+              <w:rPr>
+                <w:rFonts w:asciiTheme="majorBidi" w:hAnsiTheme="majorBidi" w:cstheme="majorBidi"/>
+              </w:rPr>
+              <w:t xml:space="preserve">HTML5 / CSS3 / JavaScript</w:t>
+            </w:r>
+          </w:p>
+        </w:tc>
+        <w:tc>
+          <w:tcPr>
+            <w:tcW w:w="1800" w:type="dxa"/>
+          </w:tcPr>
+          <w:p>
+            <w:pPr>
+              <w:ind w:left="108"/>
+              <w:jc w:val="center"/>
+              <w:rPr>
+                <w:rFonts w:asciiTheme="majorBidi" w:hAnsiTheme="majorBidi" w:cstheme="majorBidi"/>
+              </w:rPr>
+            </w:pPr>
+            <w:r>
+              <w:rPr>
+                <w:rFonts w:asciiTheme="majorBidi" w:hAnsiTheme="majorBidi" w:cstheme="majorBidi"/>
+              </w:rPr>
+              <w:t xml:space="preserve">ES2022</w:t>
+            </w:r>
+          </w:p>
+        </w:tc>
+        <w:tc>
+          <w:tcPr>
+            <w:tcW w:w="2785" w:type="dxa"/>
+          </w:tcPr>
+          <w:p>
+            <w:pPr>
+              <w:ind w:left="108"/>
+              <w:jc w:val="center"/>
+              <w:rPr>
+                <w:rFonts w:asciiTheme="majorBidi" w:hAnsiTheme="majorBidi" w:cstheme="majorBidi"/>
+              </w:rPr>
+            </w:pPr>
+            <w:r>
+              <w:rPr>
+                <w:rFonts w:asciiTheme="majorBidi" w:hAnsiTheme="majorBidi" w:cstheme="majorBidi"/>
+              </w:rPr>
+              <w:t xml:space="preserve">Web user interface</w:t>
             </w:r>
           </w:p>
         </w:tc>
@@ -13693,8 +11485,6 @@
       </w:pPr>
       <w:r>
         <w:t xml:space="preserve">This section identifies every individual and group who has an interest in or responsibility for the project. It covers the project sponsor, which is COMSATS University Islamabad, both team members and their specific development responsibilities, the project supervisor and their oversight role, the Final Year Project Evaluation Committee, and the two primary end-user groups, instructors and students. Each stakeholder is described with </w:t>
-      </w:r>
-      <w:r>
         <w:lastRenderedPageBreak/>
         <w:t>their specific role and responsibilities within the project lifecycle, ensuring accountability is clearly defined.</w:t>
       </w:r>
@@ -13837,7 +11627,7 @@
                 <w:szCs w:val="20"/>
                 <w:lang w:val="en-US"/>
               </w:rPr>
-              <w:t>Project Sponsor</w:t>
+              <w:t xml:space="preserve">Project Sponsor</w:t>
             </w:r>
           </w:p>
         </w:tc>
@@ -13850,8 +11640,6 @@
               <w:tabs>
                 <w:tab w:val="left" w:pos="90"/>
                 <w:tab w:val="right" w:pos="2790"/>
-                <w:tab w:val="center" w:pos="4680"/>
-                <w:tab w:val="right" w:pos="9360"/>
               </w:tabs>
               <w:spacing w:before="120" w:after="120" w:line="240" w:lineRule="exact"/>
               <w:ind w:left="151" w:hanging="180"/>
@@ -13867,33 +11655,7 @@
                 <w:szCs w:val="20"/>
                 <w:lang w:val="en-US"/>
               </w:rPr>
-              <w:tab/>
-              <w:t>All web applications and desktop applications should have real client. Mention your project sponsor.</w:t>
-            </w:r>
-          </w:p>
-          <w:p>
-            <w:pPr>
-              <w:tabs>
-                <w:tab w:val="left" w:pos="90"/>
-                <w:tab w:val="right" w:pos="2790"/>
-                <w:tab w:val="center" w:pos="4680"/>
-                <w:tab w:val="right" w:pos="9360"/>
-              </w:tabs>
-              <w:spacing w:before="120" w:after="120" w:line="240" w:lineRule="exact"/>
-              <w:ind w:left="151" w:hanging="180"/>
-              <w:rPr>
-                <w:rFonts w:asciiTheme="majorBidi" w:eastAsia="Times New Roman" w:hAnsiTheme="majorBidi" w:cstheme="majorBidi"/>
-                <w:szCs w:val="20"/>
-                <w:lang w:val="en-US"/>
-              </w:rPr>
-            </w:pPr>
-            <w:r>
-              <w:rPr>
-                <w:rFonts w:asciiTheme="majorBidi" w:eastAsia="Times New Roman" w:hAnsiTheme="majorBidi" w:cstheme="majorBidi"/>
-                <w:szCs w:val="20"/>
-                <w:lang w:val="en-US"/>
-              </w:rPr>
-              <w:t xml:space="preserve">   Default option will be: COMSATS University, Islamabad</w:t>
+              <w:t xml:space="preserve">COMSATS University Islamabad, Abbottabad Campus (Department of Computer Science) - provides the academic setting, infrastructure and the end users of the system.</w:t>
             </w:r>
           </w:p>
         </w:tc>
@@ -13927,7 +11689,7 @@
                 <w:szCs w:val="20"/>
                 <w:lang w:val="en-US"/>
               </w:rPr>
-              <w:t>Stakeholder</w:t>
+              <w:t xml:space="preserve">Development Team</w:t>
             </w:r>
           </w:p>
         </w:tc>
@@ -13955,16 +11717,55 @@
                 <w:szCs w:val="20"/>
                 <w:lang w:val="en-US"/>
               </w:rPr>
-              <w:t xml:space="preserve">  Mention your stake holders with their roles and responsibilities.</w:t>
+              <w:t xml:space="preserve">Mujahid Khan (CIIT/FA22-BCS-037/ATD) and Jibran Ali (CIIT/FA22-BCS-142/ATD) - requirements analysis, design, implementation, testing, deployment and documentation of all nine modules.</w:t>
             </w:r>
           </w:p>
+        </w:tc>
+      </w:tr>
+      <w:tr>
+        <w:trPr>
+          <w:jc w:val="center"/>
+        </w:trPr>
+        <w:tc>
+          <w:tcPr>
+            <w:tcW w:w="1800" w:type="dxa"/>
+          </w:tcPr>
+          <w:p>
+            <w:pPr>
+              <w:spacing w:after="0"/>
+              <w:ind w:left="110"/>
+              <w:jc w:val="center"/>
+              <w:rPr>
+                <w:rFonts w:asciiTheme="majorBidi" w:eastAsia="Times New Roman" w:hAnsiTheme="majorBidi" w:cstheme="majorBidi"/>
+                <w:b/>
+                <w:sz w:val="26"/>
+                <w:szCs w:val="20"/>
+                <w:lang w:val="en-US"/>
+              </w:rPr>
+            </w:pPr>
+            <w:r>
+              <w:rPr>
+                <w:rFonts w:asciiTheme="majorBidi" w:eastAsia="Times New Roman" w:hAnsiTheme="majorBidi" w:cstheme="majorBidi"/>
+                <w:b/>
+                <w:sz w:val="26"/>
+                <w:szCs w:val="20"/>
+                <w:lang w:val="en-US"/>
+              </w:rPr>
+              <w:t xml:space="preserve">Project Supervisor</w:t>
+            </w:r>
+          </w:p>
+        </w:tc>
+        <w:tc>
+          <w:tcPr>
+            <w:tcW w:w="7722" w:type="dxa"/>
+          </w:tcPr>
           <w:p>
             <w:pPr>
               <w:tabs>
                 <w:tab w:val="left" w:pos="90"/>
                 <w:tab w:val="right" w:pos="2790"/>
               </w:tabs>
-              <w:spacing w:after="120" w:line="240" w:lineRule="exact"/>
+              <w:spacing w:before="120" w:after="120" w:line="240" w:lineRule="exact"/>
               <w:ind w:left="151" w:hanging="180"/>
               <w:rPr>
                 <w:rFonts w:asciiTheme="majorBidi" w:eastAsia="Times New Roman" w:hAnsiTheme="majorBidi" w:cstheme="majorBidi"/>
@@ -13978,56 +11779,56 @@
                 <w:szCs w:val="20"/>
                 <w:lang w:val="en-US"/>
               </w:rPr>
-              <w:t xml:space="preserve">  Default option will be</w:t>
-            </w:r>
-            <w:r>
+              <w:t xml:space="preserve">Technical and academic guidance, review of sprint deliverables and approval of scope changes.</w:t>
+            </w:r>
+          </w:p>
+        </w:tc>
+      </w:tr>
+      <w:tr>
+        <w:trPr>
+          <w:jc w:val="center"/>
+        </w:trPr>
+        <w:tc>
+          <w:tcPr>
+            <w:tcW w:w="1800" w:type="dxa"/>
+          </w:tcPr>
+          <w:p>
+            <w:pPr>
+              <w:spacing w:after="0"/>
+              <w:ind w:left="110"/>
+              <w:jc w:val="center"/>
               <w:rPr>
                 <w:rFonts w:asciiTheme="majorBidi" w:eastAsia="Times New Roman" w:hAnsiTheme="majorBidi" w:cstheme="majorBidi"/>
+                <w:b/>
+                <w:sz w:val="26"/>
                 <w:szCs w:val="20"/>
                 <w:lang w:val="en-US"/>
               </w:rPr>
-              <w:t>:</w:t>
+            </w:pPr>
+            <w:r>
+              <w:rPr>
+                <w:rFonts w:asciiTheme="majorBidi" w:eastAsia="Times New Roman" w:hAnsiTheme="majorBidi" w:cstheme="majorBidi"/>
+                <w:b/>
+                <w:sz w:val="26"/>
+                <w:szCs w:val="20"/>
+                <w:lang w:val="en-US"/>
+              </w:rPr>
+              <w:t xml:space="preserve">FYP Evaluation Committee</w:t>
             </w:r>
           </w:p>
+        </w:tc>
+        <w:tc>
+          <w:tcPr>
+            <w:tcW w:w="7722" w:type="dxa"/>
+          </w:tcPr>
           <w:p>
             <w:pPr>
-              <w:numPr>
-                <w:ilvl w:val="0"/>
-                <w:numId w:val="2"/>
-              </w:numPr>
-              <w:spacing w:after="0" w:line="240" w:lineRule="auto"/>
-              <w:ind w:left="601"/>
-              <w:contextualSpacing/>
-              <w:rPr>
-                <w:rFonts w:asciiTheme="majorBidi" w:eastAsia="Times New Roman" w:hAnsiTheme="majorBidi" w:cstheme="majorBidi"/>
-                <w:szCs w:val="20"/>
-                <w:lang w:val="en-US"/>
-              </w:rPr>
-            </w:pPr>
-            <w:bookmarkStart w:id="212" w:name="_Toc506386197"/>
-            <w:r>
-              <w:rPr>
-                <w:rFonts w:asciiTheme="majorBidi" w:eastAsia="Times New Roman" w:hAnsiTheme="majorBidi" w:cstheme="majorBidi"/>
-                <w:szCs w:val="20"/>
-                <w:lang w:val="en-US"/>
-              </w:rPr>
-              <w:t>Students names</w:t>
-            </w:r>
-            <w:bookmarkEnd w:id="212"/>
-          </w:p>
-          <w:p>
-            <w:pPr>
-              <w:numPr>
-                <w:ilvl w:val="0"/>
-                <w:numId w:val="2"/>
-              </w:numPr>
               <w:tabs>
                 <w:tab w:val="left" w:pos="90"/>
                 <w:tab w:val="right" w:pos="2790"/>
               </w:tabs>
-              <w:spacing w:before="120" w:after="120" w:line="240" w:lineRule="auto"/>
-              <w:ind w:left="601"/>
-              <w:contextualSpacing/>
+              <w:spacing w:before="120" w:after="120" w:line="240" w:lineRule="exact"/>
+              <w:ind w:left="151" w:hanging="180"/>
               <w:rPr>
                 <w:rFonts w:asciiTheme="majorBidi" w:eastAsia="Times New Roman" w:hAnsiTheme="majorBidi" w:cstheme="majorBidi"/>
                 <w:szCs w:val="20"/>
@@ -14040,22 +11841,56 @@
                 <w:szCs w:val="20"/>
                 <w:lang w:val="en-US"/>
               </w:rPr>
-              <w:t>Project Supervisor Name: Mr./Miss …</w:t>
+              <w:t xml:space="preserve">Evaluation of the scope document, mid-term and final deliverables against the COMSATS Final Year Project standards.</w:t>
             </w:r>
           </w:p>
+        </w:tc>
+      </w:tr>
+      <w:tr>
+        <w:trPr>
+          <w:jc w:val="center"/>
+        </w:trPr>
+        <w:tc>
+          <w:tcPr>
+            <w:tcW w:w="1800" w:type="dxa"/>
+          </w:tcPr>
           <w:p>
             <w:pPr>
-              <w:numPr>
-                <w:ilvl w:val="0"/>
-                <w:numId w:val="2"/>
-              </w:numPr>
+              <w:spacing w:after="0"/>
+              <w:ind w:left="110"/>
+              <w:jc w:val="center"/>
+              <w:rPr>
+                <w:rFonts w:asciiTheme="majorBidi" w:eastAsia="Times New Roman" w:hAnsiTheme="majorBidi" w:cstheme="majorBidi"/>
+                <w:b/>
+                <w:sz w:val="26"/>
+                <w:szCs w:val="20"/>
+                <w:lang w:val="en-US"/>
+              </w:rPr>
+            </w:pPr>
+            <w:r>
+              <w:rPr>
+                <w:rFonts w:asciiTheme="majorBidi" w:eastAsia="Times New Roman" w:hAnsiTheme="majorBidi" w:cstheme="majorBidi"/>
+                <w:b/>
+                <w:sz w:val="26"/>
+                <w:szCs w:val="20"/>
+                <w:lang w:val="en-US"/>
+              </w:rPr>
+              <w:t xml:space="preserve">Instructors (end users)</w:t>
+            </w:r>
+          </w:p>
+        </w:tc>
+        <w:tc>
+          <w:tcPr>
+            <w:tcW w:w="7722" w:type="dxa"/>
+          </w:tcPr>
+          <w:p>
+            <w:pPr>
               <w:tabs>
                 <w:tab w:val="left" w:pos="90"/>
                 <w:tab w:val="right" w:pos="2790"/>
               </w:tabs>
-              <w:spacing w:before="120" w:after="120" w:line="240" w:lineRule="auto"/>
-              <w:ind w:left="601"/>
-              <w:contextualSpacing/>
+              <w:spacing w:before="120" w:after="120" w:line="240" w:lineRule="exact"/>
+              <w:ind w:left="151" w:hanging="180"/>
               <w:rPr>
                 <w:rFonts w:asciiTheme="majorBidi" w:eastAsia="Times New Roman" w:hAnsiTheme="majorBidi" w:cstheme="majorBidi"/>
                 <w:szCs w:val="20"/>
@@ -14068,7 +11903,131 @@
                 <w:szCs w:val="20"/>
                 <w:lang w:val="en-US"/>
               </w:rPr>
-              <w:t>Final Year Project Committee: Evaluation of project</w:t>
+              <w:t xml:space="preserve">Manage courses and question banks, generate questions with AI, schedule examinations, and monitor results and analytics.</w:t>
+            </w:r>
+          </w:p>
+        </w:tc>
+      </w:tr>
+      <w:tr>
+        <w:trPr>
+          <w:jc w:val="center"/>
+        </w:trPr>
+        <w:tc>
+          <w:tcPr>
+            <w:tcW w:w="1800" w:type="dxa"/>
+          </w:tcPr>
+          <w:p>
+            <w:pPr>
+              <w:spacing w:after="0"/>
+              <w:ind w:left="110"/>
+              <w:jc w:val="center"/>
+              <w:rPr>
+                <w:rFonts w:asciiTheme="majorBidi" w:eastAsia="Times New Roman" w:hAnsiTheme="majorBidi" w:cstheme="majorBidi"/>
+                <w:b/>
+                <w:sz w:val="26"/>
+                <w:szCs w:val="20"/>
+                <w:lang w:val="en-US"/>
+              </w:rPr>
+            </w:pPr>
+            <w:r>
+              <w:rPr>
+                <w:rFonts w:asciiTheme="majorBidi" w:eastAsia="Times New Roman" w:hAnsiTheme="majorBidi" w:cstheme="majorBidi"/>
+                <w:b/>
+                <w:sz w:val="26"/>
+                <w:szCs w:val="20"/>
+                <w:lang w:val="en-US"/>
+              </w:rPr>
+              <w:t xml:space="preserve">Students (end users)</w:t>
+            </w:r>
+          </w:p>
+        </w:tc>
+        <w:tc>
+          <w:tcPr>
+            <w:tcW w:w="7722" w:type="dxa"/>
+          </w:tcPr>
+          <w:p>
+            <w:pPr>
+              <w:tabs>
+                <w:tab w:val="left" w:pos="90"/>
+                <w:tab w:val="right" w:pos="2790"/>
+              </w:tabs>
+              <w:spacing w:before="120" w:after="120" w:line="240" w:lineRule="exact"/>
+              <w:ind w:left="151" w:hanging="180"/>
+              <w:rPr>
+                <w:rFonts w:asciiTheme="majorBidi" w:eastAsia="Times New Roman" w:hAnsiTheme="majorBidi" w:cstheme="majorBidi"/>
+                <w:szCs w:val="20"/>
+                <w:lang w:val="en-US"/>
+              </w:rPr>
+            </w:pPr>
+            <w:r>
+              <w:rPr>
+                <w:rFonts w:asciiTheme="majorBidi" w:eastAsia="Times New Roman" w:hAnsiTheme="majorBidi" w:cstheme="majorBidi"/>
+                <w:szCs w:val="20"/>
+                <w:lang w:val="en-US"/>
+              </w:rPr>
+              <w:t xml:space="preserve">Take scheduled, timed examinations, view results and feedback, receive notifications and download course material.</w:t>
+            </w:r>
+          </w:p>
+        </w:tc>
+      </w:tr>
+      <w:tr>
+        <w:trPr>
+          <w:jc w:val="center"/>
+        </w:trPr>
+        <w:tc>
+          <w:tcPr>
+            <w:tcW w:w="1800" w:type="dxa"/>
+          </w:tcPr>
+          <w:p>
+            <w:pPr>
+              <w:spacing w:after="0"/>
+              <w:ind w:left="110"/>
+              <w:jc w:val="center"/>
+              <w:rPr>
+                <w:rFonts w:asciiTheme="majorBidi" w:eastAsia="Times New Roman" w:hAnsiTheme="majorBidi" w:cstheme="majorBidi"/>
+                <w:b/>
+                <w:sz w:val="26"/>
+                <w:szCs w:val="20"/>
+                <w:lang w:val="en-US"/>
+              </w:rPr>
+            </w:pPr>
+            <w:r>
+              <w:rPr>
+                <w:rFonts w:asciiTheme="majorBidi" w:eastAsia="Times New Roman" w:hAnsiTheme="majorBidi" w:cstheme="majorBidi"/>
+                <w:b/>
+                <w:sz w:val="26"/>
+                <w:szCs w:val="20"/>
+                <w:lang w:val="en-US"/>
+              </w:rPr>
+              <w:t xml:space="preserve">System Administrator</w:t>
+            </w:r>
+          </w:p>
+        </w:tc>
+        <w:tc>
+          <w:tcPr>
+            <w:tcW w:w="7722" w:type="dxa"/>
+          </w:tcPr>
+          <w:p>
+            <w:pPr>
+              <w:tabs>
+                <w:tab w:val="left" w:pos="90"/>
+                <w:tab w:val="right" w:pos="2790"/>
+              </w:tabs>
+              <w:spacing w:before="120" w:after="120" w:line="240" w:lineRule="exact"/>
+              <w:ind w:left="151" w:hanging="180"/>
+              <w:rPr>
+                <w:rFonts w:asciiTheme="majorBidi" w:eastAsia="Times New Roman" w:hAnsiTheme="majorBidi" w:cstheme="majorBidi"/>
+                <w:szCs w:val="20"/>
+                <w:lang w:val="en-US"/>
+              </w:rPr>
+            </w:pPr>
+            <w:r>
+              <w:rPr>
+                <w:rFonts w:asciiTheme="majorBidi" w:eastAsia="Times New Roman" w:hAnsiTheme="majorBidi" w:cstheme="majorBidi"/>
+                <w:szCs w:val="20"/>
+                <w:lang w:val="en-US"/>
+              </w:rPr>
+              <w:t xml:space="preserve">Deploys and maintains the server, configures email and the AI models, and manages user accounts through the Django administration panel.</w:t>
             </w:r>
           </w:p>
         </w:tc>
@@ -14194,7 +12153,7 @@
           <w:szCs w:val="24"/>
           <w:lang w:val="en-PK" w:eastAsia="en-PK"/>
         </w:rPr>
-        <w:t>The development responsibilities for the e-Testing Service have been distributed among the three team members in alignment with each member's areas of technical expertise. Table 6 presents the detailed assignment of modules and responsibilities to each team member.</w:t>
+        <w:t>The development responsibilities for the e-Testing Service have been distributed among the two team members in alignment with each member's areas of technical expertise. Table 6 presents the detailed assignment of modules and responsibilities to each team member.</w:t>
       </w:r>
     </w:p>
     <w:p>
@@ -14338,7 +12297,7 @@
               <w:rPr>
                 <w:rFonts w:asciiTheme="majorBidi" w:hAnsiTheme="majorBidi" w:cstheme="majorBidi"/>
               </w:rPr>
-              <w:t>Student 1 Name</w:t>
+              <w:t xml:space="preserve">Mujahid Khan</w:t>
             </w:r>
           </w:p>
         </w:tc>
@@ -14364,7 +12323,7 @@
               <w:rPr>
                 <w:rFonts w:asciiTheme="majorBidi" w:hAnsiTheme="majorBidi" w:cstheme="majorBidi"/>
               </w:rPr>
-              <w:t>Student 1 Registration Number</w:t>
+              <w:t xml:space="preserve">CIIT/FA22-BCS-037/ATD</w:t>
             </w:r>
           </w:p>
         </w:tc>
@@ -14390,9 +12349,19 @@
               <w:rPr>
                 <w:rFonts w:asciiTheme="majorBidi" w:hAnsiTheme="majorBidi" w:cstheme="majorBidi"/>
               </w:rPr>
-              <w:t>Describe the work division of each</w:t>
+              <w:t xml:space="preserve">Module 1 (Authentication and Authorization), Module 3 (AI-Based Question Generation), Module 5 (Examination Delivery and Proctoring), Module 6 (Automated Grading and Results); database design and AI model integration.</w:t>
             </w:r>
           </w:p>
+        </w:tc>
+      </w:tr>
+      <w:tr>
+        <w:trPr>
+          <w:trHeight w:val="404"/>
+        </w:trPr>
+        <w:tc>
+          <w:tcPr>
+            <w:tcW w:w="1890" w:type="dxa"/>
+          </w:tcPr>
           <w:p>
             <w:pPr>
               <w:tabs>
@@ -14411,9 +12380,14 @@
               <w:rPr>
                 <w:rFonts w:asciiTheme="majorBidi" w:hAnsiTheme="majorBidi" w:cstheme="majorBidi"/>
               </w:rPr>
-              <w:t xml:space="preserve">student along with modules </w:t>
+              <w:t xml:space="preserve">Jibran Ali</w:t>
             </w:r>
           </w:p>
+        </w:tc>
+        <w:tc>
+          <w:tcPr>
+            <w:tcW w:w="3330" w:type="dxa"/>
+          </w:tcPr>
           <w:p>
             <w:pPr>
               <w:tabs>
@@ -14432,9 +12406,14 @@
               <w:rPr>
                 <w:rFonts w:asciiTheme="majorBidi" w:hAnsiTheme="majorBidi" w:cstheme="majorBidi"/>
               </w:rPr>
-              <w:t>E.g.</w:t>
+              <w:t xml:space="preserve">CIIT/FA22-BCS-142/ATD</w:t>
             </w:r>
           </w:p>
+        </w:tc>
+        <w:tc>
+          <w:tcPr>
+            <w:tcW w:w="4320" w:type="dxa"/>
+          </w:tcPr>
           <w:p>
             <w:pPr>
               <w:tabs>
@@ -14453,40 +12432,7 @@
               <w:rPr>
                 <w:rFonts w:asciiTheme="majorBidi" w:hAnsiTheme="majorBidi" w:cstheme="majorBidi"/>
               </w:rPr>
-              <w:t>Mr. Ali (Module1-Module3)</w:t>
-            </w:r>
-          </w:p>
-          <w:p>
-            <w:pPr>
-              <w:tabs>
-                <w:tab w:val="left" w:pos="90"/>
-                <w:tab w:val="right" w:pos="2790"/>
-                <w:tab w:val="center" w:pos="4680"/>
-                <w:tab w:val="right" w:pos="9360"/>
-              </w:tabs>
-              <w:spacing w:before="120" w:after="120" w:line="240" w:lineRule="exact"/>
-              <w:ind w:left="151" w:hanging="180"/>
-              <w:rPr>
-                <w:rFonts w:asciiTheme="majorBidi" w:hAnsiTheme="majorBidi" w:cstheme="majorBidi"/>
-              </w:rPr>
-            </w:pPr>
-            <w:r>
-              <w:rPr>
-                <w:rFonts w:asciiTheme="majorBidi" w:hAnsiTheme="majorBidi" w:cstheme="majorBidi"/>
-              </w:rPr>
-              <w:t xml:space="preserve">Augmented reality and </w:t>
-            </w:r>
-            <w:r>
-              <w:rPr>
-                <w:rFonts w:asciiTheme="majorBidi" w:hAnsiTheme="majorBidi" w:cstheme="majorBidi"/>
-              </w:rPr>
-              <w:t>Databases tasks</w:t>
-            </w:r>
-            <w:r>
-              <w:rPr>
-                <w:rFonts w:asciiTheme="majorBidi" w:hAnsiTheme="majorBidi" w:cstheme="majorBidi"/>
-              </w:rPr>
-              <w:t xml:space="preserve">. </w:t>
+              <w:t xml:space="preserve">Module 2 (Question Bank Management), Module 4 (Examination Scheduling and Configuration), Module 7 (Student Dashboard and Course Material), Module 8 (Instructor Dashboard and Analytics), Module 9 (Notification and Communication); React user interface.</w:t>
             </w:r>
           </w:p>
         </w:tc>
@@ -14585,13 +12531,6 @@
           <w:lang w:val="en-PK" w:eastAsia="en-PK"/>
         </w:rPr>
         <w:t xml:space="preserve">Structured interviews were conducted with faculty members and academic administrators at COMSATS University Islamabad, Abbottabad Campus, to elicit precise functional and non-functional requirements for the examination management platform. A targeted </w:t>
-      </w:r>
-      <w:r>
-        <w:rPr>
-          <w:rFonts w:eastAsia="Times New Roman" w:cs="Times New Roman"/>
-          <w:szCs w:val="24"/>
-          <w:lang w:val="en-PK" w:eastAsia="en-PK"/>
-        </w:rPr>
         <w:lastRenderedPageBreak/>
         <w:t>questionnaire was distributed to a sample of students from the Department of Computer Science to gather empirical data on pain points experienced with existing digital examination tools, including usability challenges, result delivery delays, and security concerns.</w:t>
       </w:r>
@@ -14732,23 +12671,7 @@
         </w:rPr>
       </w:pPr>
       <w:r>
-        <w:t xml:space="preserve">This section serves as a technical reference that explains the six core concepts the system is built upon. It covers Natural Language Processing and the T5 Transformer model, explaining how sequence-to-sequence learning enables automated question generation. It then explains RESTful API architecture and how it governs all communication between the frontend and backend. JSON Web Token authentication is explained in terms of how it enables secure, stateless session management. Relational Database Design is discussed with reference to the Third Normal Form schema used in SQLite. Web Application Security covers the </w:t>
-      </w:r>
-      <w:proofErr w:type="spellStart"/>
-      <w:r>
-        <w:t>defense</w:t>
-      </w:r>
-      <w:proofErr w:type="spellEnd"/>
-      <w:r>
-        <w:t xml:space="preserve">-in-depth approach including </w:t>
-      </w:r>
-      <w:proofErr w:type="spellStart"/>
-      <w:r>
-        <w:t>bcrypt</w:t>
-      </w:r>
-      <w:proofErr w:type="spellEnd"/>
-      <w:r>
-        <w:t>, HTTPS, and input validation. Finally, Single Page Application architecture explains why React JS is the right choice for the examination delivery interface.</w:t>
+        <w:t xml:space="preserve">This section serves as a technical reference that explains the six core concepts the system is built upon. It covers Natural Language Processing and the T5 Transformer model, explaining how sequence-to-sequence learning enables automated question generation. It then explains RESTful API architecture and how it governs all communication between the frontend and backend. JSON Web Token authentication is explained in terms of how it enables secure, stateless session management. Relational Database Design is discussed with reference to the Third Normal Form schema used in SQLite. Web Application Security covers the defense-in-depth approach including bcrypt, HTTPS, and input validation. Finally, Single Page Application architecture explains why React JS is the right choice for the examination delivery interface.</w:t>
       </w:r>
     </w:p>
     <w:p>
@@ -14810,220 +12733,141 @@
           <w:lang w:val="en-PK" w:eastAsia="en-PK"/>
         </w:rPr>
         <w:t xml:space="preserve">Natural Language Processing (NLP) is a subfield of Artificial Intelligence concerned with the computational understanding and generation of human language. In the context of the </w:t>
-      </w:r>
-      <w:r>
+        <w:lastRenderedPageBreak/>
+        <w:t>e-Testing Service, the T5 (Text-to-Text Transfer Transformer) model is employed as the core AI component for both automated question generation and short-answer evaluation. T5 is a sequence-to-sequence model pre-trained on a large-scale text corpus using a unified text-to-text framework, wherein every NLP task - including translation, summarization, and question generation - is formulated as a text transformation problem. The model receives instructor-provided textual content as input and generates contextually relevant examination questions and answer keys, enabling scalable and diverse assessment item creation without manual instructor effort.</w:t>
+      </w:r>
+    </w:p>
+    <w:p>
+      <w:pPr>
+        <w:pStyle w:val="Heading2"/>
+      </w:pPr>
+      <w:bookmarkStart w:id="252" w:name="_Toc229180826"/>
+      <w:bookmarkStart w:id="253" w:name="_Toc229317799"/>
+      <w:bookmarkStart w:id="254" w:name="_Toc229321430"/>
+      <w:r>
+        <w:t>RESTful API Architecture</w:t>
+      </w:r>
+      <w:bookmarkEnd w:id="252"/>
+      <w:bookmarkEnd w:id="253"/>
+      <w:bookmarkEnd w:id="254"/>
+    </w:p>
+    <w:p>
+      <w:pPr>
+        <w:spacing w:before="60" w:after="60" w:line="276" w:lineRule="auto"/>
+        <w:jc w:val="both"/>
         <w:rPr>
           <w:rFonts w:eastAsia="Times New Roman" w:cs="Times New Roman"/>
           <w:szCs w:val="24"/>
           <w:lang w:val="en-PK" w:eastAsia="en-PK"/>
         </w:rPr>
-        <w:lastRenderedPageBreak/>
-        <w:t>e-Testing Service, the T5 (Text-to-Text Transfer Transformer) model is employed as the core AI component for both automated question generation and short-answer evaluation. T5 is a sequence-to-sequence model pre-trained on a large-scale text corpus using a unified text-to-text framework, wherein every NLP task - including translation, summarization, and question generation - is formulated as a text transformation problem. The model receives instructor-provided textual content as input and generates contextually relevant examination questions and answer keys, enabling scalable and diverse assessment item creation without manual instructor effort.</w:t>
-      </w:r>
-    </w:p>
-    <w:p>
-      <w:pPr>
-        <w:pStyle w:val="Heading2"/>
-      </w:pPr>
-      <w:bookmarkStart w:id="252" w:name="_Toc229180826"/>
-      <w:bookmarkStart w:id="253" w:name="_Toc229317799"/>
-      <w:bookmarkStart w:id="254" w:name="_Toc229321430"/>
-      <w:r>
-        <w:t>RESTful API Architecture</w:t>
-      </w:r>
-      <w:bookmarkEnd w:id="252"/>
-      <w:bookmarkEnd w:id="253"/>
-      <w:bookmarkEnd w:id="254"/>
-    </w:p>
-    <w:p>
-      <w:pPr>
-        <w:spacing w:before="60" w:after="60" w:line="276" w:lineRule="auto"/>
-        <w:jc w:val="both"/>
+      </w:pPr>
+      <w:r>
         <w:rPr>
           <w:rFonts w:eastAsia="Times New Roman" w:cs="Times New Roman"/>
           <w:szCs w:val="24"/>
           <w:lang w:val="en-PK" w:eastAsia="en-PK"/>
         </w:rPr>
-      </w:pPr>
-      <w:r>
+        <w:t>Representational State Transfer (REST) is an architectural style for designing networked applications based on stateless, client-server communication over the HTTP protocol. In the e-Testing Service, the Django backend exposes a RESTful API that mediates all interactions between the React JS frontend and the SQLite database, as well as the AI inference pipeline. Each API endpoint corresponds to a specific resource and supports standard HTTP methods (GET, POST, PUT, DELETE) to enable resource retrieval, creation, modification, and deletion. RESTful architecture ensures that the system remains loosely coupled, enabling independent scaling of frontend and backend components and facilitating straightforward integration with future external services.</w:t>
+      </w:r>
+    </w:p>
+    <w:p>
+      <w:pPr>
+        <w:pStyle w:val="Heading2"/>
+      </w:pPr>
+      <w:bookmarkStart w:id="255" w:name="_Toc229180827"/>
+      <w:bookmarkStart w:id="256" w:name="_Toc229317800"/>
+      <w:bookmarkStart w:id="257" w:name="_Toc229321431"/>
+      <w:r>
+        <w:t>JSON Web Token Authentication</w:t>
+      </w:r>
+      <w:bookmarkEnd w:id="255"/>
+      <w:bookmarkEnd w:id="256"/>
+      <w:bookmarkEnd w:id="257"/>
+    </w:p>
+    <w:p>
+      <w:pPr>
+        <w:spacing w:before="60" w:after="60" w:line="276" w:lineRule="auto"/>
+        <w:jc w:val="both"/>
         <w:rPr>
           <w:rFonts w:eastAsia="Times New Roman" w:cs="Times New Roman"/>
           <w:szCs w:val="24"/>
           <w:lang w:val="en-PK" w:eastAsia="en-PK"/>
         </w:rPr>
-        <w:t>Representational State Transfer (REST) is an architectural style for designing networked applications based on stateless, client-server communication over the HTTP protocol. In the e-Testing Service, the Django backend exposes a RESTful API that mediates all interactions between the React JS frontend and the SQLite database, as well as the AI inference pipeline. Each API endpoint corresponds to a specific resource and supports standard HTTP methods (GET, POST, PUT, DELETE) to enable resource retrieval, creation, modification, and deletion. RESTful architecture ensures that the system remains loosely coupled, enabling independent scaling of frontend and backend components and facilitating straightforward integration with future external services.</w:t>
-      </w:r>
-    </w:p>
-    <w:p>
-      <w:pPr>
-        <w:pStyle w:val="Heading2"/>
-      </w:pPr>
-      <w:bookmarkStart w:id="255" w:name="_Toc229180827"/>
-      <w:bookmarkStart w:id="256" w:name="_Toc229317800"/>
-      <w:bookmarkStart w:id="257" w:name="_Toc229321431"/>
-      <w:r>
-        <w:t>JSON Web Token Authentication</w:t>
-      </w:r>
-      <w:bookmarkEnd w:id="255"/>
-      <w:bookmarkEnd w:id="256"/>
-      <w:bookmarkEnd w:id="257"/>
-    </w:p>
-    <w:p>
-      <w:pPr>
-        <w:spacing w:before="60" w:after="60" w:line="276" w:lineRule="auto"/>
-        <w:jc w:val="both"/>
+      </w:pPr>
+      <w:r>
         <w:rPr>
           <w:rFonts w:eastAsia="Times New Roman" w:cs="Times New Roman"/>
           <w:szCs w:val="24"/>
           <w:lang w:val="en-PK" w:eastAsia="en-PK"/>
         </w:rPr>
-      </w:pPr>
-      <w:r>
+        <w:t xml:space="preserve">JSON Web Tokens (JWT) constitute a compact, URL-safe standard for representing digitally signed claims between two parties, widely employed in web application authentication workflows. In the e-Testing Service, JWTs are issued by the Django authentication endpoint upon successful credential validation and transmitted to the client as a Bearer token included in the Authorization header of all subsequent API requests. Each token encodes the user's identifier, role, and expiry timestamp and is signed using the HMAC-SHA256 algorithm with a server-held secret key, ensuring that token contents cannot be tampered with by clients.</w:t>
+      </w:r>
+    </w:p>
+    <w:p>
+      <w:pPr>
+        <w:pStyle w:val="Heading2"/>
+      </w:pPr>
+      <w:bookmarkStart w:id="258" w:name="_Toc229180828"/>
+      <w:bookmarkStart w:id="259" w:name="_Toc229317801"/>
+      <w:bookmarkStart w:id="260" w:name="_Toc229321432"/>
+      <w:r>
+        <w:t>Relational Database Design</w:t>
+      </w:r>
+      <w:bookmarkEnd w:id="258"/>
+      <w:bookmarkEnd w:id="259"/>
+      <w:bookmarkEnd w:id="260"/>
+    </w:p>
+    <w:p>
+      <w:pPr>
+        <w:spacing w:before="60" w:after="60" w:line="276" w:lineRule="auto"/>
+        <w:jc w:val="both"/>
         <w:rPr>
           <w:rFonts w:eastAsia="Times New Roman" w:cs="Times New Roman"/>
           <w:szCs w:val="24"/>
           <w:lang w:val="en-PK" w:eastAsia="en-PK"/>
         </w:rPr>
-        <w:t xml:space="preserve">JSON Web Tokens (JWT) constitute a compact, URL-safe standard for representing digitally signed claims between two parties, widely employed in web application authentication workflows. In the e-Testing Service, </w:t>
-      </w:r>
-      <w:proofErr w:type="spellStart"/>
+      </w:pPr>
       <w:r>
         <w:rPr>
           <w:rFonts w:eastAsia="Times New Roman" w:cs="Times New Roman"/>
           <w:szCs w:val="24"/>
           <w:lang w:val="en-PK" w:eastAsia="en-PK"/>
         </w:rPr>
-        <w:t>JWTs</w:t>
-      </w:r>
-      <w:proofErr w:type="spellEnd"/>
-      <w:r>
+        <w:t xml:space="preserve">Relational Database Design is the discipline of structuring data into normalized tables with clearly defined relationships, constraints, and indices to ensure data integrity, minimize redundancy, and optimize query performance. The e-Testing Service employs SQLite as its relational database management system, with a schema comprising interconnected tables for users, courses, enrollments, questions, examinations, examination-question mappings, student answers, and result records. The schema adheres to Third Normal Form (3NF) to eliminate transitive dependencies and maintain a clean, maintainable data architecture.</w:t>
+      </w:r>
+    </w:p>
+    <w:p>
+      <w:pPr>
+        <w:pStyle w:val="Heading2"/>
+      </w:pPr>
+      <w:bookmarkStart w:id="261" w:name="_Toc229180829"/>
+      <w:bookmarkStart w:id="262" w:name="_Toc229317802"/>
+      <w:bookmarkStart w:id="263" w:name="_Toc229321433"/>
+      <w:r>
+        <w:lastRenderedPageBreak/>
+        <w:t>Web Application Security</w:t>
+      </w:r>
+      <w:bookmarkEnd w:id="261"/>
+      <w:bookmarkEnd w:id="262"/>
+      <w:bookmarkEnd w:id="263"/>
+    </w:p>
+    <w:p>
+      <w:pPr>
+        <w:spacing w:before="60" w:after="60" w:line="276" w:lineRule="auto"/>
+        <w:jc w:val="both"/>
         <w:rPr>
           <w:rFonts w:eastAsia="Times New Roman" w:cs="Times New Roman"/>
           <w:szCs w:val="24"/>
           <w:lang w:val="en-PK" w:eastAsia="en-PK"/>
         </w:rPr>
-        <w:t xml:space="preserve"> are issued by the Django authentication endpoint upon successful credential validation and transmitted to the client as a Bearer token included in the Authorization header of all subsequent API requests. Each token encodes the user's identifier, role, and expiry timestamp and is signed using the HMAC-SHA256 algorithm with a server-held secret key, ensuring that token contents cannot be tampered with by clients.</w:t>
-      </w:r>
-    </w:p>
-    <w:p>
-      <w:pPr>
-        <w:pStyle w:val="Heading2"/>
-      </w:pPr>
-      <w:bookmarkStart w:id="258" w:name="_Toc229180828"/>
-      <w:bookmarkStart w:id="259" w:name="_Toc229317801"/>
-      <w:bookmarkStart w:id="260" w:name="_Toc229321432"/>
-      <w:r>
-        <w:t>Relational Database Design</w:t>
-      </w:r>
-      <w:bookmarkEnd w:id="258"/>
-      <w:bookmarkEnd w:id="259"/>
-      <w:bookmarkEnd w:id="260"/>
-    </w:p>
-    <w:p>
-      <w:pPr>
-        <w:spacing w:before="60" w:after="60" w:line="276" w:lineRule="auto"/>
-        <w:jc w:val="both"/>
+      </w:pPr>
+      <w:r>
         <w:rPr>
           <w:rFonts w:eastAsia="Times New Roman" w:cs="Times New Roman"/>
           <w:szCs w:val="24"/>
           <w:lang w:val="en-PK" w:eastAsia="en-PK"/>
         </w:rPr>
-      </w:pPr>
-      <w:r>
-        <w:rPr>
-          <w:rFonts w:eastAsia="Times New Roman" w:cs="Times New Roman"/>
-          <w:szCs w:val="24"/>
-          <w:lang w:val="en-PK" w:eastAsia="en-PK"/>
-        </w:rPr>
-        <w:t xml:space="preserve">Relational Database Design is the discipline of structuring data into normalized tables with clearly defined relationships, constraints, and indices to ensure data integrity, minimize redundancy, and optimize query performance. The e-Testing Service employs SQLite as its relational database management system, with a schema comprising interconnected tables for users, courses, </w:t>
-      </w:r>
-      <w:proofErr w:type="spellStart"/>
-      <w:r>
-        <w:rPr>
-          <w:rFonts w:eastAsia="Times New Roman" w:cs="Times New Roman"/>
-          <w:szCs w:val="24"/>
-          <w:lang w:val="en-PK" w:eastAsia="en-PK"/>
-        </w:rPr>
-        <w:t>enrollments</w:t>
-      </w:r>
-      <w:proofErr w:type="spellEnd"/>
-      <w:r>
-        <w:rPr>
-          <w:rFonts w:eastAsia="Times New Roman" w:cs="Times New Roman"/>
-          <w:szCs w:val="24"/>
-          <w:lang w:val="en-PK" w:eastAsia="en-PK"/>
-        </w:rPr>
-        <w:t>, questions, examinations, examination-question mappings, student answers, and result records. The schema adheres to Third Normal Form (3NF) to eliminate transitive dependencies and maintain a clean, maintainable data architecture.</w:t>
-      </w:r>
-    </w:p>
-    <w:p>
-      <w:pPr>
-        <w:pStyle w:val="Heading2"/>
-      </w:pPr>
-      <w:bookmarkStart w:id="261" w:name="_Toc229180829"/>
-      <w:bookmarkStart w:id="262" w:name="_Toc229317802"/>
-      <w:bookmarkStart w:id="263" w:name="_Toc229321433"/>
-      <w:r>
-        <w:lastRenderedPageBreak/>
-        <w:t>Web Application Security</w:t>
-      </w:r>
-      <w:bookmarkEnd w:id="261"/>
-      <w:bookmarkEnd w:id="262"/>
-      <w:bookmarkEnd w:id="263"/>
-    </w:p>
-    <w:p>
-      <w:pPr>
-        <w:spacing w:before="60" w:after="60" w:line="276" w:lineRule="auto"/>
-        <w:jc w:val="both"/>
-        <w:rPr>
-          <w:rFonts w:eastAsia="Times New Roman" w:cs="Times New Roman"/>
-          <w:szCs w:val="24"/>
-          <w:lang w:val="en-PK" w:eastAsia="en-PK"/>
-        </w:rPr>
-      </w:pPr>
-      <w:r>
-        <w:rPr>
-          <w:rFonts w:eastAsia="Times New Roman" w:cs="Times New Roman"/>
-          <w:szCs w:val="24"/>
-          <w:lang w:val="en-PK" w:eastAsia="en-PK"/>
-        </w:rPr>
-        <w:t xml:space="preserve">Web Application Security encompasses the practices, technologies, and controls implemented to protect web-based applications from unauthorized access, data exfiltration, and malicious manipulation. In the e-Testing Service, security is enforced through multiple </w:t>
-      </w:r>
-      <w:proofErr w:type="spellStart"/>
-      <w:r>
-        <w:rPr>
-          <w:rFonts w:eastAsia="Times New Roman" w:cs="Times New Roman"/>
-          <w:szCs w:val="24"/>
-          <w:lang w:val="en-PK" w:eastAsia="en-PK"/>
-        </w:rPr>
-        <w:t>defense</w:t>
-      </w:r>
-      <w:proofErr w:type="spellEnd"/>
-      <w:r>
-        <w:rPr>
-          <w:rFonts w:eastAsia="Times New Roman" w:cs="Times New Roman"/>
-          <w:szCs w:val="24"/>
-          <w:lang w:val="en-PK" w:eastAsia="en-PK"/>
-        </w:rPr>
-        <w:t xml:space="preserve">-in-depth layers: JWT-based authentication restricts resource access to verified users; </w:t>
-      </w:r>
-      <w:proofErr w:type="spellStart"/>
-      <w:r>
-        <w:rPr>
-          <w:rFonts w:eastAsia="Times New Roman" w:cs="Times New Roman"/>
-          <w:szCs w:val="24"/>
-          <w:lang w:val="en-PK" w:eastAsia="en-PK"/>
-        </w:rPr>
-        <w:t>bcrypt</w:t>
-      </w:r>
-      <w:proofErr w:type="spellEnd"/>
-      <w:r>
-        <w:rPr>
-          <w:rFonts w:eastAsia="Times New Roman" w:cs="Times New Roman"/>
-          <w:szCs w:val="24"/>
-          <w:lang w:val="en-PK" w:eastAsia="en-PK"/>
-        </w:rPr>
-        <w:t xml:space="preserve"> password hashing renders credential databases resistant to offline cracking attacks; HTTPS/TLS encryption secures all data in transit; and input validation with parameterized SQL queries at the API layer prevents injection attacks.</w:t>
+        <w:t xml:space="preserve">Web Application Security encompasses the practices, technologies, and controls implemented to protect web-based applications from unauthorized access, data exfiltration, and malicious manipulation. In the e-Testing Service, security is enforced through multiple defense-in-depth layers: JWT-based authentication restricts resource access to verified users; bcrypt password hashing renders credential databases resistant to offline cracking attacks; HTTPS/TLS encryption secures all data in transit; and input validation with parameterized SQL queries at the API layer prevents injection attacks.</w:t>
       </w:r>
     </w:p>
     <w:p>
@@ -15361,26 +13205,8 @@
                                 <w:bCs w:val="0"/>
                               </w:rPr>
                               <w:t xml:space="preserve">Figure </w:t>
-                            </w:r>
-                            <w:r>
-                              <w:rPr>
-                                <w:b w:val="0"/>
-                                <w:bCs w:val="0"/>
-                              </w:rPr>
                               <w:fldChar w:fldCharType="begin"/>
-                            </w:r>
-                            <w:r>
-                              <w:rPr>
-                                <w:b w:val="0"/>
-                                <w:bCs w:val="0"/>
-                              </w:rPr>
                               <w:instrText xml:space="preserve"> SEQ Figure \* ARABIC </w:instrText>
-                            </w:r>
-                            <w:r>
-                              <w:rPr>
-                                <w:b w:val="0"/>
-                                <w:bCs w:val="0"/>
-                              </w:rPr>
                               <w:fldChar w:fldCharType="separate"/>
                             </w:r>
                             <w:r>
@@ -15390,21 +13216,7 @@
                                 <w:noProof/>
                               </w:rPr>
                               <w:t>1</w:t>
-                            </w:r>
-                            <w:r>
-                              <w:rPr>
-                                <w:b w:val="0"/>
-                                <w:bCs w:val="0"/>
-                                <w:noProof/>
-                              </w:rPr>
                               <w:fldChar w:fldCharType="end"/>
-                            </w:r>
-                            <w:r>
-                              <w:rPr>
-                                <w:b w:val="0"/>
-                                <w:bCs w:val="0"/>
-                                <w:noProof/>
-                              </w:rPr>
                               <w:t xml:space="preserve"> </w:t>
                             </w:r>
                             <w:r>
@@ -15457,26 +13269,8 @@
                           <w:bCs w:val="0"/>
                         </w:rPr>
                         <w:t xml:space="preserve">Figure </w:t>
-                      </w:r>
-                      <w:r>
-                        <w:rPr>
-                          <w:b w:val="0"/>
-                          <w:bCs w:val="0"/>
-                        </w:rPr>
                         <w:fldChar w:fldCharType="begin"/>
-                      </w:r>
-                      <w:r>
-                        <w:rPr>
-                          <w:b w:val="0"/>
-                          <w:bCs w:val="0"/>
-                        </w:rPr>
                         <w:instrText xml:space="preserve"> SEQ Figure \* ARABIC </w:instrText>
-                      </w:r>
-                      <w:r>
-                        <w:rPr>
-                          <w:b w:val="0"/>
-                          <w:bCs w:val="0"/>
-                        </w:rPr>
                         <w:fldChar w:fldCharType="separate"/>
                       </w:r>
                       <w:r>
@@ -15486,21 +13280,7 @@
                           <w:noProof/>
                         </w:rPr>
                         <w:t>1</w:t>
-                      </w:r>
-                      <w:r>
-                        <w:rPr>
-                          <w:b w:val="0"/>
-                          <w:bCs w:val="0"/>
-                          <w:noProof/>
-                        </w:rPr>
                         <w:fldChar w:fldCharType="end"/>
-                      </w:r>
-                      <w:r>
-                        <w:rPr>
-                          <w:b w:val="0"/>
-                          <w:bCs w:val="0"/>
-                          <w:noProof/>
-                        </w:rPr>
                         <w:t xml:space="preserve"> </w:t>
                       </w:r>
                       <w:r>
@@ -15518,17 +13298,6 @@
             </w:pict>
           </mc:Fallback>
         </mc:AlternateContent>
-      </w:r>
-      <w:r>
-        <w:rPr>
-          <w:rFonts w:asciiTheme="majorBidi" w:eastAsia="Times New Roman" w:hAnsiTheme="majorBidi" w:cstheme="majorBidi"/>
-          <w:b/>
-          <w:i/>
-          <w:noProof/>
-          <w:sz w:val="20"/>
-          <w:szCs w:val="20"/>
-          <w:lang w:val="en-US"/>
-        </w:rPr>
         <w:drawing>
           <wp:anchor distT="0" distB="0" distL="114300" distR="114300" simplePos="0" relativeHeight="251740160" behindDoc="0" locked="0" layoutInCell="1" allowOverlap="1" wp14:anchorId="00BD5623" wp14:editId="39639FAB">
             <wp:simplePos x="0" y="0"/>
@@ -16260,7 +14029,8 @@
     </w:p>
     <w:p>
       <w:pPr>
-        <w:spacing w:after="0" w:line="240" w:lineRule="exact"/>
+        <w:spacing w:after="80" w:line="240" w:lineRule="auto"/>
+        <w:ind w:left="567" w:hanging="567"/>
         <w:rPr>
           <w:rFonts w:asciiTheme="majorBidi" w:eastAsia="Times New Roman" w:hAnsiTheme="majorBidi" w:cstheme="majorBidi"/>
           <w:szCs w:val="20"/>
@@ -16273,7 +14043,345 @@
           <w:szCs w:val="20"/>
           <w:lang w:val="en-US"/>
         </w:rPr>
-        <w:t xml:space="preserve">Mention the books, research papers, web links etc. </w:t>
+        <w:t>[1]</w:t>
+        <w:tab/>
+        <w:t xml:space="preserve">C. Raffel, N. Shazeer, A. Roberts, K. Lee, S. Narang, M. Matena, Y. Zhou, W. Li and P. J. Liu, "Exploring the Limits of Transfer Learning with a Unified Text-to-Text Transformer," Journal of Machine Learning Research, vol. 21, no. 140, pp. 1-67, 2020.</w:t>
+      </w:r>
+    </w:p>
+    <w:p>
+      <w:pPr>
+        <w:spacing w:after="80" w:line="240" w:lineRule="auto"/>
+        <w:ind w:left="567" w:hanging="567"/>
+        <w:rPr>
+          <w:rFonts w:asciiTheme="majorBidi" w:eastAsia="Times New Roman" w:hAnsiTheme="majorBidi" w:cstheme="majorBidi"/>
+          <w:szCs w:val="20"/>
+          <w:lang w:val="en-US"/>
+        </w:rPr>
+      </w:pPr>
+      <w:r>
+        <w:rPr>
+          <w:rFonts w:asciiTheme="majorBidi" w:eastAsia="Times New Roman" w:hAnsiTheme="majorBidi" w:cstheme="majorBidi"/>
+          <w:szCs w:val="20"/>
+          <w:lang w:val="en-US"/>
+        </w:rPr>
+        <w:t>[2]</w:t>
+        <w:tab/>
+        <w:t xml:space="preserve">J. Ni, G. Hernandez Abrego, N. Constant, J. Ma, K. B. Hall, D. Cer and Y. Yang, "Sentence-T5: Scalable Sentence Encoders from Pre-trained Text-to-Text Models," in Findings of the Association for Computational Linguistics: ACL 2022, pp. 1864-1874, 2022.</w:t>
+      </w:r>
+    </w:p>
+    <w:p>
+      <w:pPr>
+        <w:spacing w:after="80" w:line="240" w:lineRule="auto"/>
+        <w:ind w:left="567" w:hanging="567"/>
+        <w:rPr>
+          <w:rFonts w:asciiTheme="majorBidi" w:eastAsia="Times New Roman" w:hAnsiTheme="majorBidi" w:cstheme="majorBidi"/>
+          <w:szCs w:val="20"/>
+          <w:lang w:val="en-US"/>
+        </w:rPr>
+      </w:pPr>
+      <w:r>
+        <w:rPr>
+          <w:rFonts w:asciiTheme="majorBidi" w:eastAsia="Times New Roman" w:hAnsiTheme="majorBidi" w:cstheme="majorBidi"/>
+          <w:szCs w:val="20"/>
+          <w:lang w:val="en-US"/>
+        </w:rPr>
+        <w:t>[3]</w:t>
+        <w:tab/>
+        <w:t xml:space="preserve">T. Wolf et al., "Transformers: State-of-the-Art Natural Language Processing," in Proc. 2020 Conference on Empirical Methods in Natural Language Processing: System Demonstrations, pp. 38-45, 2020.</w:t>
+      </w:r>
+    </w:p>
+    <w:p>
+      <w:pPr>
+        <w:spacing w:after="80" w:line="240" w:lineRule="auto"/>
+        <w:ind w:left="567" w:hanging="567"/>
+        <w:rPr>
+          <w:rFonts w:asciiTheme="majorBidi" w:eastAsia="Times New Roman" w:hAnsiTheme="majorBidi" w:cstheme="majorBidi"/>
+          <w:szCs w:val="20"/>
+          <w:lang w:val="en-US"/>
+        </w:rPr>
+      </w:pPr>
+      <w:r>
+        <w:rPr>
+          <w:rFonts w:asciiTheme="majorBidi" w:eastAsia="Times New Roman" w:hAnsiTheme="majorBidi" w:cstheme="majorBidi"/>
+          <w:szCs w:val="20"/>
+          <w:lang w:val="en-US"/>
+        </w:rPr>
+        <w:t>[4]</w:t>
+        <w:tab/>
+        <w:t xml:space="preserve">S. Patil, "Question Generation using Transformers," GitHub repository, 2020. [Online]. Available: https://github.com/patil-suraj/question_generation</w:t>
+      </w:r>
+    </w:p>
+    <w:p>
+      <w:pPr>
+        <w:spacing w:after="80" w:line="240" w:lineRule="auto"/>
+        <w:ind w:left="567" w:hanging="567"/>
+        <w:rPr>
+          <w:rFonts w:asciiTheme="majorBidi" w:eastAsia="Times New Roman" w:hAnsiTheme="majorBidi" w:cstheme="majorBidi"/>
+          <w:szCs w:val="20"/>
+          <w:lang w:val="en-US"/>
+        </w:rPr>
+      </w:pPr>
+      <w:r>
+        <w:rPr>
+          <w:rFonts w:asciiTheme="majorBidi" w:eastAsia="Times New Roman" w:hAnsiTheme="majorBidi" w:cstheme="majorBidi"/>
+          <w:szCs w:val="20"/>
+          <w:lang w:val="en-US"/>
+        </w:rPr>
+        <w:t>[5]</w:t>
+        <w:tab/>
+        <w:t xml:space="preserve">M. Jones, J. Bradley and N. Sakimura, "JSON Web Token (JWT)," RFC 7519, Internet Engineering Task Force, May 2015.</w:t>
+      </w:r>
+    </w:p>
+    <w:p>
+      <w:pPr>
+        <w:spacing w:after="80" w:line="240" w:lineRule="auto"/>
+        <w:ind w:left="567" w:hanging="567"/>
+        <w:rPr>
+          <w:rFonts w:asciiTheme="majorBidi" w:eastAsia="Times New Roman" w:hAnsiTheme="majorBidi" w:cstheme="majorBidi"/>
+          <w:szCs w:val="20"/>
+          <w:lang w:val="en-US"/>
+        </w:rPr>
+      </w:pPr>
+      <w:r>
+        <w:rPr>
+          <w:rFonts w:asciiTheme="majorBidi" w:eastAsia="Times New Roman" w:hAnsiTheme="majorBidi" w:cstheme="majorBidi"/>
+          <w:szCs w:val="20"/>
+          <w:lang w:val="en-US"/>
+        </w:rPr>
+        <w:t>[6]</w:t>
+        <w:tab/>
+        <w:t xml:space="preserve">N. Provos and D. Mazieres, "A Future-Adaptable Password Scheme," in Proc. USENIX Annual Technical Conference, FREENIX Track, 1999.</w:t>
+      </w:r>
+    </w:p>
+    <w:p>
+      <w:pPr>
+        <w:spacing w:after="80" w:line="240" w:lineRule="auto"/>
+        <w:ind w:left="567" w:hanging="567"/>
+        <w:rPr>
+          <w:rFonts w:asciiTheme="majorBidi" w:eastAsia="Times New Roman" w:hAnsiTheme="majorBidi" w:cstheme="majorBidi"/>
+          <w:szCs w:val="20"/>
+          <w:lang w:val="en-US"/>
+        </w:rPr>
+      </w:pPr>
+      <w:r>
+        <w:rPr>
+          <w:rFonts w:asciiTheme="majorBidi" w:eastAsia="Times New Roman" w:hAnsiTheme="majorBidi" w:cstheme="majorBidi"/>
+          <w:szCs w:val="20"/>
+          <w:lang w:val="en-US"/>
+        </w:rPr>
+        <w:t>[7]</w:t>
+        <w:tab/>
+        <w:t xml:space="preserve">R. T. Fielding, "Architectural Styles and the Design of Network-based Software Architectures," Ph.D. dissertation, University of California, Irvine, 2000.</w:t>
+      </w:r>
+    </w:p>
+    <w:p>
+      <w:pPr>
+        <w:spacing w:after="80" w:line="240" w:lineRule="auto"/>
+        <w:ind w:left="567" w:hanging="567"/>
+        <w:rPr>
+          <w:rFonts w:asciiTheme="majorBidi" w:eastAsia="Times New Roman" w:hAnsiTheme="majorBidi" w:cstheme="majorBidi"/>
+          <w:szCs w:val="20"/>
+          <w:lang w:val="en-US"/>
+        </w:rPr>
+      </w:pPr>
+      <w:r>
+        <w:rPr>
+          <w:rFonts w:asciiTheme="majorBidi" w:eastAsia="Times New Roman" w:hAnsiTheme="majorBidi" w:cstheme="majorBidi"/>
+          <w:szCs w:val="20"/>
+          <w:lang w:val="en-US"/>
+        </w:rPr>
+        <w:t>[8]</w:t>
+        <w:tab/>
+        <w:t xml:space="preserve">E. F. Codd, "A Relational Model of Data for Large Shared Data Banks," Communications of the ACM, vol. 13, no. 6, pp. 377-387, 1970.</w:t>
+      </w:r>
+    </w:p>
+    <w:p>
+      <w:pPr>
+        <w:spacing w:after="80" w:line="240" w:lineRule="auto"/>
+        <w:ind w:left="567" w:hanging="567"/>
+        <w:rPr>
+          <w:rFonts w:asciiTheme="majorBidi" w:eastAsia="Times New Roman" w:hAnsiTheme="majorBidi" w:cstheme="majorBidi"/>
+          <w:szCs w:val="20"/>
+          <w:lang w:val="en-US"/>
+        </w:rPr>
+      </w:pPr>
+      <w:r>
+        <w:rPr>
+          <w:rFonts w:asciiTheme="majorBidi" w:eastAsia="Times New Roman" w:hAnsiTheme="majorBidi" w:cstheme="majorBidi"/>
+          <w:szCs w:val="20"/>
+          <w:lang w:val="en-US"/>
+        </w:rPr>
+        <w:t>[9]</w:t>
+        <w:tab/>
+        <w:t xml:space="preserve">B. S. Bloom (Ed.), Taxonomy of Educational Objectives, Handbook I: Cognitive Domain. New York: David McKay, 1956.</w:t>
+      </w:r>
+    </w:p>
+    <w:p>
+      <w:pPr>
+        <w:spacing w:after="80" w:line="240" w:lineRule="auto"/>
+        <w:ind w:left="567" w:hanging="567"/>
+        <w:rPr>
+          <w:rFonts w:asciiTheme="majorBidi" w:eastAsia="Times New Roman" w:hAnsiTheme="majorBidi" w:cstheme="majorBidi"/>
+          <w:szCs w:val="20"/>
+          <w:lang w:val="en-US"/>
+        </w:rPr>
+      </w:pPr>
+      <w:r>
+        <w:rPr>
+          <w:rFonts w:asciiTheme="majorBidi" w:eastAsia="Times New Roman" w:hAnsiTheme="majorBidi" w:cstheme="majorBidi"/>
+          <w:szCs w:val="20"/>
+          <w:lang w:val="en-US"/>
+        </w:rPr>
+        <w:t>[10]</w:t>
+        <w:tab/>
+        <w:t xml:space="preserve">K. Schwaber and J. Sutherland, "The Scrum Guide," 2020. [Online]. Available: https://scrumguides.org/</w:t>
+      </w:r>
+    </w:p>
+    <w:p>
+      <w:pPr>
+        <w:spacing w:after="80" w:line="240" w:lineRule="auto"/>
+        <w:ind w:left="567" w:hanging="567"/>
+        <w:rPr>
+          <w:rFonts w:asciiTheme="majorBidi" w:eastAsia="Times New Roman" w:hAnsiTheme="majorBidi" w:cstheme="majorBidi"/>
+          <w:szCs w:val="20"/>
+          <w:lang w:val="en-US"/>
+        </w:rPr>
+      </w:pPr>
+      <w:r>
+        <w:rPr>
+          <w:rFonts w:asciiTheme="majorBidi" w:eastAsia="Times New Roman" w:hAnsiTheme="majorBidi" w:cstheme="majorBidi"/>
+          <w:szCs w:val="20"/>
+          <w:lang w:val="en-US"/>
+        </w:rPr>
+        <w:t>[11]</w:t>
+        <w:tab/>
+        <w:t xml:space="preserve">Django Software Foundation, "Django Documentation." [Online]. Available: https://docs.djangoproject.com/</w:t>
+      </w:r>
+    </w:p>
+    <w:p>
+      <w:pPr>
+        <w:spacing w:after="80" w:line="240" w:lineRule="auto"/>
+        <w:ind w:left="567" w:hanging="567"/>
+        <w:rPr>
+          <w:rFonts w:asciiTheme="majorBidi" w:eastAsia="Times New Roman" w:hAnsiTheme="majorBidi" w:cstheme="majorBidi"/>
+          <w:szCs w:val="20"/>
+          <w:lang w:val="en-US"/>
+        </w:rPr>
+      </w:pPr>
+      <w:r>
+        <w:rPr>
+          <w:rFonts w:asciiTheme="majorBidi" w:eastAsia="Times New Roman" w:hAnsiTheme="majorBidi" w:cstheme="majorBidi"/>
+          <w:szCs w:val="20"/>
+          <w:lang w:val="en-US"/>
+        </w:rPr>
+        <w:t>[12]</w:t>
+        <w:tab/>
+        <w:t xml:space="preserve">Encode OSS, "Django REST framework." [Online]. Available: https://www.django-rest-framework.org/</w:t>
+      </w:r>
+    </w:p>
+    <w:p>
+      <w:pPr>
+        <w:spacing w:after="80" w:line="240" w:lineRule="auto"/>
+        <w:ind w:left="567" w:hanging="567"/>
+        <w:rPr>
+          <w:rFonts w:asciiTheme="majorBidi" w:eastAsia="Times New Roman" w:hAnsiTheme="majorBidi" w:cstheme="majorBidi"/>
+          <w:szCs w:val="20"/>
+          <w:lang w:val="en-US"/>
+        </w:rPr>
+      </w:pPr>
+      <w:r>
+        <w:rPr>
+          <w:rFonts w:asciiTheme="majorBidi" w:eastAsia="Times New Roman" w:hAnsiTheme="majorBidi" w:cstheme="majorBidi"/>
+          <w:szCs w:val="20"/>
+          <w:lang w:val="en-US"/>
+        </w:rPr>
+        <w:t>[13]</w:t>
+        <w:tab/>
+        <w:t xml:space="preserve">Meta Open Source, "React." [Online]. Available: https://react.dev/</w:t>
+      </w:r>
+    </w:p>
+    <w:p>
+      <w:pPr>
+        <w:spacing w:after="80" w:line="240" w:lineRule="auto"/>
+        <w:ind w:left="567" w:hanging="567"/>
+        <w:rPr>
+          <w:rFonts w:asciiTheme="majorBidi" w:eastAsia="Times New Roman" w:hAnsiTheme="majorBidi" w:cstheme="majorBidi"/>
+          <w:szCs w:val="20"/>
+          <w:lang w:val="en-US"/>
+        </w:rPr>
+      </w:pPr>
+      <w:r>
+        <w:rPr>
+          <w:rFonts w:asciiTheme="majorBidi" w:eastAsia="Times New Roman" w:hAnsiTheme="majorBidi" w:cstheme="majorBidi"/>
+          <w:szCs w:val="20"/>
+          <w:lang w:val="en-US"/>
+        </w:rPr>
+        <w:t>[14]</w:t>
+        <w:tab/>
+        <w:t xml:space="preserve">SQLite Consortium, "SQLite Documentation." [Online]. Available: https://www.sqlite.org/docs.html</w:t>
+      </w:r>
+    </w:p>
+    <w:p>
+      <w:pPr>
+        <w:spacing w:after="80" w:line="240" w:lineRule="auto"/>
+        <w:ind w:left="567" w:hanging="567"/>
+        <w:rPr>
+          <w:rFonts w:asciiTheme="majorBidi" w:eastAsia="Times New Roman" w:hAnsiTheme="majorBidi" w:cstheme="majorBidi"/>
+          <w:szCs w:val="20"/>
+          <w:lang w:val="en-US"/>
+        </w:rPr>
+      </w:pPr>
+      <w:r>
+        <w:rPr>
+          <w:rFonts w:asciiTheme="majorBidi" w:eastAsia="Times New Roman" w:hAnsiTheme="majorBidi" w:cstheme="majorBidi"/>
+          <w:szCs w:val="20"/>
+          <w:lang w:val="en-US"/>
+        </w:rPr>
+        <w:t>[15]</w:t>
+        <w:tab/>
+        <w:t xml:space="preserve">Moodle Pty Ltd, "Moodle Documentation." [Online]. Available: https://docs.moodle.org/</w:t>
+      </w:r>
+    </w:p>
+    <w:p>
+      <w:pPr>
+        <w:spacing w:after="80" w:line="240" w:lineRule="auto"/>
+        <w:ind w:left="567" w:hanging="567"/>
+        <w:rPr>
+          <w:rFonts w:asciiTheme="majorBidi" w:eastAsia="Times New Roman" w:hAnsiTheme="majorBidi" w:cstheme="majorBidi"/>
+          <w:szCs w:val="20"/>
+          <w:lang w:val="en-US"/>
+        </w:rPr>
+      </w:pPr>
+      <w:r>
+        <w:rPr>
+          <w:rFonts w:asciiTheme="majorBidi" w:eastAsia="Times New Roman" w:hAnsiTheme="majorBidi" w:cstheme="majorBidi"/>
+          <w:szCs w:val="20"/>
+          <w:lang w:val="en-US"/>
+        </w:rPr>
+        <w:t>[16]</w:t>
+        <w:tab/>
+        <w:t xml:space="preserve">Google, "Google Classroom Help." [Online]. Available: https://support.google.com/edu/classroom/</w:t>
+      </w:r>
+    </w:p>
+    <w:p>
+      <w:pPr>
+        <w:spacing w:after="80" w:line="240" w:lineRule="auto"/>
+        <w:ind w:left="567" w:hanging="567"/>
+        <w:rPr>
+          <w:rFonts w:asciiTheme="majorBidi" w:eastAsia="Times New Roman" w:hAnsiTheme="majorBidi" w:cstheme="majorBidi"/>
+          <w:szCs w:val="20"/>
+          <w:lang w:val="en-US"/>
+        </w:rPr>
+      </w:pPr>
+      <w:r>
+        <w:rPr>
+          <w:rFonts w:asciiTheme="majorBidi" w:eastAsia="Times New Roman" w:hAnsiTheme="majorBidi" w:cstheme="majorBidi"/>
+          <w:szCs w:val="20"/>
+          <w:lang w:val="en-US"/>
+        </w:rPr>
+        <w:t>[17]</w:t>
+        <w:tab/>
+        <w:t xml:space="preserve">Instructure, "Canvas LMS Community Guides." [Online]. Available: https://community.canvaslms.com/</w:t>
       </w:r>
     </w:p>
     <w:p>
@@ -16314,25 +14422,7 @@
           <w:szCs w:val="20"/>
           <w:lang w:val="en-US"/>
         </w:rPr>
-        <w:t xml:space="preserve">Attach the Plagiarism report of your project scope document from library staff of </w:t>
-      </w:r>
-      <w:proofErr w:type="spellStart"/>
-      <w:r>
-        <w:rPr>
-          <w:rFonts w:asciiTheme="majorBidi" w:eastAsia="Times New Roman" w:hAnsiTheme="majorBidi" w:cstheme="majorBidi"/>
-          <w:szCs w:val="20"/>
-          <w:lang w:val="en-US"/>
-        </w:rPr>
-        <w:t>turnitin</w:t>
-      </w:r>
-      <w:proofErr w:type="spellEnd"/>
-      <w:r>
-        <w:rPr>
-          <w:rFonts w:asciiTheme="majorBidi" w:eastAsia="Times New Roman" w:hAnsiTheme="majorBidi" w:cstheme="majorBidi"/>
-          <w:szCs w:val="20"/>
-          <w:lang w:val="en-US"/>
-        </w:rPr>
-        <w:t xml:space="preserve"> tool (</w:t>
+        <w:t xml:space="preserve">Attach the Plagiarism report of your project scope document from library staff of turnitin tool (</w:t>
       </w:r>
       <w:r>
         <w:rPr>
